--- a/ADG/06장/6장_실습문제.docx
+++ b/ADG/06장/6장_실습문제.docx
@@ -51,34 +51,34 @@
           <w:rFonts w:ascii="맑은 고딕" w:hAnsi="맑은 고딕" w:eastAsia="맑은 고딕"/>
           <w:sz w:val="21"/>
         </w:rPr>
-        <w:t>① 데이터베이스 파일의 이름과 위치</w:t>
-      </w:r>
-    </w:p>
-    <w:p>
-      <w:r>
-        <w:rPr>
-          <w:rFonts w:ascii="맑은 고딕" w:hAnsi="맑은 고딕" w:eastAsia="맑은 고딕"/>
-          <w:sz w:val="21"/>
-        </w:rPr>
-        <w:t>② 리두 전송 방식</w:t>
-      </w:r>
-    </w:p>
-    <w:p>
-      <w:r>
-        <w:rPr>
-          <w:rFonts w:ascii="맑은 고딕" w:hAnsi="맑은 고딕" w:eastAsia="맑은 고딕"/>
-          <w:sz w:val="21"/>
-        </w:rPr>
-        <w:t>③ 보호 모드</w:t>
-      </w:r>
-    </w:p>
-    <w:p>
-      <w:r>
-        <w:rPr>
-          <w:rFonts w:ascii="맑은 고딕" w:hAnsi="맑은 고딕" w:eastAsia="맑은 고딕"/>
-          <w:sz w:val="21"/>
-        </w:rPr>
-        <w:t>④ 사용자 권한</w:t>
+        <w:t>① 보호 모드</w:t>
+      </w:r>
+    </w:p>
+    <w:p>
+      <w:r>
+        <w:rPr>
+          <w:rFonts w:ascii="맑은 고딕" w:hAnsi="맑은 고딕" w:eastAsia="맑은 고딕"/>
+          <w:sz w:val="21"/>
+        </w:rPr>
+        <w:t>② 사용자 권한</w:t>
+      </w:r>
+    </w:p>
+    <w:p>
+      <w:r>
+        <w:rPr>
+          <w:rFonts w:ascii="맑은 고딕" w:hAnsi="맑은 고딕" w:eastAsia="맑은 고딕"/>
+          <w:sz w:val="21"/>
+        </w:rPr>
+        <w:t>③ 데이터베이스 파일의 이름과 위치</w:t>
+      </w:r>
+    </w:p>
+    <w:p>
+      <w:r>
+        <w:rPr>
+          <w:rFonts w:ascii="맑은 고딕" w:hAnsi="맑은 고딕" w:eastAsia="맑은 고딕"/>
+          <w:sz w:val="21"/>
+        </w:rPr>
+        <w:t>④ 리두 전송 방식</w:t>
       </w:r>
     </w:p>
     <w:p>
@@ -105,7 +105,7 @@
           <w:rFonts w:ascii="맑은 고딕" w:hAnsi="맑은 고딕" w:eastAsia="맑은 고딕"/>
           <w:sz w:val="21"/>
         </w:rPr>
-        <w:t>① DB_CREATE_FILE_DEST</w:t>
+        <w:t>① DB_RECOVERY_FILE_DEST</w:t>
       </w:r>
     </w:p>
     <w:p>
@@ -123,16 +123,16 @@
           <w:rFonts w:ascii="맑은 고딕" w:hAnsi="맑은 고딕" w:eastAsia="맑은 고딕"/>
           <w:sz w:val="21"/>
         </w:rPr>
-        <w:t>③ CONTROL_FILES</w:t>
-      </w:r>
-    </w:p>
-    <w:p>
-      <w:r>
-        <w:rPr>
-          <w:rFonts w:ascii="맑은 고딕" w:hAnsi="맑은 고딕" w:eastAsia="맑은 고딕"/>
-          <w:sz w:val="21"/>
-        </w:rPr>
-        <w:t>④ DB_RECOVERY_FILE_DEST</w:t>
+        <w:t>③ DB_CREATE_FILE_DEST</w:t>
+      </w:r>
+    </w:p>
+    <w:p>
+      <w:r>
+        <w:rPr>
+          <w:rFonts w:ascii="맑은 고딕" w:hAnsi="맑은 고딕" w:eastAsia="맑은 고딕"/>
+          <w:sz w:val="21"/>
+        </w:rPr>
+        <w:t>④ CONTROL_FILES</w:t>
       </w:r>
     </w:p>
     <w:p>
@@ -159,16 +159,16 @@
           <w:rFonts w:ascii="맑은 고딕" w:hAnsi="맑은 고딕" w:eastAsia="맑은 고딕"/>
           <w:sz w:val="21"/>
         </w:rPr>
-        <w:t>① /u03/app/oracle/oradata</w:t>
-      </w:r>
-    </w:p>
-    <w:p>
-      <w:r>
-        <w:rPr>
-          <w:rFonts w:ascii="맑은 고딕" w:hAnsi="맑은 고딕" w:eastAsia="맑은 고딕"/>
-          <w:sz w:val="21"/>
-        </w:rPr>
-        <w:t>② /u03/app/oracle/oradata/BOSTON</w:t>
+        <w:t>① /u03/app/oracle/oradata/BOSTON</w:t>
+      </w:r>
+    </w:p>
+    <w:p>
+      <w:r>
+        <w:rPr>
+          <w:rFonts w:ascii="맑은 고딕" w:hAnsi="맑은 고딕" w:eastAsia="맑은 고딕"/>
+          <w:sz w:val="21"/>
+        </w:rPr>
+        <w:t>② /u03/app/oracle/oradata</w:t>
       </w:r>
     </w:p>
     <w:p>
@@ -213,25 +213,25 @@
           <w:rFonts w:ascii="맑은 고딕" w:hAnsi="맑은 고딕" w:eastAsia="맑은 고딕"/>
           <w:sz w:val="21"/>
         </w:rPr>
-        <w:t>① DORECOVER</w:t>
-      </w:r>
-    </w:p>
-    <w:p>
-      <w:r>
-        <w:rPr>
-          <w:rFonts w:ascii="맑은 고딕" w:hAnsi="맑은 고딕" w:eastAsia="맑은 고딕"/>
-          <w:sz w:val="21"/>
-        </w:rPr>
-        <w:t>② DB_FILE_NAME_CONVERT</w:t>
-      </w:r>
-    </w:p>
-    <w:p>
-      <w:r>
-        <w:rPr>
-          <w:rFonts w:ascii="맑은 고딕" w:hAnsi="맑은 고딕" w:eastAsia="맑은 고딕"/>
-          <w:sz w:val="21"/>
-        </w:rPr>
-        <w:t>③ LOG_FILE_NAME_CONVERT</w:t>
+        <w:t>① DB_FILE_NAME_CONVERT</w:t>
+      </w:r>
+    </w:p>
+    <w:p>
+      <w:r>
+        <w:rPr>
+          <w:rFonts w:ascii="맑은 고딕" w:hAnsi="맑은 고딕" w:eastAsia="맑은 고딕"/>
+          <w:sz w:val="21"/>
+        </w:rPr>
+        <w:t>② LOG_FILE_NAME_CONVERT</w:t>
+      </w:r>
+    </w:p>
+    <w:p>
+      <w:r>
+        <w:rPr>
+          <w:rFonts w:ascii="맑은 고딕" w:hAnsi="맑은 고딕" w:eastAsia="맑은 고딕"/>
+          <w:sz w:val="21"/>
+        </w:rPr>
+        <w:t>③ DORECOVER</w:t>
       </w:r>
     </w:p>
     <w:p>
@@ -267,7 +267,7 @@
           <w:rFonts w:ascii="맑은 고딕" w:hAnsi="맑은 고딕" w:eastAsia="맑은 고딕"/>
           <w:sz w:val="21"/>
         </w:rPr>
-        <w:t>① OMF 파일 이름에 유일 문자열이 들어가 겹칠 수 없다</w:t>
+        <w:t>① 컨트롤 파일이 다르기 때문이다</w:t>
       </w:r>
     </w:p>
     <w:p>
@@ -285,16 +285,16 @@
           <w:rFonts w:ascii="맑은 고딕" w:hAnsi="맑은 고딕" w:eastAsia="맑은 고딕"/>
           <w:sz w:val="21"/>
         </w:rPr>
-        <w:t>③ Standby가 READ ONLY이기 때문이다</w:t>
-      </w:r>
-    </w:p>
-    <w:p>
-      <w:r>
-        <w:rPr>
-          <w:rFonts w:ascii="맑은 고딕" w:hAnsi="맑은 고딕" w:eastAsia="맑은 고딕"/>
-          <w:sz w:val="21"/>
-        </w:rPr>
-        <w:t>④ 컨트롤 파일이 다르기 때문이다</w:t>
+        <w:t>③ OMF 파일 이름에 유일 문자열이 들어가 겹칠 수 없다</w:t>
+      </w:r>
+    </w:p>
+    <w:p>
+      <w:r>
+        <w:rPr>
+          <w:rFonts w:ascii="맑은 고딕" w:hAnsi="맑은 고딕" w:eastAsia="맑은 고딕"/>
+          <w:sz w:val="21"/>
+        </w:rPr>
+        <w:t>④ Standby가 READ ONLY이기 때문이다</w:t>
       </w:r>
     </w:p>
     <w:p>
@@ -330,16 +330,16 @@
           <w:rFonts w:ascii="맑은 고딕" w:hAnsi="맑은 고딕" w:eastAsia="맑은 고딕"/>
           <w:sz w:val="21"/>
         </w:rPr>
-        <w:t>② 2줄 47바이트</w:t>
-      </w:r>
-    </w:p>
-    <w:p>
-      <w:r>
-        <w:rPr>
-          <w:rFonts w:ascii="맑은 고딕" w:hAnsi="맑은 고딕" w:eastAsia="맑은 고딕"/>
-          <w:sz w:val="21"/>
-        </w:rPr>
-        <w:t>③ 5줄 120바이트</w:t>
+        <w:t>② 5줄 120바이트</w:t>
+      </w:r>
+    </w:p>
+    <w:p>
+      <w:r>
+        <w:rPr>
+          <w:rFonts w:ascii="맑은 고딕" w:hAnsi="맑은 고딕" w:eastAsia="맑은 고딕"/>
+          <w:sz w:val="21"/>
+        </w:rPr>
+        <w:t>③ 2줄 47바이트</w:t>
       </w:r>
     </w:p>
     <w:p>
@@ -375,34 +375,34 @@
           <w:rFonts w:ascii="맑은 고딕" w:hAnsi="맑은 고딕" w:eastAsia="맑은 고딕"/>
           <w:sz w:val="21"/>
         </w:rPr>
-        <w:t>① BOSTON</w:t>
-      </w:r>
-    </w:p>
-    <w:p>
-      <w:r>
-        <w:rPr>
-          <w:rFonts w:ascii="맑은 고딕" w:hAnsi="맑은 고딕" w:eastAsia="맑은 고딕"/>
-          <w:sz w:val="21"/>
-        </w:rPr>
-        <w:t>② Boston</w:t>
-      </w:r>
-    </w:p>
-    <w:p>
-      <w:r>
-        <w:rPr>
-          <w:rFonts w:ascii="맑은 고딕" w:hAnsi="맑은 고딕" w:eastAsia="맑은 고딕"/>
-          <w:sz w:val="21"/>
-        </w:rPr>
-        <w:t>③ boston</w:t>
-      </w:r>
-    </w:p>
-    <w:p>
-      <w:r>
-        <w:rPr>
-          <w:rFonts w:ascii="맑은 고딕" w:hAnsi="맑은 고딕" w:eastAsia="맑은 고딕"/>
-          <w:sz w:val="21"/>
-        </w:rPr>
-        <w:t>④ CHICAGO</w:t>
+        <w:t>① CHICAGO</w:t>
+      </w:r>
+    </w:p>
+    <w:p>
+      <w:r>
+        <w:rPr>
+          <w:rFonts w:ascii="맑은 고딕" w:hAnsi="맑은 고딕" w:eastAsia="맑은 고딕"/>
+          <w:sz w:val="21"/>
+        </w:rPr>
+        <w:t>② BOSTON</w:t>
+      </w:r>
+    </w:p>
+    <w:p>
+      <w:r>
+        <w:rPr>
+          <w:rFonts w:ascii="맑은 고딕" w:hAnsi="맑은 고딕" w:eastAsia="맑은 고딕"/>
+          <w:sz w:val="21"/>
+        </w:rPr>
+        <w:t>③ Boston</w:t>
+      </w:r>
+    </w:p>
+    <w:p>
+      <w:r>
+        <w:rPr>
+          <w:rFonts w:ascii="맑은 고딕" w:hAnsi="맑은 고딕" w:eastAsia="맑은 고딕"/>
+          <w:sz w:val="21"/>
+        </w:rPr>
+        <w:t>④ boston</w:t>
       </w:r>
     </w:p>
     <w:p>
@@ -429,34 +429,34 @@
           <w:rFonts w:ascii="맑은 고딕" w:hAnsi="맑은 고딕" w:eastAsia="맑은 고딕"/>
           <w:sz w:val="21"/>
         </w:rPr>
-        <w:t>① DB_UNIQUE_NAME을 대문자로 바꾼 것</w:t>
-      </w:r>
-    </w:p>
-    <w:p>
-      <w:r>
-        <w:rPr>
-          <w:rFonts w:ascii="맑은 고딕" w:hAnsi="맑은 고딕" w:eastAsia="맑은 고딕"/>
-          <w:sz w:val="21"/>
-        </w:rPr>
-        <w:t>② DB_NAME을 대문자로 바꾼 것</w:t>
-      </w:r>
-    </w:p>
-    <w:p>
-      <w:r>
-        <w:rPr>
-          <w:rFonts w:ascii="맑은 고딕" w:hAnsi="맑은 고딕" w:eastAsia="맑은 고딕"/>
-          <w:sz w:val="21"/>
-        </w:rPr>
-        <w:t>③ ORACLE_SID 그대로</w:t>
-      </w:r>
-    </w:p>
-    <w:p>
-      <w:r>
-        <w:rPr>
-          <w:rFonts w:ascii="맑은 고딕" w:hAnsi="맑은 고딕" w:eastAsia="맑은 고딕"/>
-          <w:sz w:val="21"/>
-        </w:rPr>
-        <w:t>④ 리스너 GLOBAL_DBNAME</w:t>
+        <w:t>① 리스너 GLOBAL_DBNAME</w:t>
+      </w:r>
+    </w:p>
+    <w:p>
+      <w:r>
+        <w:rPr>
+          <w:rFonts w:ascii="맑은 고딕" w:hAnsi="맑은 고딕" w:eastAsia="맑은 고딕"/>
+          <w:sz w:val="21"/>
+        </w:rPr>
+        <w:t>② ORACLE_SID 그대로</w:t>
+      </w:r>
+    </w:p>
+    <w:p>
+      <w:r>
+        <w:rPr>
+          <w:rFonts w:ascii="맑은 고딕" w:hAnsi="맑은 고딕" w:eastAsia="맑은 고딕"/>
+          <w:sz w:val="21"/>
+        </w:rPr>
+        <w:t>③ DB_NAME을 대문자로 바꾼 것</w:t>
+      </w:r>
+    </w:p>
+    <w:p>
+      <w:r>
+        <w:rPr>
+          <w:rFonts w:ascii="맑은 고딕" w:hAnsi="맑은 고딕" w:eastAsia="맑은 고딕"/>
+          <w:sz w:val="21"/>
+        </w:rPr>
+        <w:t>④ DB_UNIQUE_NAME을 대문자로 바꾼 것</w:t>
       </w:r>
     </w:p>
     <w:p>
@@ -483,34 +483,34 @@
           <w:rFonts w:ascii="맑은 고딕" w:hAnsi="맑은 고딕" w:eastAsia="맑은 고딕"/>
           <w:sz w:val="21"/>
         </w:rPr>
-        <w:t>① o1_mf</w:t>
-      </w:r>
-    </w:p>
-    <w:p>
-      <w:r>
-        <w:rPr>
-          <w:rFonts w:ascii="맑은 고딕" w:hAnsi="맑은 고딕" w:eastAsia="맑은 고딕"/>
-          <w:sz w:val="21"/>
-        </w:rPr>
-        <w:t>② omf_</w:t>
-      </w:r>
-    </w:p>
-    <w:p>
-      <w:r>
-        <w:rPr>
-          <w:rFonts w:ascii="맑은 고딕" w:hAnsi="맑은 고딕" w:eastAsia="맑은 고딕"/>
-          <w:sz w:val="21"/>
-        </w:rPr>
-        <w:t>③ ora_</w:t>
-      </w:r>
-    </w:p>
-    <w:p>
-      <w:r>
-        <w:rPr>
-          <w:rFonts w:ascii="맑은 고딕" w:hAnsi="맑은 고딕" w:eastAsia="맑은 고딕"/>
-          <w:sz w:val="21"/>
-        </w:rPr>
-        <w:t>④ dbf_</w:t>
+        <w:t>① omf_</w:t>
+      </w:r>
+    </w:p>
+    <w:p>
+      <w:r>
+        <w:rPr>
+          <w:rFonts w:ascii="맑은 고딕" w:hAnsi="맑은 고딕" w:eastAsia="맑은 고딕"/>
+          <w:sz w:val="21"/>
+        </w:rPr>
+        <w:t>② dbf_</w:t>
+      </w:r>
+    </w:p>
+    <w:p>
+      <w:r>
+        <w:rPr>
+          <w:rFonts w:ascii="맑은 고딕" w:hAnsi="맑은 고딕" w:eastAsia="맑은 고딕"/>
+          <w:sz w:val="21"/>
+        </w:rPr>
+        <w:t>③ o1_mf</w:t>
+      </w:r>
+    </w:p>
+    <w:p>
+      <w:r>
+        <w:rPr>
+          <w:rFonts w:ascii="맑은 고딕" w:hAnsi="맑은 고딕" w:eastAsia="맑은 고딕"/>
+          <w:sz w:val="21"/>
+        </w:rPr>
+        <w:t>④ ora_</w:t>
       </w:r>
     </w:p>
     <w:p>
@@ -537,34 +537,34 @@
           <w:rFonts w:ascii="맑은 고딕" w:hAnsi="맑은 고딕" w:eastAsia="맑은 고딕"/>
           <w:sz w:val="21"/>
         </w:rPr>
-        <w:t>① 테이블스페이스 이름</w:t>
-      </w:r>
-    </w:p>
-    <w:p>
-      <w:r>
-        <w:rPr>
-          <w:rFonts w:ascii="맑은 고딕" w:hAnsi="맑은 고딕" w:eastAsia="맑은 고딕"/>
-          <w:sz w:val="21"/>
-        </w:rPr>
-        <w:t>② 파일 번호</w:t>
-      </w:r>
-    </w:p>
-    <w:p>
-      <w:r>
-        <w:rPr>
-          <w:rFonts w:ascii="맑은 고딕" w:hAnsi="맑은 고딕" w:eastAsia="맑은 고딕"/>
-          <w:sz w:val="21"/>
-        </w:rPr>
-        <w:t>③ PDB 이름</w:t>
-      </w:r>
-    </w:p>
-    <w:p>
-      <w:r>
-        <w:rPr>
-          <w:rFonts w:ascii="맑은 고딕" w:hAnsi="맑은 고딕" w:eastAsia="맑은 고딕"/>
-          <w:sz w:val="21"/>
-        </w:rPr>
-        <w:t>④ 생성 시각</w:t>
+        <w:t>① 파일 번호</w:t>
+      </w:r>
+    </w:p>
+    <w:p>
+      <w:r>
+        <w:rPr>
+          <w:rFonts w:ascii="맑은 고딕" w:hAnsi="맑은 고딕" w:eastAsia="맑은 고딕"/>
+          <w:sz w:val="21"/>
+        </w:rPr>
+        <w:t>② 생성 시각</w:t>
+      </w:r>
+    </w:p>
+    <w:p>
+      <w:r>
+        <w:rPr>
+          <w:rFonts w:ascii="맑은 고딕" w:hAnsi="맑은 고딕" w:eastAsia="맑은 고딕"/>
+          <w:sz w:val="21"/>
+        </w:rPr>
+        <w:t>③ 테이블스페이스 이름</w:t>
+      </w:r>
+    </w:p>
+    <w:p>
+      <w:r>
+        <w:rPr>
+          <w:rFonts w:ascii="맑은 고딕" w:hAnsi="맑은 고딕" w:eastAsia="맑은 고딕"/>
+          <w:sz w:val="21"/>
+        </w:rPr>
+        <w:t>④ PDB 이름</w:t>
       </w:r>
     </w:p>
     <w:p>
@@ -600,16 +600,16 @@
           <w:rFonts w:ascii="맑은 고딕" w:hAnsi="맑은 고딕" w:eastAsia="맑은 고딕"/>
           <w:sz w:val="21"/>
         </w:rPr>
-        <w:t>② .dbf</w:t>
-      </w:r>
-    </w:p>
-    <w:p>
-      <w:r>
-        <w:rPr>
-          <w:rFonts w:ascii="맑은 고딕" w:hAnsi="맑은 고딕" w:eastAsia="맑은 고딕"/>
-          <w:sz w:val="21"/>
-        </w:rPr>
-        <w:t>③ .log</w:t>
+        <w:t>② .log</w:t>
+      </w:r>
+    </w:p>
+    <w:p>
+      <w:r>
+        <w:rPr>
+          <w:rFonts w:ascii="맑은 고딕" w:hAnsi="맑은 고딕" w:eastAsia="맑은 고딕"/>
+          <w:sz w:val="21"/>
+        </w:rPr>
+        <w:t>③ .dbf</w:t>
       </w:r>
     </w:p>
     <w:p>
@@ -645,16 +645,16 @@
           <w:rFonts w:ascii="맑은 고딕" w:hAnsi="맑은 고딕" w:eastAsia="맑은 고딕"/>
           <w:sz w:val="21"/>
         </w:rPr>
-        <w:t>① PDB의 GUID</w:t>
-      </w:r>
-    </w:p>
-    <w:p>
-      <w:r>
-        <w:rPr>
-          <w:rFonts w:ascii="맑은 고딕" w:hAnsi="맑은 고딕" w:eastAsia="맑은 고딕"/>
-          <w:sz w:val="21"/>
-        </w:rPr>
-        <w:t>② PDB 이름</w:t>
+        <w:t>① PDB 이름</w:t>
+      </w:r>
+    </w:p>
+    <w:p>
+      <w:r>
+        <w:rPr>
+          <w:rFonts w:ascii="맑은 고딕" w:hAnsi="맑은 고딕" w:eastAsia="맑은 고딕"/>
+          <w:sz w:val="21"/>
+        </w:rPr>
+        <w:t>② PDB의 GUID</w:t>
       </w:r>
     </w:p>
     <w:p>
@@ -708,16 +708,16 @@
           <w:rFonts w:ascii="맑은 고딕" w:hAnsi="맑은 고딕" w:eastAsia="맑은 고딕"/>
           <w:sz w:val="21"/>
         </w:rPr>
-        <w:t>② 59F036501C3B321DE0633CE110ACEFEB</w:t>
-      </w:r>
-    </w:p>
-    <w:p>
-      <w:r>
-        <w:rPr>
-          <w:rFonts w:ascii="맑은 고딕" w:hAnsi="맑은 고딕" w:eastAsia="맑은 고딕"/>
-          <w:sz w:val="21"/>
-        </w:rPr>
-        <w:t>③ 1852041610</w:t>
+        <w:t>② 1852041610</w:t>
+      </w:r>
+    </w:p>
+    <w:p>
+      <w:r>
+        <w:rPr>
+          <w:rFonts w:ascii="맑은 고딕" w:hAnsi="맑은 고딕" w:eastAsia="맑은 고딕"/>
+          <w:sz w:val="21"/>
+        </w:rPr>
+        <w:t>③ 59F036501C3B321DE0633CE110ACEFEB</w:t>
       </w:r>
     </w:p>
     <w:p>
@@ -753,34 +753,34 @@
           <w:rFonts w:ascii="맑은 고딕" w:hAnsi="맑은 고딕" w:eastAsia="맑은 고딕"/>
           <w:sz w:val="21"/>
         </w:rPr>
-        <w:t>① Primary와 같다 (1852041610)</w:t>
-      </w:r>
-    </w:p>
-    <w:p>
-      <w:r>
-        <w:rPr>
-          <w:rFonts w:ascii="맑은 고딕" w:hAnsi="맑은 고딕" w:eastAsia="맑은 고딕"/>
-          <w:sz w:val="21"/>
-        </w:rPr>
-        <w:t>② 새로 부여된다</w:t>
-      </w:r>
-    </w:p>
-    <w:p>
-      <w:r>
-        <w:rPr>
-          <w:rFonts w:ascii="맑은 고딕" w:hAnsi="맑은 고딕" w:eastAsia="맑은 고딕"/>
-          <w:sz w:val="21"/>
-        </w:rPr>
-        <w:t>③ 0이 된다</w:t>
-      </w:r>
-    </w:p>
-    <w:p>
-      <w:r>
-        <w:rPr>
-          <w:rFonts w:ascii="맑은 고딕" w:hAnsi="맑은 고딕" w:eastAsia="맑은 고딕"/>
-          <w:sz w:val="21"/>
-        </w:rPr>
-        <w:t>④ DB_UNIQUE_NAME에서 계산된다</w:t>
+        <w:t>① 새로 부여된다</w:t>
+      </w:r>
+    </w:p>
+    <w:p>
+      <w:r>
+        <w:rPr>
+          <w:rFonts w:ascii="맑은 고딕" w:hAnsi="맑은 고딕" w:eastAsia="맑은 고딕"/>
+          <w:sz w:val="21"/>
+        </w:rPr>
+        <w:t>② 0이 된다</w:t>
+      </w:r>
+    </w:p>
+    <w:p>
+      <w:r>
+        <w:rPr>
+          <w:rFonts w:ascii="맑은 고딕" w:hAnsi="맑은 고딕" w:eastAsia="맑은 고딕"/>
+          <w:sz w:val="21"/>
+        </w:rPr>
+        <w:t>③ DB_UNIQUE_NAME에서 계산된다</w:t>
+      </w:r>
+    </w:p>
+    <w:p>
+      <w:r>
+        <w:rPr>
+          <w:rFonts w:ascii="맑은 고딕" w:hAnsi="맑은 고딕" w:eastAsia="맑은 고딕"/>
+          <w:sz w:val="21"/>
+        </w:rPr>
+        <w:t>④ Primary와 같다 (1852041610)</w:t>
       </w:r>
     </w:p>
     <w:p>
@@ -861,34 +861,34 @@
           <w:rFonts w:ascii="맑은 고딕" w:hAnsi="맑은 고딕" w:eastAsia="맑은 고딕"/>
           <w:sz w:val="21"/>
         </w:rPr>
-        <w:t>① 가능하다</w:t>
-      </w:r>
-    </w:p>
-    <w:p>
-      <w:r>
-        <w:rPr>
-          <w:rFonts w:ascii="맑은 고딕" w:hAnsi="맑은 고딕" w:eastAsia="맑은 고딕"/>
-          <w:sz w:val="21"/>
-        </w:rPr>
-        <w:t>② 불가능하다</w:t>
-      </w:r>
-    </w:p>
-    <w:p>
-      <w:r>
-        <w:rPr>
-          <w:rFonts w:ascii="맑은 고딕" w:hAnsi="맑은 고딕" w:eastAsia="맑은 고딕"/>
-          <w:sz w:val="21"/>
-        </w:rPr>
-        <w:t>③ Primary를 먼저 OMF로 바꿔야 한다</w:t>
-      </w:r>
-    </w:p>
-    <w:p>
-      <w:r>
-        <w:rPr>
-          <w:rFonts w:ascii="맑은 고딕" w:hAnsi="맑은 고딕" w:eastAsia="맑은 고딕"/>
-          <w:sz w:val="21"/>
-        </w:rPr>
-        <w:t>④ 12c 이상에서만 가능하다</w:t>
+        <w:t>① 불가능하다</w:t>
+      </w:r>
+    </w:p>
+    <w:p>
+      <w:r>
+        <w:rPr>
+          <w:rFonts w:ascii="맑은 고딕" w:hAnsi="맑은 고딕" w:eastAsia="맑은 고딕"/>
+          <w:sz w:val="21"/>
+        </w:rPr>
+        <w:t>② Primary를 먼저 OMF로 바꿔야 한다</w:t>
+      </w:r>
+    </w:p>
+    <w:p>
+      <w:r>
+        <w:rPr>
+          <w:rFonts w:ascii="맑은 고딕" w:hAnsi="맑은 고딕" w:eastAsia="맑은 고딕"/>
+          <w:sz w:val="21"/>
+        </w:rPr>
+        <w:t>③ 12c 이상에서만 가능하다</w:t>
+      </w:r>
+    </w:p>
+    <w:p>
+      <w:r>
+        <w:rPr>
+          <w:rFonts w:ascii="맑은 고딕" w:hAnsi="맑은 고딕" w:eastAsia="맑은 고딕"/>
+          <w:sz w:val="21"/>
+        </w:rPr>
+        <w:t>④ 가능하다</w:t>
       </w:r>
     </w:p>
     <w:p>
@@ -915,16 +915,16 @@
           <w:rFonts w:ascii="맑은 고딕" w:hAnsi="맑은 고딕" w:eastAsia="맑은 고딕"/>
           <w:sz w:val="21"/>
         </w:rPr>
-        <w:t>① MOUNTED</w:t>
-      </w:r>
-    </w:p>
-    <w:p>
-      <w:r>
-        <w:rPr>
-          <w:rFonts w:ascii="맑은 고딕" w:hAnsi="맑은 고딕" w:eastAsia="맑은 고딕"/>
-          <w:sz w:val="21"/>
-        </w:rPr>
-        <w:t>② READ ONLY WITH APPLY</w:t>
+        <w:t>① READ ONLY WITH APPLY</w:t>
+      </w:r>
+    </w:p>
+    <w:p>
+      <w:r>
+        <w:rPr>
+          <w:rFonts w:ascii="맑은 고딕" w:hAnsi="맑은 고딕" w:eastAsia="맑은 고딕"/>
+          <w:sz w:val="21"/>
+        </w:rPr>
+        <w:t>② NOMOUNT</w:t>
       </w:r>
     </w:p>
     <w:p>
@@ -942,7 +942,7 @@
           <w:rFonts w:ascii="맑은 고딕" w:hAnsi="맑은 고딕" w:eastAsia="맑은 고딕"/>
           <w:sz w:val="21"/>
         </w:rPr>
-        <w:t>④ NOMOUNT</w:t>
+        <w:t>④ MOUNTED</w:t>
       </w:r>
     </w:p>
     <w:p>
@@ -969,34 +969,34 @@
           <w:rFonts w:ascii="맑은 고딕" w:hAnsi="맑은 고딕" w:eastAsia="맑은 고딕"/>
           <w:sz w:val="21"/>
         </w:rPr>
-        <w:t>① 컨트롤 파일 (경로를 SET으로 지정할 경우)</w:t>
-      </w:r>
-    </w:p>
-    <w:p>
-      <w:r>
-        <w:rPr>
-          <w:rFonts w:ascii="맑은 고딕" w:hAnsi="맑은 고딕" w:eastAsia="맑은 고딕"/>
-          <w:sz w:val="21"/>
-        </w:rPr>
-        <w:t>② 데이터 파일</w:t>
-      </w:r>
-    </w:p>
-    <w:p>
-      <w:r>
-        <w:rPr>
-          <w:rFonts w:ascii="맑은 고딕" w:hAnsi="맑은 고딕" w:eastAsia="맑은 고딕"/>
-          <w:sz w:val="21"/>
-        </w:rPr>
-        <w:t>③ 온라인 로그</w:t>
-      </w:r>
-    </w:p>
-    <w:p>
-      <w:r>
-        <w:rPr>
-          <w:rFonts w:ascii="맑은 고딕" w:hAnsi="맑은 고딕" w:eastAsia="맑은 고딕"/>
-          <w:sz w:val="21"/>
-        </w:rPr>
-        <w:t>④ 임시 파일</w:t>
+        <w:t>① 데이터 파일</w:t>
+      </w:r>
+    </w:p>
+    <w:p>
+      <w:r>
+        <w:rPr>
+          <w:rFonts w:ascii="맑은 고딕" w:hAnsi="맑은 고딕" w:eastAsia="맑은 고딕"/>
+          <w:sz w:val="21"/>
+        </w:rPr>
+        <w:t>② 온라인 로그</w:t>
+      </w:r>
+    </w:p>
+    <w:p>
+      <w:r>
+        <w:rPr>
+          <w:rFonts w:ascii="맑은 고딕" w:hAnsi="맑은 고딕" w:eastAsia="맑은 고딕"/>
+          <w:sz w:val="21"/>
+        </w:rPr>
+        <w:t>③ 임시 파일</w:t>
+      </w:r>
+    </w:p>
+    <w:p>
+      <w:r>
+        <w:rPr>
+          <w:rFonts w:ascii="맑은 고딕" w:hAnsi="맑은 고딕" w:eastAsia="맑은 고딕"/>
+          <w:sz w:val="21"/>
+        </w:rPr>
+        <w:t>④ 컨트롤 파일 (경로를 SET으로 지정할 경우)</w:t>
       </w:r>
     </w:p>
     <w:p>
@@ -1023,7 +1023,7 @@
           <w:rFonts w:ascii="맑은 고딕" w:hAnsi="맑은 고딕" w:eastAsia="맑은 고딕"/>
           <w:sz w:val="21"/>
         </w:rPr>
-        <w:t>① FRA — 아카이브 로그, 백업, 플래시백 로그</w:t>
+        <w:t>① 감사 파일</w:t>
       </w:r>
     </w:p>
     <w:p>
@@ -1050,7 +1050,7 @@
           <w:rFonts w:ascii="맑은 고딕" w:hAnsi="맑은 고딕" w:eastAsia="맑은 고딕"/>
           <w:sz w:val="21"/>
         </w:rPr>
-        <w:t>④ 감사 파일</w:t>
+        <w:t>④ FRA — 아카이브 로그, 백업, 플래시백 로그</w:t>
       </w:r>
     </w:p>
     <w:p>
@@ -1077,34 +1077,34 @@
           <w:rFonts w:ascii="맑은 고딕" w:hAnsi="맑은 고딕" w:eastAsia="맑은 고딕"/>
           <w:sz w:val="21"/>
         </w:rPr>
-        <w:t>① 15GB (15,360MB)</w:t>
-      </w:r>
-    </w:p>
-    <w:p>
-      <w:r>
-        <w:rPr>
-          <w:rFonts w:ascii="맑은 고딕" w:hAnsi="맑은 고딕" w:eastAsia="맑은 고딕"/>
-          <w:sz w:val="21"/>
-        </w:rPr>
-        <w:t>② 1GB</w:t>
-      </w:r>
-    </w:p>
-    <w:p>
-      <w:r>
-        <w:rPr>
-          <w:rFonts w:ascii="맑은 고딕" w:hAnsi="맑은 고딕" w:eastAsia="맑은 고딕"/>
-          <w:sz w:val="21"/>
-        </w:rPr>
-        <w:t>③ 50GB</w:t>
-      </w:r>
-    </w:p>
-    <w:p>
-      <w:r>
-        <w:rPr>
-          <w:rFonts w:ascii="맑은 고딕" w:hAnsi="맑은 고딕" w:eastAsia="맑은 고딕"/>
-          <w:sz w:val="21"/>
-        </w:rPr>
-        <w:t>④ 제한 없음</w:t>
+        <w:t>① 제한 없음</w:t>
+      </w:r>
+    </w:p>
+    <w:p>
+      <w:r>
+        <w:rPr>
+          <w:rFonts w:ascii="맑은 고딕" w:hAnsi="맑은 고딕" w:eastAsia="맑은 고딕"/>
+          <w:sz w:val="21"/>
+        </w:rPr>
+        <w:t>② 15GB (15,360MB)</w:t>
+      </w:r>
+    </w:p>
+    <w:p>
+      <w:r>
+        <w:rPr>
+          <w:rFonts w:ascii="맑은 고딕" w:hAnsi="맑은 고딕" w:eastAsia="맑은 고딕"/>
+          <w:sz w:val="21"/>
+        </w:rPr>
+        <w:t>③ 1GB</w:t>
+      </w:r>
+    </w:p>
+    <w:p>
+      <w:r>
+        <w:rPr>
+          <w:rFonts w:ascii="맑은 고딕" w:hAnsi="맑은 고딕" w:eastAsia="맑은 고딕"/>
+          <w:sz w:val="21"/>
+        </w:rPr>
+        <w:t>④ 50GB</w:t>
       </w:r>
     </w:p>
     <w:p>
@@ -1139,16 +1139,16 @@
           <w:rFonts w:ascii="맑은 고딕" w:hAnsi="맑은 고딕" w:eastAsia="맑은 고딕"/>
           <w:sz w:val="21"/>
         </w:rPr>
-        <w:t>① 인스턴스가 뜨지 않는다</w:t>
-      </w:r>
-    </w:p>
-    <w:p>
-      <w:r>
-        <w:rPr>
-          <w:rFonts w:ascii="맑은 고딕" w:hAnsi="맑은 고딕" w:eastAsia="맑은 고딕"/>
-          <w:sz w:val="21"/>
-        </w:rPr>
-        <w:t>② 인스턴스는 뜨고 DUPLICATE에서 실패한다</w:t>
+        <w:t>① 디렉터리가 자동 생성된다</w:t>
+      </w:r>
+    </w:p>
+    <w:p>
+      <w:r>
+        <w:rPr>
+          <w:rFonts w:ascii="맑은 고딕" w:hAnsi="맑은 고딕" w:eastAsia="맑은 고딕"/>
+          <w:sz w:val="21"/>
+        </w:rPr>
+        <w:t>② 인스턴스가 뜨지 않는다</w:t>
       </w:r>
     </w:p>
     <w:p>
@@ -1166,7 +1166,7 @@
           <w:rFonts w:ascii="맑은 고딕" w:hAnsi="맑은 고딕" w:eastAsia="맑은 고딕"/>
           <w:sz w:val="21"/>
         </w:rPr>
-        <w:t>④ 디렉터리가 자동 생성된다</w:t>
+        <w:t>④ 인스턴스는 뜨고 DUPLICATE에서 실패한다</w:t>
       </w:r>
     </w:p>
     <w:p>
@@ -1193,34 +1193,34 @@
           <w:rFonts w:ascii="맑은 고딕" w:hAnsi="맑은 고딕" w:eastAsia="맑은 고딕"/>
           <w:sz w:val="21"/>
         </w:rPr>
-        <w:t>① ORA-01261 + ORA-01262 + ORA-01034</w:t>
-      </w:r>
-    </w:p>
-    <w:p>
-      <w:r>
-        <w:rPr>
-          <w:rFonts w:ascii="맑은 고딕" w:hAnsi="맑은 고딕" w:eastAsia="맑은 고딕"/>
-          <w:sz w:val="21"/>
-        </w:rPr>
-        <w:t>② RMAN-05538 + RMAN-05001</w:t>
-      </w:r>
-    </w:p>
-    <w:p>
-      <w:r>
-        <w:rPr>
-          <w:rFonts w:ascii="맑은 고딕" w:hAnsi="맑은 고딕" w:eastAsia="맑은 고딕"/>
-          <w:sz w:val="21"/>
-        </w:rPr>
-        <w:t>③ ORA-17628 + ORA-19505</w:t>
-      </w:r>
-    </w:p>
-    <w:p>
-      <w:r>
-        <w:rPr>
-          <w:rFonts w:ascii="맑은 고딕" w:hAnsi="맑은 고딕" w:eastAsia="맑은 고딕"/>
-          <w:sz w:val="21"/>
-        </w:rPr>
-        <w:t>④ ORA-32002 + ORA-01109</w:t>
+        <w:t>① ORA-17628 + ORA-19505</w:t>
+      </w:r>
+    </w:p>
+    <w:p>
+      <w:r>
+        <w:rPr>
+          <w:rFonts w:ascii="맑은 고딕" w:hAnsi="맑은 고딕" w:eastAsia="맑은 고딕"/>
+          <w:sz w:val="21"/>
+        </w:rPr>
+        <w:t>② ORA-32002 + ORA-01109</w:t>
+      </w:r>
+    </w:p>
+    <w:p>
+      <w:r>
+        <w:rPr>
+          <w:rFonts w:ascii="맑은 고딕" w:hAnsi="맑은 고딕" w:eastAsia="맑은 고딕"/>
+          <w:sz w:val="21"/>
+        </w:rPr>
+        <w:t>③ ORA-01261 + ORA-01262 + ORA-01034</w:t>
+      </w:r>
+    </w:p>
+    <w:p>
+      <w:r>
+        <w:rPr>
+          <w:rFonts w:ascii="맑은 고딕" w:hAnsi="맑은 고딕" w:eastAsia="맑은 고딕"/>
+          <w:sz w:val="21"/>
+        </w:rPr>
+        <w:t>④ RMAN-05538 + RMAN-05001</w:t>
       </w:r>
     </w:p>
     <w:p>
@@ -1247,7 +1247,7 @@
           <w:rFonts w:ascii="맑은 고딕" w:hAnsi="맑은 고딕" w:eastAsia="맑은 고딕"/>
           <w:sz w:val="21"/>
         </w:rPr>
-        <w:t>① ENOENT — 경로가 없다</w:t>
+        <w:t>① ENOSPC — 공간이 없다</w:t>
       </w:r>
     </w:p>
     <w:p>
@@ -1265,7 +1265,7 @@
           <w:rFonts w:ascii="맑은 고딕" w:hAnsi="맑은 고딕" w:eastAsia="맑은 고딕"/>
           <w:sz w:val="21"/>
         </w:rPr>
-        <w:t>③ ENOSPC — 공간이 없다</w:t>
+        <w:t>③ ENOENT — 경로가 없다</w:t>
       </w:r>
     </w:p>
     <w:p>
@@ -1301,34 +1301,34 @@
           <w:rFonts w:ascii="맑은 고딕" w:hAnsi="맑은 고딕" w:eastAsia="맑은 고딕"/>
           <w:sz w:val="21"/>
         </w:rPr>
-        <w:t>① RMAN-03002: failure of allocate command</w:t>
-      </w:r>
-    </w:p>
-    <w:p>
-      <w:r>
-        <w:rPr>
-          <w:rFonts w:ascii="맑은 고딕" w:hAnsi="맑은 고딕" w:eastAsia="맑은 고딕"/>
-          <w:sz w:val="21"/>
-        </w:rPr>
-        <w:t>② RMAN-03002: failure of Duplicate Db command</w:t>
-      </w:r>
-    </w:p>
-    <w:p>
-      <w:r>
-        <w:rPr>
-          <w:rFonts w:ascii="맑은 고딕" w:hAnsi="맑은 고딕" w:eastAsia="맑은 고딕"/>
-          <w:sz w:val="21"/>
-        </w:rPr>
-        <w:t>③ RMAN-05001</w:t>
-      </w:r>
-    </w:p>
-    <w:p>
-      <w:r>
-        <w:rPr>
-          <w:rFonts w:ascii="맑은 고딕" w:hAnsi="맑은 고딕" w:eastAsia="맑은 고딕"/>
-          <w:sz w:val="21"/>
-        </w:rPr>
-        <w:t>④ RMAN-05500</w:t>
+        <w:t>① RMAN-03002: failure of Duplicate Db command</w:t>
+      </w:r>
+    </w:p>
+    <w:p>
+      <w:r>
+        <w:rPr>
+          <w:rFonts w:ascii="맑은 고딕" w:hAnsi="맑은 고딕" w:eastAsia="맑은 고딕"/>
+          <w:sz w:val="21"/>
+        </w:rPr>
+        <w:t>② RMAN-03002: failure of allocate command</w:t>
+      </w:r>
+    </w:p>
+    <w:p>
+      <w:r>
+        <w:rPr>
+          <w:rFonts w:ascii="맑은 고딕" w:hAnsi="맑은 고딕" w:eastAsia="맑은 고딕"/>
+          <w:sz w:val="21"/>
+        </w:rPr>
+        <w:t>③ RMAN-05500</w:t>
+      </w:r>
+    </w:p>
+    <w:p>
+      <w:r>
+        <w:rPr>
+          <w:rFonts w:ascii="맑은 고딕" w:hAnsi="맑은 고딕" w:eastAsia="맑은 고딕"/>
+          <w:sz w:val="21"/>
+        </w:rPr>
+        <w:t>④ RMAN-05001</w:t>
       </w:r>
     </w:p>
     <w:p>
@@ -1355,7 +1355,7 @@
           <w:rFonts w:ascii="맑은 고딕" w:hAnsi="맑은 고딕" w:eastAsia="맑은 고딕"/>
           <w:sz w:val="21"/>
         </w:rPr>
-        <w:t>① SGA가 없다 — 인스턴스가 뜨지 않았다</w:t>
+        <w:t>① 패스워드 파일이 없다</w:t>
       </w:r>
     </w:p>
     <w:p>
@@ -1382,7 +1382,7 @@
           <w:rFonts w:ascii="맑은 고딕" w:hAnsi="맑은 고딕" w:eastAsia="맑은 고딕"/>
           <w:sz w:val="21"/>
         </w:rPr>
-        <w:t>④ 패스워드 파일이 없다</w:t>
+        <w:t>④ SGA가 없다 — 인스턴스가 뜨지 않았다</w:t>
       </w:r>
     </w:p>
     <w:p>
@@ -1409,16 +1409,16 @@
           <w:rFonts w:ascii="맑은 고딕" w:hAnsi="맑은 고딕" w:eastAsia="맑은 고딕"/>
           <w:sz w:val="21"/>
         </w:rPr>
-        <w:t>① 5장의 첫 번째 실패와 동일한 RMAN-05538 + RMAN-05001</w:t>
-      </w:r>
-    </w:p>
-    <w:p>
-      <w:r>
-        <w:rPr>
-          <w:rFonts w:ascii="맑은 고딕" w:hAnsi="맑은 고딕" w:eastAsia="맑은 고딕"/>
-          <w:sz w:val="21"/>
-        </w:rPr>
-        <w:t>② 정상 동작한다</w:t>
+        <w:t>① ORA-19505가 난다</w:t>
+      </w:r>
+    </w:p>
+    <w:p>
+      <w:r>
+        <w:rPr>
+          <w:rFonts w:ascii="맑은 고딕" w:hAnsi="맑은 고딕" w:eastAsia="맑은 고딕"/>
+          <w:sz w:val="21"/>
+        </w:rPr>
+        <w:t>② 5장의 첫 번째 실패와 동일한 RMAN-05538 + RMAN-05001</w:t>
       </w:r>
     </w:p>
     <w:p>
@@ -1436,7 +1436,7 @@
           <w:rFonts w:ascii="맑은 고딕" w:hAnsi="맑은 고딕" w:eastAsia="맑은 고딕"/>
           <w:sz w:val="21"/>
         </w:rPr>
-        <w:t>④ ORA-19505가 난다</w:t>
+        <w:t>④ 정상 동작한다</w:t>
       </w:r>
     </w:p>
     <w:p>
@@ -1463,16 +1463,16 @@
           <w:rFonts w:ascii="맑은 고딕" w:hAnsi="맑은 고딕" w:eastAsia="맑은 고딕"/>
           <w:sz w:val="21"/>
         </w:rPr>
-        <w:t>① DB_CREATE_FILE_DEST와 DB_FILE_NAME_CONVERT는 같은 질문의 두 대답이다</w:t>
-      </w:r>
-    </w:p>
-    <w:p>
-      <w:r>
-        <w:rPr>
-          <w:rFonts w:ascii="맑은 고딕" w:hAnsi="맑은 고딕" w:eastAsia="맑은 고딕"/>
-          <w:sz w:val="21"/>
-        </w:rPr>
-        <w:t>② 두 파라미터를 반드시 함께 써야 한다</w:t>
+        <w:t>① 두 파라미터를 반드시 함께 써야 한다</w:t>
+      </w:r>
+    </w:p>
+    <w:p>
+      <w:r>
+        <w:rPr>
+          <w:rFonts w:ascii="맑은 고딕" w:hAnsi="맑은 고딕" w:eastAsia="맑은 고딕"/>
+          <w:sz w:val="21"/>
+        </w:rPr>
+        <w:t>② DB_CREATE_FILE_DEST와 DB_FILE_NAME_CONVERT는 같은 질문의 두 대답이다</w:t>
       </w:r>
     </w:p>
     <w:p>
@@ -1517,34 +1517,34 @@
           <w:rFonts w:ascii="맑은 고딕" w:hAnsi="맑은 고딕" w:eastAsia="맑은 고딕"/>
           <w:sz w:val="21"/>
         </w:rPr>
-        <w:t>① 그룹 7개에 멤버가 2개씩이기 때문</w:t>
-      </w:r>
-    </w:p>
-    <w:p>
-      <w:r>
-        <w:rPr>
-          <w:rFonts w:ascii="맑은 고딕" w:hAnsi="맑은 고딕" w:eastAsia="맑은 고딕"/>
-          <w:sz w:val="21"/>
-        </w:rPr>
-        <w:t>② 그룹이 14개이기 때문</w:t>
-      </w:r>
-    </w:p>
-    <w:p>
-      <w:r>
-        <w:rPr>
-          <w:rFonts w:ascii="맑은 고딕" w:hAnsi="맑은 고딕" w:eastAsia="맑은 고딕"/>
-          <w:sz w:val="21"/>
-        </w:rPr>
-        <w:t>③ Primary와 Standby를 함께 보여 주기 때문</w:t>
-      </w:r>
-    </w:p>
-    <w:p>
-      <w:r>
-        <w:rPr>
-          <w:rFonts w:ascii="맑은 고딕" w:hAnsi="맑은 고딕" w:eastAsia="맑은 고딕"/>
-          <w:sz w:val="21"/>
-        </w:rPr>
-        <w:t>④ 조회가 잘못되었기 때문</w:t>
+        <w:t>① Primary와 Standby를 함께 보여 주기 때문</w:t>
+      </w:r>
+    </w:p>
+    <w:p>
+      <w:r>
+        <w:rPr>
+          <w:rFonts w:ascii="맑은 고딕" w:hAnsi="맑은 고딕" w:eastAsia="맑은 고딕"/>
+          <w:sz w:val="21"/>
+        </w:rPr>
+        <w:t>② 조회가 잘못되었기 때문</w:t>
+      </w:r>
+    </w:p>
+    <w:p>
+      <w:r>
+        <w:rPr>
+          <w:rFonts w:ascii="맑은 고딕" w:hAnsi="맑은 고딕" w:eastAsia="맑은 고딕"/>
+          <w:sz w:val="21"/>
+        </w:rPr>
+        <w:t>③ 그룹 7개에 멤버가 2개씩이기 때문</w:t>
+      </w:r>
+    </w:p>
+    <w:p>
+      <w:r>
+        <w:rPr>
+          <w:rFonts w:ascii="맑은 고딕" w:hAnsi="맑은 고딕" w:eastAsia="맑은 고딕"/>
+          <w:sz w:val="21"/>
+        </w:rPr>
+        <w:t>④ 그룹이 14개이기 때문</w:t>
       </w:r>
     </w:p>
     <w:p>
@@ -1580,7 +1580,7 @@
           <w:rFonts w:ascii="맑은 고딕" w:hAnsi="맑은 고딕" w:eastAsia="맑은 고딕"/>
           <w:sz w:val="21"/>
         </w:rPr>
-        <w:t>② DB_CREATE_ONLINE_LOG_DEST_1 지정</w:t>
+        <w:t>② FORCE LOGGING 활성화</w:t>
       </w:r>
     </w:p>
     <w:p>
@@ -1598,7 +1598,7 @@
           <w:rFonts w:ascii="맑은 고딕" w:hAnsi="맑은 고딕" w:eastAsia="맑은 고딕"/>
           <w:sz w:val="21"/>
         </w:rPr>
-        <w:t>④ FORCE LOGGING 활성화</w:t>
+        <w:t>④ DB_CREATE_ONLINE_LOG_DEST_1 지정</w:t>
       </w:r>
     </w:p>
     <w:p>
@@ -1634,16 +1634,16 @@
           <w:rFonts w:ascii="맑은 고딕" w:hAnsi="맑은 고딕" w:eastAsia="맑은 고딕"/>
           <w:sz w:val="21"/>
         </w:rPr>
-        <w:t>② 2,800MB</w:t>
-      </w:r>
-    </w:p>
-    <w:p>
-      <w:r>
-        <w:rPr>
-          <w:rFonts w:ascii="맑은 고딕" w:hAnsi="맑은 고딕" w:eastAsia="맑은 고딕"/>
-          <w:sz w:val="21"/>
-        </w:rPr>
-        <w:t>③ 200MB</w:t>
+        <w:t>② 200MB</w:t>
+      </w:r>
+    </w:p>
+    <w:p>
+      <w:r>
+        <w:rPr>
+          <w:rFonts w:ascii="맑은 고딕" w:hAnsi="맑은 고딕" w:eastAsia="맑은 고딕"/>
+          <w:sz w:val="21"/>
+        </w:rPr>
+        <w:t>③ 2,800MB</w:t>
       </w:r>
     </w:p>
     <w:p>
@@ -1679,34 +1679,34 @@
           <w:rFonts w:ascii="맑은 고딕" w:hAnsi="맑은 고딕" w:eastAsia="맑은 고딕"/>
           <w:sz w:val="21"/>
         </w:rPr>
-        <w:t>① DB_CREATE_ONLINE_LOG_DEST_1을 하나만 명시한다</w:t>
-      </w:r>
-    </w:p>
-    <w:p>
-      <w:r>
-        <w:rPr>
-          <w:rFonts w:ascii="맑은 고딕" w:hAnsi="맑은 고딕" w:eastAsia="맑은 고딕"/>
-          <w:sz w:val="21"/>
-        </w:rPr>
-        <w:t>② DB_RECOVERY_FILE_DEST를 지운다</w:t>
-      </w:r>
-    </w:p>
-    <w:p>
-      <w:r>
-        <w:rPr>
-          <w:rFonts w:ascii="맑은 고딕" w:hAnsi="맑은 고딕" w:eastAsia="맑은 고딕"/>
-          <w:sz w:val="21"/>
-        </w:rPr>
-        <w:t>③ 멤버를 수동으로 DROP한다</w:t>
-      </w:r>
-    </w:p>
-    <w:p>
-      <w:r>
-        <w:rPr>
-          <w:rFonts w:ascii="맑은 고딕" w:hAnsi="맑은 고딕" w:eastAsia="맑은 고딕"/>
-          <w:sz w:val="21"/>
-        </w:rPr>
-        <w:t>④ FRA 크기를 줄인다</w:t>
+        <w:t>① FRA 크기를 줄인다</w:t>
+      </w:r>
+    </w:p>
+    <w:p>
+      <w:r>
+        <w:rPr>
+          <w:rFonts w:ascii="맑은 고딕" w:hAnsi="맑은 고딕" w:eastAsia="맑은 고딕"/>
+          <w:sz w:val="21"/>
+        </w:rPr>
+        <w:t>② 멤버를 수동으로 DROP한다</w:t>
+      </w:r>
+    </w:p>
+    <w:p>
+      <w:r>
+        <w:rPr>
+          <w:rFonts w:ascii="맑은 고딕" w:hAnsi="맑은 고딕" w:eastAsia="맑은 고딕"/>
+          <w:sz w:val="21"/>
+        </w:rPr>
+        <w:t>③ DB_RECOVERY_FILE_DEST를 지운다</w:t>
+      </w:r>
+    </w:p>
+    <w:p>
+      <w:r>
+        <w:rPr>
+          <w:rFonts w:ascii="맑은 고딕" w:hAnsi="맑은 고딕" w:eastAsia="맑은 고딕"/>
+          <w:sz w:val="21"/>
+        </w:rPr>
+        <w:t>④ DB_CREATE_ONLINE_LOG_DEST_1을 하나만 명시한다</w:t>
       </w:r>
     </w:p>
     <w:p>
@@ -1733,34 +1733,34 @@
           <w:rFonts w:ascii="맑은 고딕" w:hAnsi="맑은 고딕" w:eastAsia="맑은 고딕"/>
           <w:sz w:val="21"/>
         </w:rPr>
-        <w:t>① Primary 값이 그대로 상속되어 Chicago 경로를 가리킨다</w:t>
-      </w:r>
-    </w:p>
-    <w:p>
-      <w:r>
-        <w:rPr>
-          <w:rFonts w:ascii="맑은 고딕" w:hAnsi="맑은 고딕" w:eastAsia="맑은 고딕"/>
-          <w:sz w:val="21"/>
-        </w:rPr>
-        <w:t>② OMF 규칙에 따라 o1_mf 이름으로 생성된다</w:t>
-      </w:r>
-    </w:p>
-    <w:p>
-      <w:r>
-        <w:rPr>
-          <w:rFonts w:ascii="맑은 고딕" w:hAnsi="맑은 고딕" w:eastAsia="맑은 고딕"/>
-          <w:sz w:val="21"/>
-        </w:rPr>
-        <w:t>③ 비어 있다</w:t>
-      </w:r>
-    </w:p>
-    <w:p>
-      <w:r>
-        <w:rPr>
-          <w:rFonts w:ascii="맑은 고딕" w:hAnsi="맑은 고딕" w:eastAsia="맑은 고딕"/>
-          <w:sz w:val="21"/>
-        </w:rPr>
-        <w:t>④ BOSTON 경로로 자동 변환된다</w:t>
+        <w:t>① OMF 규칙에 따라 o1_mf 이름으로 생성된다</w:t>
+      </w:r>
+    </w:p>
+    <w:p>
+      <w:r>
+        <w:rPr>
+          <w:rFonts w:ascii="맑은 고딕" w:hAnsi="맑은 고딕" w:eastAsia="맑은 고딕"/>
+          <w:sz w:val="21"/>
+        </w:rPr>
+        <w:t>② Primary 값이 그대로 상속되어 Chicago 경로를 가리킨다</w:t>
+      </w:r>
+    </w:p>
+    <w:p>
+      <w:r>
+        <w:rPr>
+          <w:rFonts w:ascii="맑은 고딕" w:hAnsi="맑은 고딕" w:eastAsia="맑은 고딕"/>
+          <w:sz w:val="21"/>
+        </w:rPr>
+        <w:t>③ BOSTON 경로로 자동 변환된다</w:t>
+      </w:r>
+    </w:p>
+    <w:p>
+      <w:r>
+        <w:rPr>
+          <w:rFonts w:ascii="맑은 고딕" w:hAnsi="맑은 고딕" w:eastAsia="맑은 고딕"/>
+          <w:sz w:val="21"/>
+        </w:rPr>
+        <w:t>④ 비어 있다</w:t>
       </w:r>
     </w:p>
     <w:p>
@@ -1787,25 +1787,25 @@
           <w:rFonts w:ascii="맑은 고딕" w:hAnsi="맑은 고딕" w:eastAsia="맑은 고딕"/>
           <w:sz w:val="21"/>
         </w:rPr>
-        <w:t>① 값이 비어 있을 때만</w:t>
-      </w:r>
-    </w:p>
-    <w:p>
-      <w:r>
-        <w:rPr>
-          <w:rFonts w:ascii="맑은 고딕" w:hAnsi="맑은 고딕" w:eastAsia="맑은 고딕"/>
-          <w:sz w:val="21"/>
-        </w:rPr>
-        <w:t>② 항상 개입한다</w:t>
-      </w:r>
-    </w:p>
-    <w:p>
-      <w:r>
-        <w:rPr>
-          <w:rFonts w:ascii="맑은 고딕" w:hAnsi="맑은 고딕" w:eastAsia="맑은 고딕"/>
-          <w:sz w:val="21"/>
-        </w:rPr>
-        <w:t>③ DB_CREATE_FILE_DEST가 있으면 항상</w:t>
+        <w:t>① 항상 개입한다</w:t>
+      </w:r>
+    </w:p>
+    <w:p>
+      <w:r>
+        <w:rPr>
+          <w:rFonts w:ascii="맑은 고딕" w:hAnsi="맑은 고딕" w:eastAsia="맑은 고딕"/>
+          <w:sz w:val="21"/>
+        </w:rPr>
+        <w:t>② DB_CREATE_FILE_DEST가 있으면 항상</w:t>
+      </w:r>
+    </w:p>
+    <w:p>
+      <w:r>
+        <w:rPr>
+          <w:rFonts w:ascii="맑은 고딕" w:hAnsi="맑은 고딕" w:eastAsia="맑은 고딕"/>
+          <w:sz w:val="21"/>
+        </w:rPr>
+        <w:t>③ 값이 비어 있을 때만</w:t>
       </w:r>
     </w:p>
     <w:p>
@@ -1841,16 +1841,16 @@
           <w:rFonts w:ascii="맑은 고딕" w:hAnsi="맑은 고딕" w:eastAsia="맑은 고딕"/>
           <w:sz w:val="21"/>
         </w:rPr>
-        <w:t>① SPFILE (정적 파라미터이므로)</w:t>
-      </w:r>
-    </w:p>
-    <w:p>
-      <w:r>
-        <w:rPr>
-          <w:rFonts w:ascii="맑은 고딕" w:hAnsi="맑은 고딕" w:eastAsia="맑은 고딕"/>
-          <w:sz w:val="21"/>
-        </w:rPr>
-        <w:t>② MEMORY</w:t>
+        <w:t>① MEMORY</w:t>
+      </w:r>
+    </w:p>
+    <w:p>
+      <w:r>
+        <w:rPr>
+          <w:rFonts w:ascii="맑은 고딕" w:hAnsi="맑은 고딕" w:eastAsia="맑은 고딕"/>
+          <w:sz w:val="21"/>
+        </w:rPr>
+        <w:t>② SPFILE (정적 파라미터이므로)</w:t>
       </w:r>
     </w:p>
     <w:p>
@@ -1904,25 +1904,25 @@
           <w:rFonts w:ascii="맑은 고딕" w:hAnsi="맑은 고딕" w:eastAsia="맑은 고딕"/>
           <w:sz w:val="21"/>
         </w:rPr>
-        <w:t>② 파일 이동 → 파라미터 변경 → 재기동</w:t>
-      </w:r>
-    </w:p>
-    <w:p>
-      <w:r>
-        <w:rPr>
-          <w:rFonts w:ascii="맑은 고딕" w:hAnsi="맑은 고딕" w:eastAsia="맑은 고딕"/>
-          <w:sz w:val="21"/>
-        </w:rPr>
-        <w:t>③ 종료 → 파일 이동 → 기동 → 파라미터 변경</w:t>
-      </w:r>
-    </w:p>
-    <w:p>
-      <w:r>
-        <w:rPr>
-          <w:rFonts w:ascii="맑은 고딕" w:hAnsi="맑은 고딕" w:eastAsia="맑은 고딕"/>
-          <w:sz w:val="21"/>
-        </w:rPr>
-        <w:t>④ 순서는 무관하다</w:t>
+        <w:t>② 종료 → 파일 이동 → 기동 → 파라미터 변경</w:t>
+      </w:r>
+    </w:p>
+    <w:p>
+      <w:r>
+        <w:rPr>
+          <w:rFonts w:ascii="맑은 고딕" w:hAnsi="맑은 고딕" w:eastAsia="맑은 고딕"/>
+          <w:sz w:val="21"/>
+        </w:rPr>
+        <w:t>③ 순서는 무관하다</w:t>
+      </w:r>
+    </w:p>
+    <w:p>
+      <w:r>
+        <w:rPr>
+          <w:rFonts w:ascii="맑은 고딕" w:hAnsi="맑은 고딕" w:eastAsia="맑은 고딕"/>
+          <w:sz w:val="21"/>
+        </w:rPr>
+        <w:t>④ 파일 이동 → 파라미터 변경 → 재기동</w:t>
       </w:r>
     </w:p>
     <w:p>
@@ -1958,25 +1958,25 @@
           <w:rFonts w:ascii="맑은 고딕" w:hAnsi="맑은 고딕" w:eastAsia="맑은 고딕"/>
           <w:sz w:val="21"/>
         </w:rPr>
-        <w:t>② ORA-01034</w:t>
-      </w:r>
-    </w:p>
-    <w:p>
-      <w:r>
-        <w:rPr>
-          <w:rFonts w:ascii="맑은 고딕" w:hAnsi="맑은 고딕" w:eastAsia="맑은 고딕"/>
-          <w:sz w:val="21"/>
-        </w:rPr>
-        <w:t>③ ORA-19838</w:t>
-      </w:r>
-    </w:p>
-    <w:p>
-      <w:r>
-        <w:rPr>
-          <w:rFonts w:ascii="맑은 고딕" w:hAnsi="맑은 고딕" w:eastAsia="맑은 고딕"/>
-          <w:sz w:val="21"/>
-        </w:rPr>
-        <w:t>④ ORA-01507</w:t>
+        <w:t>② ORA-19838</w:t>
+      </w:r>
+    </w:p>
+    <w:p>
+      <w:r>
+        <w:rPr>
+          <w:rFonts w:ascii="맑은 고딕" w:hAnsi="맑은 고딕" w:eastAsia="맑은 고딕"/>
+          <w:sz w:val="21"/>
+        </w:rPr>
+        <w:t>③ ORA-01507</w:t>
+      </w:r>
+    </w:p>
+    <w:p>
+      <w:r>
+        <w:rPr>
+          <w:rFonts w:ascii="맑은 고딕" w:hAnsi="맑은 고딕" w:eastAsia="맑은 고딕"/>
+          <w:sz w:val="21"/>
+        </w:rPr>
+        <w:t>④ ORA-01034</w:t>
       </w:r>
     </w:p>
     <w:p>
@@ -2057,34 +2057,34 @@
           <w:rFonts w:ascii="맑은 고딕" w:hAnsi="맑은 고딕" w:eastAsia="맑은 고딕"/>
           <w:sz w:val="21"/>
         </w:rPr>
-        <w:t>① ORA-16000 — 읽기 전용이다</w:t>
-      </w:r>
-    </w:p>
-    <w:p>
-      <w:r>
-        <w:rPr>
-          <w:rFonts w:ascii="맑은 고딕" w:hAnsi="맑은 고딕" w:eastAsia="맑은 고딕"/>
-          <w:sz w:val="21"/>
-        </w:rPr>
-        <w:t>② 정상 생성된다</w:t>
-      </w:r>
-    </w:p>
-    <w:p>
-      <w:r>
-        <w:rPr>
-          <w:rFonts w:ascii="맑은 고딕" w:hAnsi="맑은 고딕" w:eastAsia="맑은 고딕"/>
-          <w:sz w:val="21"/>
-        </w:rPr>
-        <w:t>③ ORA-02236</w:t>
-      </w:r>
-    </w:p>
-    <w:p>
-      <w:r>
-        <w:rPr>
-          <w:rFonts w:ascii="맑은 고딕" w:hAnsi="맑은 고딕" w:eastAsia="맑은 고딕"/>
-          <w:sz w:val="21"/>
-        </w:rPr>
-        <w:t>④ Primary로 자동 전달된다</w:t>
+        <w:t>① 정상 생성된다</w:t>
+      </w:r>
+    </w:p>
+    <w:p>
+      <w:r>
+        <w:rPr>
+          <w:rFonts w:ascii="맑은 고딕" w:hAnsi="맑은 고딕" w:eastAsia="맑은 고딕"/>
+          <w:sz w:val="21"/>
+        </w:rPr>
+        <w:t>② ORA-16000 — 읽기 전용이다</w:t>
+      </w:r>
+    </w:p>
+    <w:p>
+      <w:r>
+        <w:rPr>
+          <w:rFonts w:ascii="맑은 고딕" w:hAnsi="맑은 고딕" w:eastAsia="맑은 고딕"/>
+          <w:sz w:val="21"/>
+        </w:rPr>
+        <w:t>③ Primary로 자동 전달된다</w:t>
+      </w:r>
+    </w:p>
+    <w:p>
+      <w:r>
+        <w:rPr>
+          <w:rFonts w:ascii="맑은 고딕" w:hAnsi="맑은 고딕" w:eastAsia="맑은 고딕"/>
+          <w:sz w:val="21"/>
+        </w:rPr>
+        <w:t>④ ORA-02236</w:t>
       </w:r>
     </w:p>
     <w:p>
@@ -2111,34 +2111,34 @@
           <w:rFonts w:ascii="맑은 고딕" w:hAnsi="맑은 고딕" w:eastAsia="맑은 고딕"/>
           <w:sz w:val="21"/>
         </w:rPr>
-        <w:t>① ORA-02236 — 파일 이름이 없다</w:t>
-      </w:r>
-    </w:p>
-    <w:p>
-      <w:r>
-        <w:rPr>
-          <w:rFonts w:ascii="맑은 고딕" w:hAnsi="맑은 고딕" w:eastAsia="맑은 고딕"/>
-          <w:sz w:val="21"/>
-        </w:rPr>
-        <w:t>② 정상 생성된다</w:t>
-      </w:r>
-    </w:p>
-    <w:p>
-      <w:r>
-        <w:rPr>
-          <w:rFonts w:ascii="맑은 고딕" w:hAnsi="맑은 고딕" w:eastAsia="맑은 고딕"/>
-          <w:sz w:val="21"/>
-        </w:rPr>
-        <w:t>③ ORA-16000</w:t>
-      </w:r>
-    </w:p>
-    <w:p>
-      <w:r>
-        <w:rPr>
-          <w:rFonts w:ascii="맑은 고딕" w:hAnsi="맑은 고딕" w:eastAsia="맑은 고딕"/>
-          <w:sz w:val="21"/>
-        </w:rPr>
-        <w:t>④ ORA-01261</w:t>
+        <w:t>① ORA-01261</w:t>
+      </w:r>
+    </w:p>
+    <w:p>
+      <w:r>
+        <w:rPr>
+          <w:rFonts w:ascii="맑은 고딕" w:hAnsi="맑은 고딕" w:eastAsia="맑은 고딕"/>
+          <w:sz w:val="21"/>
+        </w:rPr>
+        <w:t>② ORA-02236 — 파일 이름이 없다</w:t>
+      </w:r>
+    </w:p>
+    <w:p>
+      <w:r>
+        <w:rPr>
+          <w:rFonts w:ascii="맑은 고딕" w:hAnsi="맑은 고딕" w:eastAsia="맑은 고딕"/>
+          <w:sz w:val="21"/>
+        </w:rPr>
+        <w:t>③ 정상 생성된다</w:t>
+      </w:r>
+    </w:p>
+    <w:p>
+      <w:r>
+        <w:rPr>
+          <w:rFonts w:ascii="맑은 고딕" w:hAnsi="맑은 고딕" w:eastAsia="맑은 고딕"/>
+          <w:sz w:val="21"/>
+        </w:rPr>
+        <w:t>④ ORA-16000</w:t>
       </w:r>
     </w:p>
     <w:p>
@@ -2174,16 +2174,16 @@
           <w:rFonts w:ascii="맑은 고딕" w:hAnsi="맑은 고딕" w:eastAsia="맑은 고딕"/>
           <w:sz w:val="21"/>
         </w:rPr>
-        <w:t>② RMAN-05500</w:t>
-      </w:r>
-    </w:p>
-    <w:p>
-      <w:r>
-        <w:rPr>
-          <w:rFonts w:ascii="맑은 고딕" w:hAnsi="맑은 고딕" w:eastAsia="맑은 고딕"/>
-          <w:sz w:val="21"/>
-        </w:rPr>
-        <w:t>③ 정상적으로 다시 복제된다</w:t>
+        <w:t>② 정상적으로 다시 복제된다</w:t>
+      </w:r>
+    </w:p>
+    <w:p>
+      <w:r>
+        <w:rPr>
+          <w:rFonts w:ascii="맑은 고딕" w:hAnsi="맑은 고딕" w:eastAsia="맑은 고딕"/>
+          <w:sz w:val="21"/>
+        </w:rPr>
+        <w:t>③ RMAN-05500</w:t>
       </w:r>
     </w:p>
     <w:p>
@@ -2227,7 +2227,7 @@
           <w:rFonts w:ascii="맑은 고딕" w:hAnsi="맑은 고딕" w:eastAsia="맑은 고딕"/>
           <w:sz w:val="21"/>
         </w:rPr>
-        <w:t>① DB_CREATE_FILE_DEST는 stat()으로 검증되지만 convert는 문자열 규칙일 뿐이다</w:t>
+        <w:t>① 컨트롤 파일 유형이 다르기 때문</w:t>
       </w:r>
     </w:p>
     <w:p>
@@ -2254,7 +2254,7 @@
           <w:rFonts w:ascii="맑은 고딕" w:hAnsi="맑은 고딕" w:eastAsia="맑은 고딕"/>
           <w:sz w:val="21"/>
         </w:rPr>
-        <w:t>④ 컨트롤 파일 유형이 다르기 때문</w:t>
+        <w:t>④ DB_CREATE_FILE_DEST는 stat()으로 검증되지만 convert는 문자열 규칙일 뿐이다</w:t>
       </w:r>
     </w:p>
     <w:p>
@@ -2281,16 +2281,16 @@
           <w:rFonts w:ascii="맑은 고딕" w:hAnsi="맑은 고딕" w:eastAsia="맑은 고딕"/>
           <w:sz w:val="21"/>
         </w:rPr>
-        <w:t>① 잔재 파일이 남지 않아 정리할 것이 없다</w:t>
-      </w:r>
-    </w:p>
-    <w:p>
-      <w:r>
-        <w:rPr>
-          <w:rFonts w:ascii="맑은 고딕" w:hAnsi="맑은 고딕" w:eastAsia="맑은 고딕"/>
-          <w:sz w:val="21"/>
-        </w:rPr>
-        <w:t>② 오류 번호가 같다</w:t>
+        <w:t>① 재시도가 불가능하다</w:t>
+      </w:r>
+    </w:p>
+    <w:p>
+      <w:r>
+        <w:rPr>
+          <w:rFonts w:ascii="맑은 고딕" w:hAnsi="맑은 고딕" w:eastAsia="맑은 고딕"/>
+          <w:sz w:val="21"/>
+        </w:rPr>
+        <w:t>② 잔재 파일이 남지 않아 정리할 것이 없다</w:t>
       </w:r>
     </w:p>
     <w:p>
@@ -2308,7 +2308,7 @@
           <w:rFonts w:ascii="맑은 고딕" w:hAnsi="맑은 고딕" w:eastAsia="맑은 고딕"/>
           <w:sz w:val="21"/>
         </w:rPr>
-        <w:t>④ 재시도가 불가능하다</w:t>
+        <w:t>④ 오류 번호가 같다</w:t>
       </w:r>
     </w:p>
     <w:p>
@@ -2335,7 +2335,7 @@
           <w:rFonts w:ascii="맑은 고딕" w:hAnsi="맑은 고딕" w:eastAsia="맑은 고딕"/>
           <w:sz w:val="21"/>
         </w:rPr>
-        <w:t>① PDB 이름은 바뀔 수 있지만 GUID는 바뀌지 않기 때문</w:t>
+        <w:t>① 보안 때문</w:t>
       </w:r>
     </w:p>
     <w:p>
@@ -2353,16 +2353,16 @@
           <w:rFonts w:ascii="맑은 고딕" w:hAnsi="맑은 고딕" w:eastAsia="맑은 고딕"/>
           <w:sz w:val="21"/>
         </w:rPr>
-        <w:t>③ 이름은 대소문자를 구별하지 않기 때문</w:t>
-      </w:r>
-    </w:p>
-    <w:p>
-      <w:r>
-        <w:rPr>
-          <w:rFonts w:ascii="맑은 고딕" w:hAnsi="맑은 고딕" w:eastAsia="맑은 고딕"/>
-          <w:sz w:val="21"/>
-        </w:rPr>
-        <w:t>④ 보안 때문</w:t>
+        <w:t>③ PDB 이름은 바뀔 수 있지만 GUID는 바뀌지 않기 때문</w:t>
+      </w:r>
+    </w:p>
+    <w:p>
+      <w:r>
+        <w:rPr>
+          <w:rFonts w:ascii="맑은 고딕" w:hAnsi="맑은 고딕" w:eastAsia="맑은 고딕"/>
+          <w:sz w:val="21"/>
+        </w:rPr>
+        <w:t>④ 이름은 대소문자를 구별하지 않기 때문</w:t>
       </w:r>
     </w:p>
     <w:p>
@@ -2398,25 +2398,25 @@
           <w:rFonts w:ascii="맑은 고딕" w:hAnsi="맑은 고딕" w:eastAsia="맑은 고딕"/>
           <w:sz w:val="21"/>
         </w:rPr>
-        <w:t>② 백업 용량이 줄어든다</w:t>
-      </w:r>
-    </w:p>
-    <w:p>
-      <w:r>
-        <w:rPr>
-          <w:rFonts w:ascii="맑은 고딕" w:hAnsi="맑은 고딕" w:eastAsia="맑은 고딕"/>
-          <w:sz w:val="21"/>
-        </w:rPr>
-        <w:t>③ 전송 속도가 빨라진다</w:t>
-      </w:r>
-    </w:p>
-    <w:p>
-      <w:r>
-        <w:rPr>
-          <w:rFonts w:ascii="맑은 고딕" w:hAnsi="맑은 고딕" w:eastAsia="맑은 고딕"/>
-          <w:sz w:val="21"/>
-        </w:rPr>
-        <w:t>④ 역할 전환이 빨라진다</w:t>
+        <w:t>② 역할 전환이 빨라진다</w:t>
+      </w:r>
+    </w:p>
+    <w:p>
+      <w:r>
+        <w:rPr>
+          <w:rFonts w:ascii="맑은 고딕" w:hAnsi="맑은 고딕" w:eastAsia="맑은 고딕"/>
+          <w:sz w:val="21"/>
+        </w:rPr>
+        <w:t>③ 백업 용량이 줄어든다</w:t>
+      </w:r>
+    </w:p>
+    <w:p>
+      <w:r>
+        <w:rPr>
+          <w:rFonts w:ascii="맑은 고딕" w:hAnsi="맑은 고딕" w:eastAsia="맑은 고딕"/>
+          <w:sz w:val="21"/>
+        </w:rPr>
+        <w:t>④ 전송 속도가 빨라진다</w:t>
       </w:r>
     </w:p>
     <w:p>
@@ -2443,7 +2443,7 @@
           <w:rFonts w:ascii="맑은 고딕" w:hAnsi="맑은 고딕" w:eastAsia="맑은 고딕"/>
           <w:sz w:val="21"/>
         </w:rPr>
-        <w:t>① `set control_files` 없음 + `parameter_value_convert` 없음</w:t>
+        <w:t>① NOFILENAMECHECK 누락 + DORECOVER 누락</w:t>
       </w:r>
     </w:p>
     <w:p>
@@ -2461,16 +2461,16 @@
           <w:rFonts w:ascii="맑은 고딕" w:hAnsi="맑은 고딕" w:eastAsia="맑은 고딕"/>
           <w:sz w:val="21"/>
         </w:rPr>
-        <w:t>③ NOFILENAMECHECK 누락 + DORECOVER 누락</w:t>
-      </w:r>
-    </w:p>
-    <w:p>
-      <w:r>
-        <w:rPr>
-          <w:rFonts w:ascii="맑은 고딕" w:hAnsi="맑은 고딕" w:eastAsia="맑은 고딕"/>
-          <w:sz w:val="21"/>
-        </w:rPr>
-        <w:t>④ 패스워드 파일 불일치 + 리스너 미등록</w:t>
+        <w:t>③ 패스워드 파일 불일치 + 리스너 미등록</w:t>
+      </w:r>
+    </w:p>
+    <w:p>
+      <w:r>
+        <w:rPr>
+          <w:rFonts w:ascii="맑은 고딕" w:hAnsi="맑은 고딕" w:eastAsia="맑은 고딕"/>
+          <w:sz w:val="21"/>
+        </w:rPr>
+        <w:t>④ `set control_files` 없음 + `parameter_value_convert` 없음</w:t>
       </w:r>
     </w:p>
     <w:p>
@@ -2497,34 +2497,34 @@
           <w:rFonts w:ascii="맑은 고딕" w:hAnsi="맑은 고딕" w:eastAsia="맑은 고딕"/>
           <w:sz w:val="21"/>
         </w:rPr>
-        <w:t>① 복제 성능이 떨어진다</w:t>
-      </w:r>
-    </w:p>
-    <w:p>
-      <w:r>
-        <w:rPr>
-          <w:rFonts w:ascii="맑은 고딕" w:hAnsi="맑은 고딕" w:eastAsia="맑은 고딕"/>
-          <w:sz w:val="21"/>
-        </w:rPr>
-        <w:t>② 운영자가 Primary 잔재로 오인해 지울 수 있다</w:t>
-      </w:r>
-    </w:p>
-    <w:p>
-      <w:r>
-        <w:rPr>
-          <w:rFonts w:ascii="맑은 고딕" w:hAnsi="맑은 고딕" w:eastAsia="맑은 고딕"/>
-          <w:sz w:val="21"/>
-        </w:rPr>
-        <w:t>③ Standby 폐기 시 정리가 어긋난다</w:t>
-      </w:r>
-    </w:p>
-    <w:p>
-      <w:r>
-        <w:rPr>
-          <w:rFonts w:ascii="맑은 고딕" w:hAnsi="맑은 고딕" w:eastAsia="맑은 고딕"/>
-          <w:sz w:val="21"/>
-        </w:rPr>
-        <w:t>④ OMF 일관성이 깨진다</w:t>
+        <w:t>① OMF 일관성이 깨진다</w:t>
+      </w:r>
+    </w:p>
+    <w:p>
+      <w:r>
+        <w:rPr>
+          <w:rFonts w:ascii="맑은 고딕" w:hAnsi="맑은 고딕" w:eastAsia="맑은 고딕"/>
+          <w:sz w:val="21"/>
+        </w:rPr>
+        <w:t>② Standby 폐기 시 정리가 어긋난다</w:t>
+      </w:r>
+    </w:p>
+    <w:p>
+      <w:r>
+        <w:rPr>
+          <w:rFonts w:ascii="맑은 고딕" w:hAnsi="맑은 고딕" w:eastAsia="맑은 고딕"/>
+          <w:sz w:val="21"/>
+        </w:rPr>
+        <w:t>③ 운영자가 Primary 잔재로 오인해 지울 수 있다</w:t>
+      </w:r>
+    </w:p>
+    <w:p>
+      <w:r>
+        <w:rPr>
+          <w:rFonts w:ascii="맑은 고딕" w:hAnsi="맑은 고딕" w:eastAsia="맑은 고딕"/>
+          <w:sz w:val="21"/>
+        </w:rPr>
+        <w:t>④ 복제 성능이 떨어진다</w:t>
       </w:r>
     </w:p>
     <w:p>
@@ -2605,34 +2605,34 @@
           <w:rFonts w:ascii="맑은 고딕" w:hAnsi="맑은 고딕" w:eastAsia="맑은 고딕"/>
           <w:sz w:val="21"/>
         </w:rPr>
-        <w:t>① auxiliary가 이미 spfile로 기동되어 SPFILE 절이 성립하지 않기 때문</w:t>
-      </w:r>
-    </w:p>
-    <w:p>
-      <w:r>
-        <w:rPr>
-          <w:rFonts w:ascii="맑은 고딕" w:hAnsi="맑은 고딕" w:eastAsia="맑은 고딕"/>
-          <w:sz w:val="21"/>
-        </w:rPr>
-        <w:t>② auxiliary가 마운트되었기 때문</w:t>
-      </w:r>
-    </w:p>
-    <w:p>
-      <w:r>
-        <w:rPr>
-          <w:rFonts w:ascii="맑은 고딕" w:hAnsi="맑은 고딕" w:eastAsia="맑은 고딕"/>
-          <w:sz w:val="21"/>
-        </w:rPr>
-        <w:t>③ target 접속이 없기 때문</w:t>
-      </w:r>
-    </w:p>
-    <w:p>
-      <w:r>
-        <w:rPr>
-          <w:rFonts w:ascii="맑은 고딕" w:hAnsi="맑은 고딕" w:eastAsia="맑은 고딕"/>
-          <w:sz w:val="21"/>
-        </w:rPr>
-        <w:t>④ 채널 수가 부족하기 때문</w:t>
+        <w:t>① target 접속이 없기 때문</w:t>
+      </w:r>
+    </w:p>
+    <w:p>
+      <w:r>
+        <w:rPr>
+          <w:rFonts w:ascii="맑은 고딕" w:hAnsi="맑은 고딕" w:eastAsia="맑은 고딕"/>
+          <w:sz w:val="21"/>
+        </w:rPr>
+        <w:t>② 채널 수가 부족하기 때문</w:t>
+      </w:r>
+    </w:p>
+    <w:p>
+      <w:r>
+        <w:rPr>
+          <w:rFonts w:ascii="맑은 고딕" w:hAnsi="맑은 고딕" w:eastAsia="맑은 고딕"/>
+          <w:sz w:val="21"/>
+        </w:rPr>
+        <w:t>③ auxiliary가 이미 spfile로 기동되어 SPFILE 절이 성립하지 않기 때문</w:t>
+      </w:r>
+    </w:p>
+    <w:p>
+      <w:r>
+        <w:rPr>
+          <w:rFonts w:ascii="맑은 고딕" w:hAnsi="맑은 고딕" w:eastAsia="맑은 고딕"/>
+          <w:sz w:val="21"/>
+        </w:rPr>
+        <w:t>④ auxiliary가 마운트되었기 때문</w:t>
       </w:r>
     </w:p>
     <w:p>
@@ -2659,34 +2659,34 @@
           <w:rFonts w:ascii="맑은 고딕" w:hAnsi="맑은 고딕" w:eastAsia="맑은 고딕"/>
           <w:sz w:val="21"/>
         </w:rPr>
-        <w:t>① OMF가 이긴다</w:t>
-      </w:r>
-    </w:p>
-    <w:p>
-      <w:r>
-        <w:rPr>
-          <w:rFonts w:ascii="맑은 고딕" w:hAnsi="맑은 고딕" w:eastAsia="맑은 고딕"/>
-          <w:sz w:val="21"/>
-        </w:rPr>
-        <w:t>② convert가 이긴다</w:t>
-      </w:r>
-    </w:p>
-    <w:p>
-      <w:r>
-        <w:rPr>
-          <w:rFonts w:ascii="맑은 고딕" w:hAnsi="맑은 고딕" w:eastAsia="맑은 고딕"/>
-          <w:sz w:val="21"/>
-        </w:rPr>
-        <w:t>③ 오류가 발생한다</w:t>
-      </w:r>
-    </w:p>
-    <w:p>
-      <w:r>
-        <w:rPr>
-          <w:rFonts w:ascii="맑은 고딕" w:hAnsi="맑은 고딕" w:eastAsia="맑은 고딕"/>
-          <w:sz w:val="21"/>
-        </w:rPr>
-        <w:t>④ 파일이 두 벌 만들어진다</w:t>
+        <w:t>① 오류가 발생한다</w:t>
+      </w:r>
+    </w:p>
+    <w:p>
+      <w:r>
+        <w:rPr>
+          <w:rFonts w:ascii="맑은 고딕" w:hAnsi="맑은 고딕" w:eastAsia="맑은 고딕"/>
+          <w:sz w:val="21"/>
+        </w:rPr>
+        <w:t>② 파일이 두 벌 만들어진다</w:t>
+      </w:r>
+    </w:p>
+    <w:p>
+      <w:r>
+        <w:rPr>
+          <w:rFonts w:ascii="맑은 고딕" w:hAnsi="맑은 고딕" w:eastAsia="맑은 고딕"/>
+          <w:sz w:val="21"/>
+        </w:rPr>
+        <w:t>③ convert가 이긴다</w:t>
+      </w:r>
+    </w:p>
+    <w:p>
+      <w:r>
+        <w:rPr>
+          <w:rFonts w:ascii="맑은 고딕" w:hAnsi="맑은 고딕" w:eastAsia="맑은 고딕"/>
+          <w:sz w:val="21"/>
+        </w:rPr>
+        <w:t>④ OMF가 이긴다</w:t>
       </w:r>
     </w:p>
     <w:p>
@@ -2731,16 +2731,16 @@
           <w:rFonts w:ascii="맑은 고딕" w:hAnsi="맑은 고딕" w:eastAsia="맑은 고딕"/>
           <w:sz w:val="21"/>
         </w:rPr>
-        <w:t>③ 디렉터리 구조</w:t>
-      </w:r>
-    </w:p>
-    <w:p>
-      <w:r>
-        <w:rPr>
-          <w:rFonts w:ascii="맑은 고딕" w:hAnsi="맑은 고딕" w:eastAsia="맑은 고딕"/>
-          <w:sz w:val="21"/>
-        </w:rPr>
-        <w:t>④ 로그 멤버 수</w:t>
+        <w:t>③ 로그 멤버 수</w:t>
+      </w:r>
+    </w:p>
+    <w:p>
+      <w:r>
+        <w:rPr>
+          <w:rFonts w:ascii="맑은 고딕" w:hAnsi="맑은 고딕" w:eastAsia="맑은 고딕"/>
+          <w:sz w:val="21"/>
+        </w:rPr>
+        <w:t>④ 디렉터리 구조</w:t>
       </w:r>
     </w:p>
     <w:sectPr>

--- a/ADG/06장/6장_실습문제.docx
+++ b/ADG/06장/6장_실습문제.docx
@@ -150,7 +150,21 @@
           <w:rFonts w:ascii="맑은 고딕" w:hAnsi="맑은 고딕" w:eastAsia="맑은 고딕"/>
           <w:sz w:val="21"/>
         </w:rPr>
-        <w:t>[하-03] 실습 환경에서 `DB_CREATE_FILE_DEST`에 준 값은?</w:t>
+        <w:t xml:space="preserve">[하-03] 실습 환경에서 </w:t>
+      </w:r>
+      <w:r>
+        <w:rPr>
+          <w:rFonts w:ascii="Consolas" w:hAnsi="Consolas" w:eastAsia="맑은 고딕"/>
+          <w:sz w:val="21"/>
+        </w:rPr>
+        <w:t xml:space="preserve">DB_CREATE_FILE_DEST</w:t>
+      </w:r>
+      <w:r>
+        <w:rPr>
+          <w:rFonts w:ascii="맑은 고딕" w:hAnsi="맑은 고딕" w:eastAsia="맑은 고딕"/>
+          <w:sz w:val="21"/>
+        </w:rPr>
+        <w:t xml:space="preserve">에 준 값은?</w:t>
       </w:r>
     </w:p>
     <w:p>
@@ -258,7 +272,21 @@
           <w:rFonts w:ascii="맑은 고딕" w:hAnsi="맑은 고딕" w:eastAsia="맑은 고딕"/>
           <w:sz w:val="21"/>
         </w:rPr>
-        <w:t>[하-05] OMF 방식에서 `NOFILENAMECHECK`가 필요 없는 이유는?</w:t>
+        <w:t xml:space="preserve">[하-05] OMF 방식에서 </w:t>
+      </w:r>
+      <w:r>
+        <w:rPr>
+          <w:rFonts w:ascii="Consolas" w:hAnsi="Consolas" w:eastAsia="맑은 고딕"/>
+          <w:sz w:val="21"/>
+        </w:rPr>
+        <w:t xml:space="preserve">NOFILENAMECHECK</w:t>
+      </w:r>
+      <w:r>
+        <w:rPr>
+          <w:rFonts w:ascii="맑은 고딕" w:hAnsi="맑은 고딕" w:eastAsia="맑은 고딕"/>
+          <w:sz w:val="21"/>
+        </w:rPr>
+        <w:t xml:space="preserve">가 필요 없는 이유는?</w:t>
       </w:r>
     </w:p>
     <w:p>
@@ -528,7 +556,35 @@
           <w:rFonts w:ascii="맑은 고딕" w:hAnsi="맑은 고딕" w:eastAsia="맑은 고딕"/>
           <w:sz w:val="21"/>
         </w:rPr>
-        <w:t>[하-10] `o1_mf_sysaux_1c50qfn7_.dbf`에서 `sysaux`가 뜻하는 것은?</w:t>
+        <w:t xml:space="preserve">[하-10] </w:t>
+      </w:r>
+      <w:r>
+        <w:rPr>
+          <w:rFonts w:ascii="Consolas" w:hAnsi="Consolas" w:eastAsia="맑은 고딕"/>
+          <w:sz w:val="21"/>
+        </w:rPr>
+        <w:t xml:space="preserve">o1_mf_sysaux_1c50qfn7_.dbf</w:t>
+      </w:r>
+      <w:r>
+        <w:rPr>
+          <w:rFonts w:ascii="맑은 고딕" w:hAnsi="맑은 고딕" w:eastAsia="맑은 고딕"/>
+          <w:sz w:val="21"/>
+        </w:rPr>
+        <w:t xml:space="preserve">에서 </w:t>
+      </w:r>
+      <w:r>
+        <w:rPr>
+          <w:rFonts w:ascii="Consolas" w:hAnsi="Consolas" w:eastAsia="맑은 고딕"/>
+          <w:sz w:val="21"/>
+        </w:rPr>
+        <w:t xml:space="preserve">sysaux</w:t>
+      </w:r>
+      <w:r>
+        <w:rPr>
+          <w:rFonts w:ascii="맑은 고딕" w:hAnsi="맑은 고딕" w:eastAsia="맑은 고딕"/>
+          <w:sz w:val="21"/>
+        </w:rPr>
+        <w:t xml:space="preserve">가 뜻하는 것은?</w:t>
       </w:r>
     </w:p>
     <w:p>
@@ -960,7 +1016,21 @@
           <w:rFonts w:ascii="맑은 고딕" w:hAnsi="맑은 고딕" w:eastAsia="맑은 고딕"/>
           <w:sz w:val="21"/>
         </w:rPr>
-        <w:t>[하-18] OMF 방식에서 사전에 `mkdir`이 필요한 파일은?</w:t>
+        <w:t xml:space="preserve">[하-18] OMF 방식에서 사전에 </w:t>
+      </w:r>
+      <w:r>
+        <w:rPr>
+          <w:rFonts w:ascii="Consolas" w:hAnsi="Consolas" w:eastAsia="맑은 고딕"/>
+          <w:sz w:val="21"/>
+        </w:rPr>
+        <w:t xml:space="preserve">mkdir</w:t>
+      </w:r>
+      <w:r>
+        <w:rPr>
+          <w:rFonts w:ascii="맑은 고딕" w:hAnsi="맑은 고딕" w:eastAsia="맑은 고딕"/>
+          <w:sz w:val="21"/>
+        </w:rPr>
+        <w:t xml:space="preserve">이 필요한 파일은?</w:t>
       </w:r>
     </w:p>
     <w:p>
@@ -1014,7 +1084,21 @@
           <w:rFonts w:ascii="맑은 고딕" w:hAnsi="맑은 고딕" w:eastAsia="맑은 고딕"/>
           <w:sz w:val="21"/>
         </w:rPr>
-        <w:t>[하-19] `DB_RECOVERY_FILE_DEST`가 관리하는 것은?</w:t>
+        <w:t xml:space="preserve">[하-19] </w:t>
+      </w:r>
+      <w:r>
+        <w:rPr>
+          <w:rFonts w:ascii="Consolas" w:hAnsi="Consolas" w:eastAsia="맑은 고딕"/>
+          <w:sz w:val="21"/>
+        </w:rPr>
+        <w:t xml:space="preserve">DB_RECOVERY_FILE_DEST</w:t>
+      </w:r>
+      <w:r>
+        <w:rPr>
+          <w:rFonts w:ascii="맑은 고딕" w:hAnsi="맑은 고딕" w:eastAsia="맑은 고딕"/>
+          <w:sz w:val="21"/>
+        </w:rPr>
+        <w:t xml:space="preserve">가 관리하는 것은?</w:t>
       </w:r>
     </w:p>
     <w:p>
@@ -1130,7 +1214,21 @@
           <w:rFonts w:ascii="맑은 고딕" w:hAnsi="맑은 고딕" w:eastAsia="맑은 고딕"/>
           <w:sz w:val="21"/>
         </w:rPr>
-        <w:t>[중-01] `db_create_file_dest`에 없는 경로를 주고 NOMOUNT 기동하면?</w:t>
+        <w:t xml:space="preserve">[중-01] </w:t>
+      </w:r>
+      <w:r>
+        <w:rPr>
+          <w:rFonts w:ascii="Consolas" w:hAnsi="Consolas" w:eastAsia="맑은 고딕"/>
+          <w:sz w:val="21"/>
+        </w:rPr>
+        <w:t xml:space="preserve">db_create_file_dest</w:t>
+      </w:r>
+      <w:r>
+        <w:rPr>
+          <w:rFonts w:ascii="맑은 고딕" w:hAnsi="맑은 고딕" w:eastAsia="맑은 고딕"/>
+          <w:sz w:val="21"/>
+        </w:rPr>
+        <w:t xml:space="preserve">에 없는 경로를 주고 NOMOUNT 기동하면?</w:t>
       </w:r>
     </w:p>
     <w:p>
@@ -1238,7 +1336,21 @@
           <w:rFonts w:ascii="맑은 고딕" w:hAnsi="맑은 고딕" w:eastAsia="맑은 고딕"/>
           <w:sz w:val="21"/>
         </w:rPr>
-        <w:t>[중-03] `Linux-x86_64 Error: 2`가 가리키는 것은?</w:t>
+        <w:t xml:space="preserve">[중-03] </w:t>
+      </w:r>
+      <w:r>
+        <w:rPr>
+          <w:rFonts w:ascii="Consolas" w:hAnsi="Consolas" w:eastAsia="맑은 고딕"/>
+          <w:sz w:val="21"/>
+        </w:rPr>
+        <w:t xml:space="preserve">Linux-x86_64 Error: 2</w:t>
+      </w:r>
+      <w:r>
+        <w:rPr>
+          <w:rFonts w:ascii="맑은 고딕" w:hAnsi="맑은 고딕" w:eastAsia="맑은 고딕"/>
+          <w:sz w:val="21"/>
+        </w:rPr>
+        <w:t xml:space="preserve">가 가리키는 것은?</w:t>
       </w:r>
     </w:p>
     <w:p>
@@ -1346,7 +1458,21 @@
           <w:rFonts w:ascii="맑은 고딕" w:hAnsi="맑은 고딕" w:eastAsia="맑은 고딕"/>
           <w:sz w:val="21"/>
         </w:rPr>
-        <w:t>[중-05] `ORA-27101: shared memory realm does not exist`가 뜻하는 것은?</w:t>
+        <w:t xml:space="preserve">[중-05] </w:t>
+      </w:r>
+      <w:r>
+        <w:rPr>
+          <w:rFonts w:ascii="Consolas" w:hAnsi="Consolas" w:eastAsia="맑은 고딕"/>
+          <w:sz w:val="21"/>
+        </w:rPr>
+        <w:t xml:space="preserve">ORA-27101: shared memory realm does not exist</w:t>
+      </w:r>
+      <w:r>
+        <w:rPr>
+          <w:rFonts w:ascii="맑은 고딕" w:hAnsi="맑은 고딕" w:eastAsia="맑은 고딕"/>
+          <w:sz w:val="21"/>
+        </w:rPr>
+        <w:t xml:space="preserve">가 뜻하는 것은?</w:t>
       </w:r>
     </w:p>
     <w:p>
@@ -1400,7 +1526,21 @@
           <w:rFonts w:ascii="맑은 고딕" w:hAnsi="맑은 고딕" w:eastAsia="맑은 고딕"/>
           <w:sz w:val="21"/>
         </w:rPr>
-        <w:t>[중-06] `db_create_file_dest`를 아예 주지 않고 DUPLICATE를 실행하면?</w:t>
+        <w:t xml:space="preserve">[중-06] </w:t>
+      </w:r>
+      <w:r>
+        <w:rPr>
+          <w:rFonts w:ascii="Consolas" w:hAnsi="Consolas" w:eastAsia="맑은 고딕"/>
+          <w:sz w:val="21"/>
+        </w:rPr>
+        <w:t xml:space="preserve">db_create_file_dest</w:t>
+      </w:r>
+      <w:r>
+        <w:rPr>
+          <w:rFonts w:ascii="맑은 고딕" w:hAnsi="맑은 고딕" w:eastAsia="맑은 고딕"/>
+          <w:sz w:val="21"/>
+        </w:rPr>
+        <w:t xml:space="preserve">를 아예 주지 않고 DUPLICATE를 실행하면?</w:t>
       </w:r>
     </w:p>
     <w:p>
@@ -1508,7 +1648,21 @@
           <w:rFonts w:ascii="맑은 고딕" w:hAnsi="맑은 고딕" w:eastAsia="맑은 고딕"/>
           <w:sz w:val="21"/>
         </w:rPr>
-        <w:t>[중-08] OMF 방식에서 `V$LOGFILE` 조회 결과가 14행인 이유는?</w:t>
+        <w:t xml:space="preserve">[중-08] OMF 방식에서 </w:t>
+      </w:r>
+      <w:r>
+        <w:rPr>
+          <w:rFonts w:ascii="Consolas" w:hAnsi="Consolas" w:eastAsia="맑은 고딕"/>
+          <w:sz w:val="21"/>
+        </w:rPr>
+        <w:t xml:space="preserve">V$LOGFILE</w:t>
+      </w:r>
+      <w:r>
+        <w:rPr>
+          <w:rFonts w:ascii="맑은 고딕" w:hAnsi="맑은 고딕" w:eastAsia="맑은 고딕"/>
+          <w:sz w:val="21"/>
+        </w:rPr>
+        <w:t xml:space="preserve"> 조회 결과가 14행인 이유는?</w:t>
       </w:r>
     </w:p>
     <w:p>
@@ -1724,7 +1878,21 @@
           <w:rFonts w:ascii="맑은 고딕" w:hAnsi="맑은 고딕" w:eastAsia="맑은 고딕"/>
           <w:sz w:val="21"/>
         </w:rPr>
-        <w:t>[중-12] OMF 방식 복제 후 Standby의 `CONTROL_FILES` 값은?</w:t>
+        <w:t xml:space="preserve">[중-12] OMF 방식 복제 후 Standby의 </w:t>
+      </w:r>
+      <w:r>
+        <w:rPr>
+          <w:rFonts w:ascii="Consolas" w:hAnsi="Consolas" w:eastAsia="맑은 고딕"/>
+          <w:sz w:val="21"/>
+        </w:rPr>
+        <w:t xml:space="preserve">CONTROL_FILES</w:t>
+      </w:r>
+      <w:r>
+        <w:rPr>
+          <w:rFonts w:ascii="맑은 고딕" w:hAnsi="맑은 고딕" w:eastAsia="맑은 고딕"/>
+          <w:sz w:val="21"/>
+        </w:rPr>
+        <w:t xml:space="preserve"> 값은?</w:t>
       </w:r>
     </w:p>
     <w:p>
@@ -1778,7 +1946,21 @@
           <w:rFonts w:ascii="맑은 고딕" w:hAnsi="맑은 고딕" w:eastAsia="맑은 고딕"/>
           <w:sz w:val="21"/>
         </w:rPr>
-        <w:t>[중-13] `CONTROL_FILES`에 OMF가 개입하는 조건은?</w:t>
+        <w:t xml:space="preserve">[중-13] </w:t>
+      </w:r>
+      <w:r>
+        <w:rPr>
+          <w:rFonts w:ascii="Consolas" w:hAnsi="Consolas" w:eastAsia="맑은 고딕"/>
+          <w:sz w:val="21"/>
+        </w:rPr>
+        <w:t xml:space="preserve">CONTROL_FILES</w:t>
+      </w:r>
+      <w:r>
+        <w:rPr>
+          <w:rFonts w:ascii="맑은 고딕" w:hAnsi="맑은 고딕" w:eastAsia="맑은 고딕"/>
+          <w:sz w:val="21"/>
+        </w:rPr>
+        <w:t xml:space="preserve">에 OMF가 개입하는 조건은?</w:t>
       </w:r>
     </w:p>
     <w:p>
@@ -2048,7 +2230,21 @@
           <w:rFonts w:ascii="맑은 고딕" w:hAnsi="맑은 고딕" w:eastAsia="맑은 고딕"/>
           <w:sz w:val="21"/>
         </w:rPr>
-        <w:t>[중-18] Standby에서 `CREATE TABLESPACE`를 시도하면?</w:t>
+        <w:t xml:space="preserve">[중-18] Standby에서 </w:t>
+      </w:r>
+      <w:r>
+        <w:rPr>
+          <w:rFonts w:ascii="Consolas" w:hAnsi="Consolas" w:eastAsia="맑은 고딕"/>
+          <w:sz w:val="21"/>
+        </w:rPr>
+        <w:t xml:space="preserve">CREATE TABLESPACE</w:t>
+      </w:r>
+      <w:r>
+        <w:rPr>
+          <w:rFonts w:ascii="맑은 고딕" w:hAnsi="맑은 고딕" w:eastAsia="맑은 고딕"/>
+          <w:sz w:val="21"/>
+        </w:rPr>
+        <w:t xml:space="preserve">를 시도하면?</w:t>
       </w:r>
     </w:p>
     <w:p>
@@ -2102,7 +2298,21 @@
           <w:rFonts w:ascii="맑은 고딕" w:hAnsi="맑은 고딕" w:eastAsia="맑은 고딕"/>
           <w:sz w:val="21"/>
         </w:rPr>
-        <w:t>[중-19] OMF가 꺼진 Primary에서 `CREATE TABLESPACE x DATAFILE SIZE 10M`을 실행하면?</w:t>
+        <w:t xml:space="preserve">[중-19] OMF가 꺼진 Primary에서 </w:t>
+      </w:r>
+      <w:r>
+        <w:rPr>
+          <w:rFonts w:ascii="Consolas" w:hAnsi="Consolas" w:eastAsia="맑은 고딕"/>
+          <w:sz w:val="21"/>
+        </w:rPr>
+        <w:t xml:space="preserve">CREATE TABLESPACE x DATAFILE SIZE 10M</w:t>
+      </w:r>
+      <w:r>
+        <w:rPr>
+          <w:rFonts w:ascii="맑은 고딕" w:hAnsi="맑은 고딕" w:eastAsia="맑은 고딕"/>
+          <w:sz w:val="21"/>
+        </w:rPr>
+        <w:t xml:space="preserve">을 실행하면?</w:t>
       </w:r>
     </w:p>
     <w:p>
@@ -2470,7 +2680,35 @@
           <w:rFonts w:ascii="맑은 고딕" w:hAnsi="맑은 고딕" w:eastAsia="맑은 고딕"/>
           <w:sz w:val="21"/>
         </w:rPr>
-        <w:t>④ `set control_files` 없음 + `parameter_value_convert` 없음</w:t>
+        <w:t xml:space="preserve">④ </w:t>
+      </w:r>
+      <w:r>
+        <w:rPr>
+          <w:rFonts w:ascii="Consolas" w:hAnsi="Consolas" w:eastAsia="맑은 고딕"/>
+          <w:sz w:val="21"/>
+        </w:rPr>
+        <w:t xml:space="preserve">set control_files</w:t>
+      </w:r>
+      <w:r>
+        <w:rPr>
+          <w:rFonts w:ascii="맑은 고딕" w:hAnsi="맑은 고딕" w:eastAsia="맑은 고딕"/>
+          <w:sz w:val="21"/>
+        </w:rPr>
+        <w:t xml:space="preserve"> 없음 + </w:t>
+      </w:r>
+      <w:r>
+        <w:rPr>
+          <w:rFonts w:ascii="Consolas" w:hAnsi="Consolas" w:eastAsia="맑은 고딕"/>
+          <w:sz w:val="21"/>
+        </w:rPr>
+        <w:t xml:space="preserve">parameter_value_convert</w:t>
+      </w:r>
+      <w:r>
+        <w:rPr>
+          <w:rFonts w:ascii="맑은 고딕" w:hAnsi="맑은 고딕" w:eastAsia="맑은 고딕"/>
+          <w:sz w:val="21"/>
+        </w:rPr>
+        <w:t xml:space="preserve"> 없음</w:t>
       </w:r>
     </w:p>
     <w:p>
@@ -2542,7 +2780,21 @@
           <w:rFonts w:ascii="맑은 고딕" w:hAnsi="맑은 고딕" w:eastAsia="맑은 고딕"/>
           <w:sz w:val="21"/>
         </w:rPr>
-        <w:t>[상-07] 가이드의 `create spfile from pfile`이 성공했다면 벌어졌을 일은?</w:t>
+        <w:t xml:space="preserve">[상-07] 가이드의 </w:t>
+      </w:r>
+      <w:r>
+        <w:rPr>
+          <w:rFonts w:ascii="Consolas" w:hAnsi="Consolas" w:eastAsia="맑은 고딕"/>
+          <w:sz w:val="21"/>
+        </w:rPr>
+        <w:t xml:space="preserve">create spfile from pfile</w:t>
+      </w:r>
+      <w:r>
+        <w:rPr>
+          <w:rFonts w:ascii="맑은 고딕" w:hAnsi="맑은 고딕" w:eastAsia="맑은 고딕"/>
+          <w:sz w:val="21"/>
+        </w:rPr>
+        <w:t xml:space="preserve">이 성공했다면 벌어졌을 일은?</w:t>
       </w:r>
     </w:p>
     <w:p>
@@ -2596,7 +2848,35 @@
           <w:rFonts w:ascii="맑은 고딕" w:hAnsi="맑은 고딕" w:eastAsia="맑은 고딕"/>
           <w:sz w:val="21"/>
         </w:rPr>
-        <w:t>[상-08] `RMAN-05537`이 `RMAN-05500`과 다른 상황을 가리키는 이유는?</w:t>
+        <w:t xml:space="preserve">[상-08] </w:t>
+      </w:r>
+      <w:r>
+        <w:rPr>
+          <w:rFonts w:ascii="Consolas" w:hAnsi="Consolas" w:eastAsia="맑은 고딕"/>
+          <w:sz w:val="21"/>
+        </w:rPr>
+        <w:t xml:space="preserve">RMAN-05537</w:t>
+      </w:r>
+      <w:r>
+        <w:rPr>
+          <w:rFonts w:ascii="맑은 고딕" w:hAnsi="맑은 고딕" w:eastAsia="맑은 고딕"/>
+          <w:sz w:val="21"/>
+        </w:rPr>
+        <w:t xml:space="preserve">이 </w:t>
+      </w:r>
+      <w:r>
+        <w:rPr>
+          <w:rFonts w:ascii="Consolas" w:hAnsi="Consolas" w:eastAsia="맑은 고딕"/>
+          <w:sz w:val="21"/>
+        </w:rPr>
+        <w:t xml:space="preserve">RMAN-05500</w:t>
+      </w:r>
+      <w:r>
+        <w:rPr>
+          <w:rFonts w:ascii="맑은 고딕" w:hAnsi="맑은 고딕" w:eastAsia="맑은 고딕"/>
+          <w:sz w:val="21"/>
+        </w:rPr>
+        <w:t xml:space="preserve">과 다른 상황을 가리키는 이유는?</w:t>
       </w:r>
     </w:p>
     <w:p>
@@ -2650,7 +2930,35 @@
           <w:rFonts w:ascii="맑은 고딕" w:hAnsi="맑은 고딕" w:eastAsia="맑은 고딕"/>
           <w:sz w:val="21"/>
         </w:rPr>
-        <w:t>[상-09] `db_create_file_dest`와 `db_file_name_convert`를 둘 다 지정하면?</w:t>
+        <w:t xml:space="preserve">[상-09] </w:t>
+      </w:r>
+      <w:r>
+        <w:rPr>
+          <w:rFonts w:ascii="Consolas" w:hAnsi="Consolas" w:eastAsia="맑은 고딕"/>
+          <w:sz w:val="21"/>
+        </w:rPr>
+        <w:t xml:space="preserve">db_create_file_dest</w:t>
+      </w:r>
+      <w:r>
+        <w:rPr>
+          <w:rFonts w:ascii="맑은 고딕" w:hAnsi="맑은 고딕" w:eastAsia="맑은 고딕"/>
+          <w:sz w:val="21"/>
+        </w:rPr>
+        <w:t xml:space="preserve">와 </w:t>
+      </w:r>
+      <w:r>
+        <w:rPr>
+          <w:rFonts w:ascii="Consolas" w:hAnsi="Consolas" w:eastAsia="맑은 고딕"/>
+          <w:sz w:val="21"/>
+        </w:rPr>
+        <w:t xml:space="preserve">db_file_name_convert</w:t>
+      </w:r>
+      <w:r>
+        <w:rPr>
+          <w:rFonts w:ascii="맑은 고딕" w:hAnsi="맑은 고딕" w:eastAsia="맑은 고딕"/>
+          <w:sz w:val="21"/>
+        </w:rPr>
+        <w:t xml:space="preserve">를 둘 다 지정하면?</w:t>
       </w:r>
     </w:p>
     <w:p>
@@ -2744,6 +3052,8 @@
       </w:r>
     </w:p>
     <w:sectPr>
+      <w:headerReference w:type="default" r:id="rId9"/>
+      <w:footerReference w:type="default" r:id="rId10"/>
       <w:pgSz w:w="12240" w:h="15840"/>
       <w:pgMar w:top="1440" w:right="1800" w:bottom="1440" w:left="1800" w:header="720" w:footer="720" w:gutter="0"/>
       <w:cols w:space="720"/>
@@ -2751,6 +3061,26 @@
     </w:sectPr>
   </w:body>
 </w:document>
+</file>
+
+<file path=word/footer1.xml><?xml version="1.0" encoding="utf-8"?>
+<w:ftr xmlns:m="http://schemas.openxmlformats.org/officeDocument/2006/math" xmlns:mc="http://schemas.openxmlformats.org/markup-compatibility/2006" xmlns:mo="http://schemas.microsoft.com/office/mac/office/2008/main" xmlns:mv="urn:schemas-microsoft-com:mac:vml" xmlns:o="urn:schemas-microsoft-com:office:office" xmlns:r="http://schemas.openxmlformats.org/officeDocument/2006/relationships" xmlns:v="urn:schemas-microsoft-com:vml" xmlns:w10="urn:schemas-microsoft-com:office:word" xmlns:w14="http://schemas.microsoft.com/office/word/2010/wordml" xmlns:w="http://schemas.openxmlformats.org/wordprocessingml/2006/main" xmlns:wne="http://schemas.microsoft.com/office/word/2006/wordml" xmlns:wp14="http://schemas.microsoft.com/office/word/2010/wordprocessingDrawing" xmlns:wp="http://schemas.openxmlformats.org/drawingml/2006/wordprocessingDrawing" xmlns:wpc="http://schemas.microsoft.com/office/word/2010/wordprocessingCanvas" xmlns:wpg="http://schemas.microsoft.com/office/word/2010/wordprocessingGroup" xmlns:wpi="http://schemas.microsoft.com/office/word/2010/wordprocessingInk" xmlns:wps="http://schemas.microsoft.com/office/word/2010/wordprocessingShape" mc:Ignorable="w14 wp14">
+  <w:p>
+    <w:pPr>
+      <w:pStyle w:val="Footer"/>
+    </w:pPr>
+  </w:p>
+</w:ftr>
+</file>
+
+<file path=word/header1.xml><?xml version="1.0" encoding="utf-8"?>
+<w:hdr xmlns:m="http://schemas.openxmlformats.org/officeDocument/2006/math" xmlns:mc="http://schemas.openxmlformats.org/markup-compatibility/2006" xmlns:mo="http://schemas.microsoft.com/office/mac/office/2008/main" xmlns:mv="urn:schemas-microsoft-com:mac:vml" xmlns:o="urn:schemas-microsoft-com:office:office" xmlns:r="http://schemas.openxmlformats.org/officeDocument/2006/relationships" xmlns:v="urn:schemas-microsoft-com:vml" xmlns:w10="urn:schemas-microsoft-com:office:word" xmlns:w14="http://schemas.microsoft.com/office/word/2010/wordml" xmlns:w="http://schemas.openxmlformats.org/wordprocessingml/2006/main" xmlns:wne="http://schemas.microsoft.com/office/word/2006/wordml" xmlns:wp14="http://schemas.microsoft.com/office/word/2010/wordprocessingDrawing" xmlns:wp="http://schemas.openxmlformats.org/drawingml/2006/wordprocessingDrawing" xmlns:wpc="http://schemas.microsoft.com/office/word/2010/wordprocessingCanvas" xmlns:wpg="http://schemas.microsoft.com/office/word/2010/wordprocessingGroup" xmlns:wpi="http://schemas.microsoft.com/office/word/2010/wordprocessingInk" xmlns:wps="http://schemas.microsoft.com/office/word/2010/wordprocessingShape" mc:Ignorable="w14 wp14">
+  <w:p>
+    <w:pPr>
+      <w:pStyle w:val="Header"/>
+    </w:pPr>
+  </w:p>
+</w:hdr>
 </file>
 
 <file path=word/numbering.xml><?xml version="1.0" encoding="utf-8"?>

--- a/ADG/06장/6장_실습문제.docx
+++ b/ADG/06장/6장_실습문제.docx
@@ -51,34 +51,34 @@
           <w:rFonts w:ascii="맑은 고딕" w:hAnsi="맑은 고딕" w:eastAsia="맑은 고딕"/>
           <w:sz w:val="21"/>
         </w:rPr>
-        <w:t>① 데이터베이스 파일의 이름과 위치</w:t>
-      </w:r>
-    </w:p>
-    <w:p>
-      <w:r>
-        <w:rPr>
-          <w:rFonts w:ascii="맑은 고딕" w:hAnsi="맑은 고딕" w:eastAsia="맑은 고딕"/>
-          <w:sz w:val="21"/>
-        </w:rPr>
-        <w:t>② 리두 전송 방식</w:t>
-      </w:r>
-    </w:p>
-    <w:p>
-      <w:r>
-        <w:rPr>
-          <w:rFonts w:ascii="맑은 고딕" w:hAnsi="맑은 고딕" w:eastAsia="맑은 고딕"/>
-          <w:sz w:val="21"/>
-        </w:rPr>
-        <w:t>③ 보호 모드</w:t>
-      </w:r>
-    </w:p>
-    <w:p>
-      <w:r>
-        <w:rPr>
-          <w:rFonts w:ascii="맑은 고딕" w:hAnsi="맑은 고딕" w:eastAsia="맑은 고딕"/>
-          <w:sz w:val="21"/>
-        </w:rPr>
-        <w:t>④ 사용자 권한</w:t>
+        <w:t>① 보호 모드</w:t>
+      </w:r>
+    </w:p>
+    <w:p>
+      <w:r>
+        <w:rPr>
+          <w:rFonts w:ascii="맑은 고딕" w:hAnsi="맑은 고딕" w:eastAsia="맑은 고딕"/>
+          <w:sz w:val="21"/>
+        </w:rPr>
+        <w:t>② 사용자 권한</w:t>
+      </w:r>
+    </w:p>
+    <w:p>
+      <w:r>
+        <w:rPr>
+          <w:rFonts w:ascii="맑은 고딕" w:hAnsi="맑은 고딕" w:eastAsia="맑은 고딕"/>
+          <w:sz w:val="21"/>
+        </w:rPr>
+        <w:t>③ 데이터베이스 파일의 이름과 위치</w:t>
+      </w:r>
+    </w:p>
+    <w:p>
+      <w:r>
+        <w:rPr>
+          <w:rFonts w:ascii="맑은 고딕" w:hAnsi="맑은 고딕" w:eastAsia="맑은 고딕"/>
+          <w:sz w:val="21"/>
+        </w:rPr>
+        <w:t>④ 리두 전송 방식</w:t>
       </w:r>
     </w:p>
     <w:p>
@@ -105,7 +105,7 @@
           <w:rFonts w:ascii="맑은 고딕" w:hAnsi="맑은 고딕" w:eastAsia="맑은 고딕"/>
           <w:sz w:val="21"/>
         </w:rPr>
-        <w:t>① DB_CREATE_FILE_DEST</w:t>
+        <w:t>① DB_RECOVERY_FILE_DEST</w:t>
       </w:r>
     </w:p>
     <w:p>
@@ -123,16 +123,16 @@
           <w:rFonts w:ascii="맑은 고딕" w:hAnsi="맑은 고딕" w:eastAsia="맑은 고딕"/>
           <w:sz w:val="21"/>
         </w:rPr>
-        <w:t>③ CONTROL_FILES</w:t>
-      </w:r>
-    </w:p>
-    <w:p>
-      <w:r>
-        <w:rPr>
-          <w:rFonts w:ascii="맑은 고딕" w:hAnsi="맑은 고딕" w:eastAsia="맑은 고딕"/>
-          <w:sz w:val="21"/>
-        </w:rPr>
-        <w:t>④ DB_RECOVERY_FILE_DEST</w:t>
+        <w:t>③ DB_CREATE_FILE_DEST</w:t>
+      </w:r>
+    </w:p>
+    <w:p>
+      <w:r>
+        <w:rPr>
+          <w:rFonts w:ascii="맑은 고딕" w:hAnsi="맑은 고딕" w:eastAsia="맑은 고딕"/>
+          <w:sz w:val="21"/>
+        </w:rPr>
+        <w:t>④ CONTROL_FILES</w:t>
       </w:r>
     </w:p>
     <w:p>
@@ -150,25 +150,39 @@
           <w:rFonts w:ascii="맑은 고딕" w:hAnsi="맑은 고딕" w:eastAsia="맑은 고딕"/>
           <w:sz w:val="21"/>
         </w:rPr>
-        <w:t>[하-03] 실습 환경에서 `DB_CREATE_FILE_DEST`에 준 값은?</w:t>
-      </w:r>
-    </w:p>
-    <w:p>
-      <w:r>
-        <w:rPr>
-          <w:rFonts w:ascii="맑은 고딕" w:hAnsi="맑은 고딕" w:eastAsia="맑은 고딕"/>
-          <w:sz w:val="21"/>
-        </w:rPr>
-        <w:t>① /u03/app/oracle/oradata</w:t>
-      </w:r>
-    </w:p>
-    <w:p>
-      <w:r>
-        <w:rPr>
-          <w:rFonts w:ascii="맑은 고딕" w:hAnsi="맑은 고딕" w:eastAsia="맑은 고딕"/>
-          <w:sz w:val="21"/>
-        </w:rPr>
-        <w:t>② /u03/app/oracle/oradata/BOSTON</w:t>
+        <w:t xml:space="preserve">[하-03] 실습 환경에서 </w:t>
+      </w:r>
+      <w:r>
+        <w:rPr>
+          <w:rFonts w:ascii="Consolas" w:hAnsi="Consolas" w:eastAsia="맑은 고딕"/>
+          <w:sz w:val="21"/>
+        </w:rPr>
+        <w:t xml:space="preserve">DB_CREATE_FILE_DEST</w:t>
+      </w:r>
+      <w:r>
+        <w:rPr>
+          <w:rFonts w:ascii="맑은 고딕" w:hAnsi="맑은 고딕" w:eastAsia="맑은 고딕"/>
+          <w:sz w:val="21"/>
+        </w:rPr>
+        <w:t xml:space="preserve">에 준 값은?</w:t>
+      </w:r>
+    </w:p>
+    <w:p>
+      <w:r>
+        <w:rPr>
+          <w:rFonts w:ascii="맑은 고딕" w:hAnsi="맑은 고딕" w:eastAsia="맑은 고딕"/>
+          <w:sz w:val="21"/>
+        </w:rPr>
+        <w:t>① /u03/app/oracle/oradata/BOSTON</w:t>
+      </w:r>
+    </w:p>
+    <w:p>
+      <w:r>
+        <w:rPr>
+          <w:rFonts w:ascii="맑은 고딕" w:hAnsi="맑은 고딕" w:eastAsia="맑은 고딕"/>
+          <w:sz w:val="21"/>
+        </w:rPr>
+        <w:t>② /u03/app/oracle/oradata</w:t>
       </w:r>
     </w:p>
     <w:p>
@@ -213,25 +227,25 @@
           <w:rFonts w:ascii="맑은 고딕" w:hAnsi="맑은 고딕" w:eastAsia="맑은 고딕"/>
           <w:sz w:val="21"/>
         </w:rPr>
-        <w:t>① DORECOVER</w:t>
-      </w:r>
-    </w:p>
-    <w:p>
-      <w:r>
-        <w:rPr>
-          <w:rFonts w:ascii="맑은 고딕" w:hAnsi="맑은 고딕" w:eastAsia="맑은 고딕"/>
-          <w:sz w:val="21"/>
-        </w:rPr>
-        <w:t>② DB_FILE_NAME_CONVERT</w:t>
-      </w:r>
-    </w:p>
-    <w:p>
-      <w:r>
-        <w:rPr>
-          <w:rFonts w:ascii="맑은 고딕" w:hAnsi="맑은 고딕" w:eastAsia="맑은 고딕"/>
-          <w:sz w:val="21"/>
-        </w:rPr>
-        <w:t>③ LOG_FILE_NAME_CONVERT</w:t>
+        <w:t>① DB_FILE_NAME_CONVERT</w:t>
+      </w:r>
+    </w:p>
+    <w:p>
+      <w:r>
+        <w:rPr>
+          <w:rFonts w:ascii="맑은 고딕" w:hAnsi="맑은 고딕" w:eastAsia="맑은 고딕"/>
+          <w:sz w:val="21"/>
+        </w:rPr>
+        <w:t>② LOG_FILE_NAME_CONVERT</w:t>
+      </w:r>
+    </w:p>
+    <w:p>
+      <w:r>
+        <w:rPr>
+          <w:rFonts w:ascii="맑은 고딕" w:hAnsi="맑은 고딕" w:eastAsia="맑은 고딕"/>
+          <w:sz w:val="21"/>
+        </w:rPr>
+        <w:t>③ DORECOVER</w:t>
       </w:r>
     </w:p>
     <w:p>
@@ -258,16 +272,30 @@
           <w:rFonts w:ascii="맑은 고딕" w:hAnsi="맑은 고딕" w:eastAsia="맑은 고딕"/>
           <w:sz w:val="21"/>
         </w:rPr>
-        <w:t>[하-05] OMF 방식에서 `NOFILENAMECHECK`가 필요 없는 이유는?</w:t>
-      </w:r>
-    </w:p>
-    <w:p>
-      <w:r>
-        <w:rPr>
-          <w:rFonts w:ascii="맑은 고딕" w:hAnsi="맑은 고딕" w:eastAsia="맑은 고딕"/>
-          <w:sz w:val="21"/>
-        </w:rPr>
-        <w:t>① OMF 파일 이름에 유일 문자열이 들어가 겹칠 수 없다</w:t>
+        <w:t xml:space="preserve">[하-05] OMF 방식에서 </w:t>
+      </w:r>
+      <w:r>
+        <w:rPr>
+          <w:rFonts w:ascii="Consolas" w:hAnsi="Consolas" w:eastAsia="맑은 고딕"/>
+          <w:sz w:val="21"/>
+        </w:rPr>
+        <w:t xml:space="preserve">NOFILENAMECHECK</w:t>
+      </w:r>
+      <w:r>
+        <w:rPr>
+          <w:rFonts w:ascii="맑은 고딕" w:hAnsi="맑은 고딕" w:eastAsia="맑은 고딕"/>
+          <w:sz w:val="21"/>
+        </w:rPr>
+        <w:t xml:space="preserve">가 필요 없는 이유는?</w:t>
+      </w:r>
+    </w:p>
+    <w:p>
+      <w:r>
+        <w:rPr>
+          <w:rFonts w:ascii="맑은 고딕" w:hAnsi="맑은 고딕" w:eastAsia="맑은 고딕"/>
+          <w:sz w:val="21"/>
+        </w:rPr>
+        <w:t>① 컨트롤 파일이 다르기 때문이다</w:t>
       </w:r>
     </w:p>
     <w:p>
@@ -285,16 +313,16 @@
           <w:rFonts w:ascii="맑은 고딕" w:hAnsi="맑은 고딕" w:eastAsia="맑은 고딕"/>
           <w:sz w:val="21"/>
         </w:rPr>
-        <w:t>③ Standby가 READ ONLY이기 때문이다</w:t>
-      </w:r>
-    </w:p>
-    <w:p>
-      <w:r>
-        <w:rPr>
-          <w:rFonts w:ascii="맑은 고딕" w:hAnsi="맑은 고딕" w:eastAsia="맑은 고딕"/>
-          <w:sz w:val="21"/>
-        </w:rPr>
-        <w:t>④ 컨트롤 파일이 다르기 때문이다</w:t>
+        <w:t>③ OMF 파일 이름에 유일 문자열이 들어가 겹칠 수 없다</w:t>
+      </w:r>
+    </w:p>
+    <w:p>
+      <w:r>
+        <w:rPr>
+          <w:rFonts w:ascii="맑은 고딕" w:hAnsi="맑은 고딕" w:eastAsia="맑은 고딕"/>
+          <w:sz w:val="21"/>
+        </w:rPr>
+        <w:t>④ Standby가 READ ONLY이기 때문이다</w:t>
       </w:r>
     </w:p>
     <w:p>
@@ -330,16 +358,16 @@
           <w:rFonts w:ascii="맑은 고딕" w:hAnsi="맑은 고딕" w:eastAsia="맑은 고딕"/>
           <w:sz w:val="21"/>
         </w:rPr>
-        <w:t>② 2줄 47바이트</w:t>
-      </w:r>
-    </w:p>
-    <w:p>
-      <w:r>
-        <w:rPr>
-          <w:rFonts w:ascii="맑은 고딕" w:hAnsi="맑은 고딕" w:eastAsia="맑은 고딕"/>
-          <w:sz w:val="21"/>
-        </w:rPr>
-        <w:t>③ 5줄 120바이트</w:t>
+        <w:t>② 5줄 120바이트</w:t>
+      </w:r>
+    </w:p>
+    <w:p>
+      <w:r>
+        <w:rPr>
+          <w:rFonts w:ascii="맑은 고딕" w:hAnsi="맑은 고딕" w:eastAsia="맑은 고딕"/>
+          <w:sz w:val="21"/>
+        </w:rPr>
+        <w:t>③ 2줄 47바이트</w:t>
       </w:r>
     </w:p>
     <w:p>
@@ -375,34 +403,34 @@
           <w:rFonts w:ascii="맑은 고딕" w:hAnsi="맑은 고딕" w:eastAsia="맑은 고딕"/>
           <w:sz w:val="21"/>
         </w:rPr>
-        <w:t>① BOSTON</w:t>
-      </w:r>
-    </w:p>
-    <w:p>
-      <w:r>
-        <w:rPr>
-          <w:rFonts w:ascii="맑은 고딕" w:hAnsi="맑은 고딕" w:eastAsia="맑은 고딕"/>
-          <w:sz w:val="21"/>
-        </w:rPr>
-        <w:t>② Boston</w:t>
-      </w:r>
-    </w:p>
-    <w:p>
-      <w:r>
-        <w:rPr>
-          <w:rFonts w:ascii="맑은 고딕" w:hAnsi="맑은 고딕" w:eastAsia="맑은 고딕"/>
-          <w:sz w:val="21"/>
-        </w:rPr>
-        <w:t>③ boston</w:t>
-      </w:r>
-    </w:p>
-    <w:p>
-      <w:r>
-        <w:rPr>
-          <w:rFonts w:ascii="맑은 고딕" w:hAnsi="맑은 고딕" w:eastAsia="맑은 고딕"/>
-          <w:sz w:val="21"/>
-        </w:rPr>
-        <w:t>④ CHICAGO</w:t>
+        <w:t>① CHICAGO</w:t>
+      </w:r>
+    </w:p>
+    <w:p>
+      <w:r>
+        <w:rPr>
+          <w:rFonts w:ascii="맑은 고딕" w:hAnsi="맑은 고딕" w:eastAsia="맑은 고딕"/>
+          <w:sz w:val="21"/>
+        </w:rPr>
+        <w:t>② BOSTON</w:t>
+      </w:r>
+    </w:p>
+    <w:p>
+      <w:r>
+        <w:rPr>
+          <w:rFonts w:ascii="맑은 고딕" w:hAnsi="맑은 고딕" w:eastAsia="맑은 고딕"/>
+          <w:sz w:val="21"/>
+        </w:rPr>
+        <w:t>③ Boston</w:t>
+      </w:r>
+    </w:p>
+    <w:p>
+      <w:r>
+        <w:rPr>
+          <w:rFonts w:ascii="맑은 고딕" w:hAnsi="맑은 고딕" w:eastAsia="맑은 고딕"/>
+          <w:sz w:val="21"/>
+        </w:rPr>
+        <w:t>④ boston</w:t>
       </w:r>
     </w:p>
     <w:p>
@@ -429,34 +457,34 @@
           <w:rFonts w:ascii="맑은 고딕" w:hAnsi="맑은 고딕" w:eastAsia="맑은 고딕"/>
           <w:sz w:val="21"/>
         </w:rPr>
-        <w:t>① DB_UNIQUE_NAME을 대문자로 바꾼 것</w:t>
-      </w:r>
-    </w:p>
-    <w:p>
-      <w:r>
-        <w:rPr>
-          <w:rFonts w:ascii="맑은 고딕" w:hAnsi="맑은 고딕" w:eastAsia="맑은 고딕"/>
-          <w:sz w:val="21"/>
-        </w:rPr>
-        <w:t>② DB_NAME을 대문자로 바꾼 것</w:t>
-      </w:r>
-    </w:p>
-    <w:p>
-      <w:r>
-        <w:rPr>
-          <w:rFonts w:ascii="맑은 고딕" w:hAnsi="맑은 고딕" w:eastAsia="맑은 고딕"/>
-          <w:sz w:val="21"/>
-        </w:rPr>
-        <w:t>③ ORACLE_SID 그대로</w:t>
-      </w:r>
-    </w:p>
-    <w:p>
-      <w:r>
-        <w:rPr>
-          <w:rFonts w:ascii="맑은 고딕" w:hAnsi="맑은 고딕" w:eastAsia="맑은 고딕"/>
-          <w:sz w:val="21"/>
-        </w:rPr>
-        <w:t>④ 리스너 GLOBAL_DBNAME</w:t>
+        <w:t>① 리스너 GLOBAL_DBNAME</w:t>
+      </w:r>
+    </w:p>
+    <w:p>
+      <w:r>
+        <w:rPr>
+          <w:rFonts w:ascii="맑은 고딕" w:hAnsi="맑은 고딕" w:eastAsia="맑은 고딕"/>
+          <w:sz w:val="21"/>
+        </w:rPr>
+        <w:t>② ORACLE_SID 그대로</w:t>
+      </w:r>
+    </w:p>
+    <w:p>
+      <w:r>
+        <w:rPr>
+          <w:rFonts w:ascii="맑은 고딕" w:hAnsi="맑은 고딕" w:eastAsia="맑은 고딕"/>
+          <w:sz w:val="21"/>
+        </w:rPr>
+        <w:t>③ DB_NAME을 대문자로 바꾼 것</w:t>
+      </w:r>
+    </w:p>
+    <w:p>
+      <w:r>
+        <w:rPr>
+          <w:rFonts w:ascii="맑은 고딕" w:hAnsi="맑은 고딕" w:eastAsia="맑은 고딕"/>
+          <w:sz w:val="21"/>
+        </w:rPr>
+        <w:t>④ DB_UNIQUE_NAME을 대문자로 바꾼 것</w:t>
       </w:r>
     </w:p>
     <w:p>
@@ -483,34 +511,34 @@
           <w:rFonts w:ascii="맑은 고딕" w:hAnsi="맑은 고딕" w:eastAsia="맑은 고딕"/>
           <w:sz w:val="21"/>
         </w:rPr>
-        <w:t>① o1_mf</w:t>
-      </w:r>
-    </w:p>
-    <w:p>
-      <w:r>
-        <w:rPr>
-          <w:rFonts w:ascii="맑은 고딕" w:hAnsi="맑은 고딕" w:eastAsia="맑은 고딕"/>
-          <w:sz w:val="21"/>
-        </w:rPr>
-        <w:t>② omf_</w:t>
-      </w:r>
-    </w:p>
-    <w:p>
-      <w:r>
-        <w:rPr>
-          <w:rFonts w:ascii="맑은 고딕" w:hAnsi="맑은 고딕" w:eastAsia="맑은 고딕"/>
-          <w:sz w:val="21"/>
-        </w:rPr>
-        <w:t>③ ora_</w:t>
-      </w:r>
-    </w:p>
-    <w:p>
-      <w:r>
-        <w:rPr>
-          <w:rFonts w:ascii="맑은 고딕" w:hAnsi="맑은 고딕" w:eastAsia="맑은 고딕"/>
-          <w:sz w:val="21"/>
-        </w:rPr>
-        <w:t>④ dbf_</w:t>
+        <w:t>① omf_</w:t>
+      </w:r>
+    </w:p>
+    <w:p>
+      <w:r>
+        <w:rPr>
+          <w:rFonts w:ascii="맑은 고딕" w:hAnsi="맑은 고딕" w:eastAsia="맑은 고딕"/>
+          <w:sz w:val="21"/>
+        </w:rPr>
+        <w:t>② dbf_</w:t>
+      </w:r>
+    </w:p>
+    <w:p>
+      <w:r>
+        <w:rPr>
+          <w:rFonts w:ascii="맑은 고딕" w:hAnsi="맑은 고딕" w:eastAsia="맑은 고딕"/>
+          <w:sz w:val="21"/>
+        </w:rPr>
+        <w:t>③ o1_mf</w:t>
+      </w:r>
+    </w:p>
+    <w:p>
+      <w:r>
+        <w:rPr>
+          <w:rFonts w:ascii="맑은 고딕" w:hAnsi="맑은 고딕" w:eastAsia="맑은 고딕"/>
+          <w:sz w:val="21"/>
+        </w:rPr>
+        <w:t>④ ora_</w:t>
       </w:r>
     </w:p>
     <w:p>
@@ -528,43 +556,71 @@
           <w:rFonts w:ascii="맑은 고딕" w:hAnsi="맑은 고딕" w:eastAsia="맑은 고딕"/>
           <w:sz w:val="21"/>
         </w:rPr>
-        <w:t>[하-10] `o1_mf_sysaux_1c50qfn7_.dbf`에서 `sysaux`가 뜻하는 것은?</w:t>
-      </w:r>
-    </w:p>
-    <w:p>
-      <w:r>
-        <w:rPr>
-          <w:rFonts w:ascii="맑은 고딕" w:hAnsi="맑은 고딕" w:eastAsia="맑은 고딕"/>
-          <w:sz w:val="21"/>
-        </w:rPr>
-        <w:t>① 테이블스페이스 이름</w:t>
-      </w:r>
-    </w:p>
-    <w:p>
-      <w:r>
-        <w:rPr>
-          <w:rFonts w:ascii="맑은 고딕" w:hAnsi="맑은 고딕" w:eastAsia="맑은 고딕"/>
-          <w:sz w:val="21"/>
-        </w:rPr>
-        <w:t>② 파일 번호</w:t>
-      </w:r>
-    </w:p>
-    <w:p>
-      <w:r>
-        <w:rPr>
-          <w:rFonts w:ascii="맑은 고딕" w:hAnsi="맑은 고딕" w:eastAsia="맑은 고딕"/>
-          <w:sz w:val="21"/>
-        </w:rPr>
-        <w:t>③ PDB 이름</w:t>
-      </w:r>
-    </w:p>
-    <w:p>
-      <w:r>
-        <w:rPr>
-          <w:rFonts w:ascii="맑은 고딕" w:hAnsi="맑은 고딕" w:eastAsia="맑은 고딕"/>
-          <w:sz w:val="21"/>
-        </w:rPr>
-        <w:t>④ 생성 시각</w:t>
+        <w:t xml:space="preserve">[하-10] </w:t>
+      </w:r>
+      <w:r>
+        <w:rPr>
+          <w:rFonts w:ascii="Consolas" w:hAnsi="Consolas" w:eastAsia="맑은 고딕"/>
+          <w:sz w:val="21"/>
+        </w:rPr>
+        <w:t xml:space="preserve">o1_mf_sysaux_1c50qfn7_.dbf</w:t>
+      </w:r>
+      <w:r>
+        <w:rPr>
+          <w:rFonts w:ascii="맑은 고딕" w:hAnsi="맑은 고딕" w:eastAsia="맑은 고딕"/>
+          <w:sz w:val="21"/>
+        </w:rPr>
+        <w:t xml:space="preserve">에서 </w:t>
+      </w:r>
+      <w:r>
+        <w:rPr>
+          <w:rFonts w:ascii="Consolas" w:hAnsi="Consolas" w:eastAsia="맑은 고딕"/>
+          <w:sz w:val="21"/>
+        </w:rPr>
+        <w:t xml:space="preserve">sysaux</w:t>
+      </w:r>
+      <w:r>
+        <w:rPr>
+          <w:rFonts w:ascii="맑은 고딕" w:hAnsi="맑은 고딕" w:eastAsia="맑은 고딕"/>
+          <w:sz w:val="21"/>
+        </w:rPr>
+        <w:t xml:space="preserve">가 뜻하는 것은?</w:t>
+      </w:r>
+    </w:p>
+    <w:p>
+      <w:r>
+        <w:rPr>
+          <w:rFonts w:ascii="맑은 고딕" w:hAnsi="맑은 고딕" w:eastAsia="맑은 고딕"/>
+          <w:sz w:val="21"/>
+        </w:rPr>
+        <w:t>① 파일 번호</w:t>
+      </w:r>
+    </w:p>
+    <w:p>
+      <w:r>
+        <w:rPr>
+          <w:rFonts w:ascii="맑은 고딕" w:hAnsi="맑은 고딕" w:eastAsia="맑은 고딕"/>
+          <w:sz w:val="21"/>
+        </w:rPr>
+        <w:t>② 생성 시각</w:t>
+      </w:r>
+    </w:p>
+    <w:p>
+      <w:r>
+        <w:rPr>
+          <w:rFonts w:ascii="맑은 고딕" w:hAnsi="맑은 고딕" w:eastAsia="맑은 고딕"/>
+          <w:sz w:val="21"/>
+        </w:rPr>
+        <w:t>③ 테이블스페이스 이름</w:t>
+      </w:r>
+    </w:p>
+    <w:p>
+      <w:r>
+        <w:rPr>
+          <w:rFonts w:ascii="맑은 고딕" w:hAnsi="맑은 고딕" w:eastAsia="맑은 고딕"/>
+          <w:sz w:val="21"/>
+        </w:rPr>
+        <w:t>④ PDB 이름</w:t>
       </w:r>
     </w:p>
     <w:p>
@@ -600,16 +656,16 @@
           <w:rFonts w:ascii="맑은 고딕" w:hAnsi="맑은 고딕" w:eastAsia="맑은 고딕"/>
           <w:sz w:val="21"/>
         </w:rPr>
-        <w:t>② .dbf</w:t>
-      </w:r>
-    </w:p>
-    <w:p>
-      <w:r>
-        <w:rPr>
-          <w:rFonts w:ascii="맑은 고딕" w:hAnsi="맑은 고딕" w:eastAsia="맑은 고딕"/>
-          <w:sz w:val="21"/>
-        </w:rPr>
-        <w:t>③ .log</w:t>
+        <w:t>② .log</w:t>
+      </w:r>
+    </w:p>
+    <w:p>
+      <w:r>
+        <w:rPr>
+          <w:rFonts w:ascii="맑은 고딕" w:hAnsi="맑은 고딕" w:eastAsia="맑은 고딕"/>
+          <w:sz w:val="21"/>
+        </w:rPr>
+        <w:t>③ .dbf</w:t>
       </w:r>
     </w:p>
     <w:p>
@@ -645,16 +701,16 @@
           <w:rFonts w:ascii="맑은 고딕" w:hAnsi="맑은 고딕" w:eastAsia="맑은 고딕"/>
           <w:sz w:val="21"/>
         </w:rPr>
-        <w:t>① PDB의 GUID</w:t>
-      </w:r>
-    </w:p>
-    <w:p>
-      <w:r>
-        <w:rPr>
-          <w:rFonts w:ascii="맑은 고딕" w:hAnsi="맑은 고딕" w:eastAsia="맑은 고딕"/>
-          <w:sz w:val="21"/>
-        </w:rPr>
-        <w:t>② PDB 이름</w:t>
+        <w:t>① PDB 이름</w:t>
+      </w:r>
+    </w:p>
+    <w:p>
+      <w:r>
+        <w:rPr>
+          <w:rFonts w:ascii="맑은 고딕" w:hAnsi="맑은 고딕" w:eastAsia="맑은 고딕"/>
+          <w:sz w:val="21"/>
+        </w:rPr>
+        <w:t>② PDB의 GUID</w:t>
       </w:r>
     </w:p>
     <w:p>
@@ -708,16 +764,16 @@
           <w:rFonts w:ascii="맑은 고딕" w:hAnsi="맑은 고딕" w:eastAsia="맑은 고딕"/>
           <w:sz w:val="21"/>
         </w:rPr>
-        <w:t>② 59F036501C3B321DE0633CE110ACEFEB</w:t>
-      </w:r>
-    </w:p>
-    <w:p>
-      <w:r>
-        <w:rPr>
-          <w:rFonts w:ascii="맑은 고딕" w:hAnsi="맑은 고딕" w:eastAsia="맑은 고딕"/>
-          <w:sz w:val="21"/>
-        </w:rPr>
-        <w:t>③ 1852041610</w:t>
+        <w:t>② 1852041610</w:t>
+      </w:r>
+    </w:p>
+    <w:p>
+      <w:r>
+        <w:rPr>
+          <w:rFonts w:ascii="맑은 고딕" w:hAnsi="맑은 고딕" w:eastAsia="맑은 고딕"/>
+          <w:sz w:val="21"/>
+        </w:rPr>
+        <w:t>③ 59F036501C3B321DE0633CE110ACEFEB</w:t>
       </w:r>
     </w:p>
     <w:p>
@@ -753,34 +809,34 @@
           <w:rFonts w:ascii="맑은 고딕" w:hAnsi="맑은 고딕" w:eastAsia="맑은 고딕"/>
           <w:sz w:val="21"/>
         </w:rPr>
-        <w:t>① Primary와 같다 (1852041610)</w:t>
-      </w:r>
-    </w:p>
-    <w:p>
-      <w:r>
-        <w:rPr>
-          <w:rFonts w:ascii="맑은 고딕" w:hAnsi="맑은 고딕" w:eastAsia="맑은 고딕"/>
-          <w:sz w:val="21"/>
-        </w:rPr>
-        <w:t>② 새로 부여된다</w:t>
-      </w:r>
-    </w:p>
-    <w:p>
-      <w:r>
-        <w:rPr>
-          <w:rFonts w:ascii="맑은 고딕" w:hAnsi="맑은 고딕" w:eastAsia="맑은 고딕"/>
-          <w:sz w:val="21"/>
-        </w:rPr>
-        <w:t>③ 0이 된다</w:t>
-      </w:r>
-    </w:p>
-    <w:p>
-      <w:r>
-        <w:rPr>
-          <w:rFonts w:ascii="맑은 고딕" w:hAnsi="맑은 고딕" w:eastAsia="맑은 고딕"/>
-          <w:sz w:val="21"/>
-        </w:rPr>
-        <w:t>④ DB_UNIQUE_NAME에서 계산된다</w:t>
+        <w:t>① 새로 부여된다</w:t>
+      </w:r>
+    </w:p>
+    <w:p>
+      <w:r>
+        <w:rPr>
+          <w:rFonts w:ascii="맑은 고딕" w:hAnsi="맑은 고딕" w:eastAsia="맑은 고딕"/>
+          <w:sz w:val="21"/>
+        </w:rPr>
+        <w:t>② 0이 된다</w:t>
+      </w:r>
+    </w:p>
+    <w:p>
+      <w:r>
+        <w:rPr>
+          <w:rFonts w:ascii="맑은 고딕" w:hAnsi="맑은 고딕" w:eastAsia="맑은 고딕"/>
+          <w:sz w:val="21"/>
+        </w:rPr>
+        <w:t>③ DB_UNIQUE_NAME에서 계산된다</w:t>
+      </w:r>
+    </w:p>
+    <w:p>
+      <w:r>
+        <w:rPr>
+          <w:rFonts w:ascii="맑은 고딕" w:hAnsi="맑은 고딕" w:eastAsia="맑은 고딕"/>
+          <w:sz w:val="21"/>
+        </w:rPr>
+        <w:t>④ Primary와 같다 (1852041610)</w:t>
       </w:r>
     </w:p>
     <w:p>
@@ -861,34 +917,34 @@
           <w:rFonts w:ascii="맑은 고딕" w:hAnsi="맑은 고딕" w:eastAsia="맑은 고딕"/>
           <w:sz w:val="21"/>
         </w:rPr>
-        <w:t>① 가능하다</w:t>
-      </w:r>
-    </w:p>
-    <w:p>
-      <w:r>
-        <w:rPr>
-          <w:rFonts w:ascii="맑은 고딕" w:hAnsi="맑은 고딕" w:eastAsia="맑은 고딕"/>
-          <w:sz w:val="21"/>
-        </w:rPr>
-        <w:t>② 불가능하다</w:t>
-      </w:r>
-    </w:p>
-    <w:p>
-      <w:r>
-        <w:rPr>
-          <w:rFonts w:ascii="맑은 고딕" w:hAnsi="맑은 고딕" w:eastAsia="맑은 고딕"/>
-          <w:sz w:val="21"/>
-        </w:rPr>
-        <w:t>③ Primary를 먼저 OMF로 바꿔야 한다</w:t>
-      </w:r>
-    </w:p>
-    <w:p>
-      <w:r>
-        <w:rPr>
-          <w:rFonts w:ascii="맑은 고딕" w:hAnsi="맑은 고딕" w:eastAsia="맑은 고딕"/>
-          <w:sz w:val="21"/>
-        </w:rPr>
-        <w:t>④ 12c 이상에서만 가능하다</w:t>
+        <w:t>① 불가능하다</w:t>
+      </w:r>
+    </w:p>
+    <w:p>
+      <w:r>
+        <w:rPr>
+          <w:rFonts w:ascii="맑은 고딕" w:hAnsi="맑은 고딕" w:eastAsia="맑은 고딕"/>
+          <w:sz w:val="21"/>
+        </w:rPr>
+        <w:t>② Primary를 먼저 OMF로 바꿔야 한다</w:t>
+      </w:r>
+    </w:p>
+    <w:p>
+      <w:r>
+        <w:rPr>
+          <w:rFonts w:ascii="맑은 고딕" w:hAnsi="맑은 고딕" w:eastAsia="맑은 고딕"/>
+          <w:sz w:val="21"/>
+        </w:rPr>
+        <w:t>③ 12c 이상에서만 가능하다</w:t>
+      </w:r>
+    </w:p>
+    <w:p>
+      <w:r>
+        <w:rPr>
+          <w:rFonts w:ascii="맑은 고딕" w:hAnsi="맑은 고딕" w:eastAsia="맑은 고딕"/>
+          <w:sz w:val="21"/>
+        </w:rPr>
+        <w:t>④ 가능하다</w:t>
       </w:r>
     </w:p>
     <w:p>
@@ -915,16 +971,16 @@
           <w:rFonts w:ascii="맑은 고딕" w:hAnsi="맑은 고딕" w:eastAsia="맑은 고딕"/>
           <w:sz w:val="21"/>
         </w:rPr>
-        <w:t>① MOUNTED</w:t>
-      </w:r>
-    </w:p>
-    <w:p>
-      <w:r>
-        <w:rPr>
-          <w:rFonts w:ascii="맑은 고딕" w:hAnsi="맑은 고딕" w:eastAsia="맑은 고딕"/>
-          <w:sz w:val="21"/>
-        </w:rPr>
-        <w:t>② READ ONLY WITH APPLY</w:t>
+        <w:t>① READ ONLY WITH APPLY</w:t>
+      </w:r>
+    </w:p>
+    <w:p>
+      <w:r>
+        <w:rPr>
+          <w:rFonts w:ascii="맑은 고딕" w:hAnsi="맑은 고딕" w:eastAsia="맑은 고딕"/>
+          <w:sz w:val="21"/>
+        </w:rPr>
+        <w:t>② NOMOUNT</w:t>
       </w:r>
     </w:p>
     <w:p>
@@ -942,7 +998,7 @@
           <w:rFonts w:ascii="맑은 고딕" w:hAnsi="맑은 고딕" w:eastAsia="맑은 고딕"/>
           <w:sz w:val="21"/>
         </w:rPr>
-        <w:t>④ NOMOUNT</w:t>
+        <w:t>④ MOUNTED</w:t>
       </w:r>
     </w:p>
     <w:p>
@@ -960,43 +1016,57 @@
           <w:rFonts w:ascii="맑은 고딕" w:hAnsi="맑은 고딕" w:eastAsia="맑은 고딕"/>
           <w:sz w:val="21"/>
         </w:rPr>
-        <w:t>[하-18] OMF 방식에서 사전에 `mkdir`이 필요한 파일은?</w:t>
-      </w:r>
-    </w:p>
-    <w:p>
-      <w:r>
-        <w:rPr>
-          <w:rFonts w:ascii="맑은 고딕" w:hAnsi="맑은 고딕" w:eastAsia="맑은 고딕"/>
-          <w:sz w:val="21"/>
-        </w:rPr>
-        <w:t>① 컨트롤 파일 (경로를 SET으로 지정할 경우)</w:t>
-      </w:r>
-    </w:p>
-    <w:p>
-      <w:r>
-        <w:rPr>
-          <w:rFonts w:ascii="맑은 고딕" w:hAnsi="맑은 고딕" w:eastAsia="맑은 고딕"/>
-          <w:sz w:val="21"/>
-        </w:rPr>
-        <w:t>② 데이터 파일</w:t>
-      </w:r>
-    </w:p>
-    <w:p>
-      <w:r>
-        <w:rPr>
-          <w:rFonts w:ascii="맑은 고딕" w:hAnsi="맑은 고딕" w:eastAsia="맑은 고딕"/>
-          <w:sz w:val="21"/>
-        </w:rPr>
-        <w:t>③ 온라인 로그</w:t>
-      </w:r>
-    </w:p>
-    <w:p>
-      <w:r>
-        <w:rPr>
-          <w:rFonts w:ascii="맑은 고딕" w:hAnsi="맑은 고딕" w:eastAsia="맑은 고딕"/>
-          <w:sz w:val="21"/>
-        </w:rPr>
-        <w:t>④ 임시 파일</w:t>
+        <w:t xml:space="preserve">[하-18] OMF 방식에서 사전에 </w:t>
+      </w:r>
+      <w:r>
+        <w:rPr>
+          <w:rFonts w:ascii="Consolas" w:hAnsi="Consolas" w:eastAsia="맑은 고딕"/>
+          <w:sz w:val="21"/>
+        </w:rPr>
+        <w:t xml:space="preserve">mkdir</w:t>
+      </w:r>
+      <w:r>
+        <w:rPr>
+          <w:rFonts w:ascii="맑은 고딕" w:hAnsi="맑은 고딕" w:eastAsia="맑은 고딕"/>
+          <w:sz w:val="21"/>
+        </w:rPr>
+        <w:t xml:space="preserve">이 필요한 파일은?</w:t>
+      </w:r>
+    </w:p>
+    <w:p>
+      <w:r>
+        <w:rPr>
+          <w:rFonts w:ascii="맑은 고딕" w:hAnsi="맑은 고딕" w:eastAsia="맑은 고딕"/>
+          <w:sz w:val="21"/>
+        </w:rPr>
+        <w:t>① 데이터 파일</w:t>
+      </w:r>
+    </w:p>
+    <w:p>
+      <w:r>
+        <w:rPr>
+          <w:rFonts w:ascii="맑은 고딕" w:hAnsi="맑은 고딕" w:eastAsia="맑은 고딕"/>
+          <w:sz w:val="21"/>
+        </w:rPr>
+        <w:t>② 온라인 로그</w:t>
+      </w:r>
+    </w:p>
+    <w:p>
+      <w:r>
+        <w:rPr>
+          <w:rFonts w:ascii="맑은 고딕" w:hAnsi="맑은 고딕" w:eastAsia="맑은 고딕"/>
+          <w:sz w:val="21"/>
+        </w:rPr>
+        <w:t>③ 임시 파일</w:t>
+      </w:r>
+    </w:p>
+    <w:p>
+      <w:r>
+        <w:rPr>
+          <w:rFonts w:ascii="맑은 고딕" w:hAnsi="맑은 고딕" w:eastAsia="맑은 고딕"/>
+          <w:sz w:val="21"/>
+        </w:rPr>
+        <w:t>④ 컨트롤 파일 (경로를 SET으로 지정할 경우)</w:t>
       </w:r>
     </w:p>
     <w:p>
@@ -1014,16 +1084,30 @@
           <w:rFonts w:ascii="맑은 고딕" w:hAnsi="맑은 고딕" w:eastAsia="맑은 고딕"/>
           <w:sz w:val="21"/>
         </w:rPr>
-        <w:t>[하-19] `DB_RECOVERY_FILE_DEST`가 관리하는 것은?</w:t>
-      </w:r>
-    </w:p>
-    <w:p>
-      <w:r>
-        <w:rPr>
-          <w:rFonts w:ascii="맑은 고딕" w:hAnsi="맑은 고딕" w:eastAsia="맑은 고딕"/>
-          <w:sz w:val="21"/>
-        </w:rPr>
-        <w:t>① FRA — 아카이브 로그, 백업, 플래시백 로그</w:t>
+        <w:t xml:space="preserve">[하-19] </w:t>
+      </w:r>
+      <w:r>
+        <w:rPr>
+          <w:rFonts w:ascii="Consolas" w:hAnsi="Consolas" w:eastAsia="맑은 고딕"/>
+          <w:sz w:val="21"/>
+        </w:rPr>
+        <w:t xml:space="preserve">DB_RECOVERY_FILE_DEST</w:t>
+      </w:r>
+      <w:r>
+        <w:rPr>
+          <w:rFonts w:ascii="맑은 고딕" w:hAnsi="맑은 고딕" w:eastAsia="맑은 고딕"/>
+          <w:sz w:val="21"/>
+        </w:rPr>
+        <w:t xml:space="preserve">가 관리하는 것은?</w:t>
+      </w:r>
+    </w:p>
+    <w:p>
+      <w:r>
+        <w:rPr>
+          <w:rFonts w:ascii="맑은 고딕" w:hAnsi="맑은 고딕" w:eastAsia="맑은 고딕"/>
+          <w:sz w:val="21"/>
+        </w:rPr>
+        <w:t>① 감사 파일</w:t>
       </w:r>
     </w:p>
     <w:p>
@@ -1050,7 +1134,7 @@
           <w:rFonts w:ascii="맑은 고딕" w:hAnsi="맑은 고딕" w:eastAsia="맑은 고딕"/>
           <w:sz w:val="21"/>
         </w:rPr>
-        <w:t>④ 감사 파일</w:t>
+        <w:t>④ FRA — 아카이브 로그, 백업, 플래시백 로그</w:t>
       </w:r>
     </w:p>
     <w:p>
@@ -1077,34 +1161,34 @@
           <w:rFonts w:ascii="맑은 고딕" w:hAnsi="맑은 고딕" w:eastAsia="맑은 고딕"/>
           <w:sz w:val="21"/>
         </w:rPr>
-        <w:t>① 15GB (15,360MB)</w:t>
-      </w:r>
-    </w:p>
-    <w:p>
-      <w:r>
-        <w:rPr>
-          <w:rFonts w:ascii="맑은 고딕" w:hAnsi="맑은 고딕" w:eastAsia="맑은 고딕"/>
-          <w:sz w:val="21"/>
-        </w:rPr>
-        <w:t>② 1GB</w:t>
-      </w:r>
-    </w:p>
-    <w:p>
-      <w:r>
-        <w:rPr>
-          <w:rFonts w:ascii="맑은 고딕" w:hAnsi="맑은 고딕" w:eastAsia="맑은 고딕"/>
-          <w:sz w:val="21"/>
-        </w:rPr>
-        <w:t>③ 50GB</w:t>
-      </w:r>
-    </w:p>
-    <w:p>
-      <w:r>
-        <w:rPr>
-          <w:rFonts w:ascii="맑은 고딕" w:hAnsi="맑은 고딕" w:eastAsia="맑은 고딕"/>
-          <w:sz w:val="21"/>
-        </w:rPr>
-        <w:t>④ 제한 없음</w:t>
+        <w:t>① 제한 없음</w:t>
+      </w:r>
+    </w:p>
+    <w:p>
+      <w:r>
+        <w:rPr>
+          <w:rFonts w:ascii="맑은 고딕" w:hAnsi="맑은 고딕" w:eastAsia="맑은 고딕"/>
+          <w:sz w:val="21"/>
+        </w:rPr>
+        <w:t>② 15GB (15,360MB)</w:t>
+      </w:r>
+    </w:p>
+    <w:p>
+      <w:r>
+        <w:rPr>
+          <w:rFonts w:ascii="맑은 고딕" w:hAnsi="맑은 고딕" w:eastAsia="맑은 고딕"/>
+          <w:sz w:val="21"/>
+        </w:rPr>
+        <w:t>③ 1GB</w:t>
+      </w:r>
+    </w:p>
+    <w:p>
+      <w:r>
+        <w:rPr>
+          <w:rFonts w:ascii="맑은 고딕" w:hAnsi="맑은 고딕" w:eastAsia="맑은 고딕"/>
+          <w:sz w:val="21"/>
+        </w:rPr>
+        <w:t>④ 50GB</w:t>
       </w:r>
     </w:p>
     <w:p>
@@ -1130,25 +1214,39 @@
           <w:rFonts w:ascii="맑은 고딕" w:hAnsi="맑은 고딕" w:eastAsia="맑은 고딕"/>
           <w:sz w:val="21"/>
         </w:rPr>
-        <w:t>[중-01] `db_create_file_dest`에 없는 경로를 주고 NOMOUNT 기동하면?</w:t>
-      </w:r>
-    </w:p>
-    <w:p>
-      <w:r>
-        <w:rPr>
-          <w:rFonts w:ascii="맑은 고딕" w:hAnsi="맑은 고딕" w:eastAsia="맑은 고딕"/>
-          <w:sz w:val="21"/>
-        </w:rPr>
-        <w:t>① 인스턴스가 뜨지 않는다</w:t>
-      </w:r>
-    </w:p>
-    <w:p>
-      <w:r>
-        <w:rPr>
-          <w:rFonts w:ascii="맑은 고딕" w:hAnsi="맑은 고딕" w:eastAsia="맑은 고딕"/>
-          <w:sz w:val="21"/>
-        </w:rPr>
-        <w:t>② 인스턴스는 뜨고 DUPLICATE에서 실패한다</w:t>
+        <w:t xml:space="preserve">[중-01] </w:t>
+      </w:r>
+      <w:r>
+        <w:rPr>
+          <w:rFonts w:ascii="Consolas" w:hAnsi="Consolas" w:eastAsia="맑은 고딕"/>
+          <w:sz w:val="21"/>
+        </w:rPr>
+        <w:t xml:space="preserve">db_create_file_dest</w:t>
+      </w:r>
+      <w:r>
+        <w:rPr>
+          <w:rFonts w:ascii="맑은 고딕" w:hAnsi="맑은 고딕" w:eastAsia="맑은 고딕"/>
+          <w:sz w:val="21"/>
+        </w:rPr>
+        <w:t xml:space="preserve">에 없는 경로를 주고 NOMOUNT 기동하면?</w:t>
+      </w:r>
+    </w:p>
+    <w:p>
+      <w:r>
+        <w:rPr>
+          <w:rFonts w:ascii="맑은 고딕" w:hAnsi="맑은 고딕" w:eastAsia="맑은 고딕"/>
+          <w:sz w:val="21"/>
+        </w:rPr>
+        <w:t>① 디렉터리가 자동 생성된다</w:t>
+      </w:r>
+    </w:p>
+    <w:p>
+      <w:r>
+        <w:rPr>
+          <w:rFonts w:ascii="맑은 고딕" w:hAnsi="맑은 고딕" w:eastAsia="맑은 고딕"/>
+          <w:sz w:val="21"/>
+        </w:rPr>
+        <w:t>② 인스턴스가 뜨지 않는다</w:t>
       </w:r>
     </w:p>
     <w:p>
@@ -1166,7 +1264,7 @@
           <w:rFonts w:ascii="맑은 고딕" w:hAnsi="맑은 고딕" w:eastAsia="맑은 고딕"/>
           <w:sz w:val="21"/>
         </w:rPr>
-        <w:t>④ 디렉터리가 자동 생성된다</w:t>
+        <w:t>④ 인스턴스는 뜨고 DUPLICATE에서 실패한다</w:t>
       </w:r>
     </w:p>
     <w:p>
@@ -1193,34 +1291,34 @@
           <w:rFonts w:ascii="맑은 고딕" w:hAnsi="맑은 고딕" w:eastAsia="맑은 고딕"/>
           <w:sz w:val="21"/>
         </w:rPr>
-        <w:t>① ORA-01261 + ORA-01262 + ORA-01034</w:t>
-      </w:r>
-    </w:p>
-    <w:p>
-      <w:r>
-        <w:rPr>
-          <w:rFonts w:ascii="맑은 고딕" w:hAnsi="맑은 고딕" w:eastAsia="맑은 고딕"/>
-          <w:sz w:val="21"/>
-        </w:rPr>
-        <w:t>② RMAN-05538 + RMAN-05001</w:t>
-      </w:r>
-    </w:p>
-    <w:p>
-      <w:r>
-        <w:rPr>
-          <w:rFonts w:ascii="맑은 고딕" w:hAnsi="맑은 고딕" w:eastAsia="맑은 고딕"/>
-          <w:sz w:val="21"/>
-        </w:rPr>
-        <w:t>③ ORA-17628 + ORA-19505</w:t>
-      </w:r>
-    </w:p>
-    <w:p>
-      <w:r>
-        <w:rPr>
-          <w:rFonts w:ascii="맑은 고딕" w:hAnsi="맑은 고딕" w:eastAsia="맑은 고딕"/>
-          <w:sz w:val="21"/>
-        </w:rPr>
-        <w:t>④ ORA-32002 + ORA-01109</w:t>
+        <w:t>① ORA-17628 + ORA-19505</w:t>
+      </w:r>
+    </w:p>
+    <w:p>
+      <w:r>
+        <w:rPr>
+          <w:rFonts w:ascii="맑은 고딕" w:hAnsi="맑은 고딕" w:eastAsia="맑은 고딕"/>
+          <w:sz w:val="21"/>
+        </w:rPr>
+        <w:t>② ORA-32002 + ORA-01109</w:t>
+      </w:r>
+    </w:p>
+    <w:p>
+      <w:r>
+        <w:rPr>
+          <w:rFonts w:ascii="맑은 고딕" w:hAnsi="맑은 고딕" w:eastAsia="맑은 고딕"/>
+          <w:sz w:val="21"/>
+        </w:rPr>
+        <w:t>③ ORA-01261 + ORA-01262 + ORA-01034</w:t>
+      </w:r>
+    </w:p>
+    <w:p>
+      <w:r>
+        <w:rPr>
+          <w:rFonts w:ascii="맑은 고딕" w:hAnsi="맑은 고딕" w:eastAsia="맑은 고딕"/>
+          <w:sz w:val="21"/>
+        </w:rPr>
+        <w:t>④ RMAN-05538 + RMAN-05001</w:t>
       </w:r>
     </w:p>
     <w:p>
@@ -1238,16 +1336,30 @@
           <w:rFonts w:ascii="맑은 고딕" w:hAnsi="맑은 고딕" w:eastAsia="맑은 고딕"/>
           <w:sz w:val="21"/>
         </w:rPr>
-        <w:t>[중-03] `Linux-x86_64 Error: 2`가 가리키는 것은?</w:t>
-      </w:r>
-    </w:p>
-    <w:p>
-      <w:r>
-        <w:rPr>
-          <w:rFonts w:ascii="맑은 고딕" w:hAnsi="맑은 고딕" w:eastAsia="맑은 고딕"/>
-          <w:sz w:val="21"/>
-        </w:rPr>
-        <w:t>① ENOENT — 경로가 없다</w:t>
+        <w:t xml:space="preserve">[중-03] </w:t>
+      </w:r>
+      <w:r>
+        <w:rPr>
+          <w:rFonts w:ascii="Consolas" w:hAnsi="Consolas" w:eastAsia="맑은 고딕"/>
+          <w:sz w:val="21"/>
+        </w:rPr>
+        <w:t xml:space="preserve">Linux-x86_64 Error: 2</w:t>
+      </w:r>
+      <w:r>
+        <w:rPr>
+          <w:rFonts w:ascii="맑은 고딕" w:hAnsi="맑은 고딕" w:eastAsia="맑은 고딕"/>
+          <w:sz w:val="21"/>
+        </w:rPr>
+        <w:t xml:space="preserve">가 가리키는 것은?</w:t>
+      </w:r>
+    </w:p>
+    <w:p>
+      <w:r>
+        <w:rPr>
+          <w:rFonts w:ascii="맑은 고딕" w:hAnsi="맑은 고딕" w:eastAsia="맑은 고딕"/>
+          <w:sz w:val="21"/>
+        </w:rPr>
+        <w:t>① ENOSPC — 공간이 없다</w:t>
       </w:r>
     </w:p>
     <w:p>
@@ -1265,7 +1377,7 @@
           <w:rFonts w:ascii="맑은 고딕" w:hAnsi="맑은 고딕" w:eastAsia="맑은 고딕"/>
           <w:sz w:val="21"/>
         </w:rPr>
-        <w:t>③ ENOSPC — 공간이 없다</w:t>
+        <w:t>③ ENOENT — 경로가 없다</w:t>
       </w:r>
     </w:p>
     <w:p>
@@ -1301,34 +1413,34 @@
           <w:rFonts w:ascii="맑은 고딕" w:hAnsi="맑은 고딕" w:eastAsia="맑은 고딕"/>
           <w:sz w:val="21"/>
         </w:rPr>
-        <w:t>① RMAN-03002: failure of allocate command</w:t>
-      </w:r>
-    </w:p>
-    <w:p>
-      <w:r>
-        <w:rPr>
-          <w:rFonts w:ascii="맑은 고딕" w:hAnsi="맑은 고딕" w:eastAsia="맑은 고딕"/>
-          <w:sz w:val="21"/>
-        </w:rPr>
-        <w:t>② RMAN-03002: failure of Duplicate Db command</w:t>
-      </w:r>
-    </w:p>
-    <w:p>
-      <w:r>
-        <w:rPr>
-          <w:rFonts w:ascii="맑은 고딕" w:hAnsi="맑은 고딕" w:eastAsia="맑은 고딕"/>
-          <w:sz w:val="21"/>
-        </w:rPr>
-        <w:t>③ RMAN-05001</w:t>
-      </w:r>
-    </w:p>
-    <w:p>
-      <w:r>
-        <w:rPr>
-          <w:rFonts w:ascii="맑은 고딕" w:hAnsi="맑은 고딕" w:eastAsia="맑은 고딕"/>
-          <w:sz w:val="21"/>
-        </w:rPr>
-        <w:t>④ RMAN-05500</w:t>
+        <w:t>① RMAN-03002: failure of Duplicate Db command</w:t>
+      </w:r>
+    </w:p>
+    <w:p>
+      <w:r>
+        <w:rPr>
+          <w:rFonts w:ascii="맑은 고딕" w:hAnsi="맑은 고딕" w:eastAsia="맑은 고딕"/>
+          <w:sz w:val="21"/>
+        </w:rPr>
+        <w:t>② RMAN-03002: failure of allocate command</w:t>
+      </w:r>
+    </w:p>
+    <w:p>
+      <w:r>
+        <w:rPr>
+          <w:rFonts w:ascii="맑은 고딕" w:hAnsi="맑은 고딕" w:eastAsia="맑은 고딕"/>
+          <w:sz w:val="21"/>
+        </w:rPr>
+        <w:t>③ RMAN-05500</w:t>
+      </w:r>
+    </w:p>
+    <w:p>
+      <w:r>
+        <w:rPr>
+          <w:rFonts w:ascii="맑은 고딕" w:hAnsi="맑은 고딕" w:eastAsia="맑은 고딕"/>
+          <w:sz w:val="21"/>
+        </w:rPr>
+        <w:t>④ RMAN-05001</w:t>
       </w:r>
     </w:p>
     <w:p>
@@ -1346,16 +1458,30 @@
           <w:rFonts w:ascii="맑은 고딕" w:hAnsi="맑은 고딕" w:eastAsia="맑은 고딕"/>
           <w:sz w:val="21"/>
         </w:rPr>
-        <w:t>[중-05] `ORA-27101: shared memory realm does not exist`가 뜻하는 것은?</w:t>
-      </w:r>
-    </w:p>
-    <w:p>
-      <w:r>
-        <w:rPr>
-          <w:rFonts w:ascii="맑은 고딕" w:hAnsi="맑은 고딕" w:eastAsia="맑은 고딕"/>
-          <w:sz w:val="21"/>
-        </w:rPr>
-        <w:t>① SGA가 없다 — 인스턴스가 뜨지 않았다</w:t>
+        <w:t xml:space="preserve">[중-05] </w:t>
+      </w:r>
+      <w:r>
+        <w:rPr>
+          <w:rFonts w:ascii="Consolas" w:hAnsi="Consolas" w:eastAsia="맑은 고딕"/>
+          <w:sz w:val="21"/>
+        </w:rPr>
+        <w:t xml:space="preserve">ORA-27101: shared memory realm does not exist</w:t>
+      </w:r>
+      <w:r>
+        <w:rPr>
+          <w:rFonts w:ascii="맑은 고딕" w:hAnsi="맑은 고딕" w:eastAsia="맑은 고딕"/>
+          <w:sz w:val="21"/>
+        </w:rPr>
+        <w:t xml:space="preserve">가 뜻하는 것은?</w:t>
+      </w:r>
+    </w:p>
+    <w:p>
+      <w:r>
+        <w:rPr>
+          <w:rFonts w:ascii="맑은 고딕" w:hAnsi="맑은 고딕" w:eastAsia="맑은 고딕"/>
+          <w:sz w:val="21"/>
+        </w:rPr>
+        <w:t>① 패스워드 파일이 없다</w:t>
       </w:r>
     </w:p>
     <w:p>
@@ -1382,7 +1508,7 @@
           <w:rFonts w:ascii="맑은 고딕" w:hAnsi="맑은 고딕" w:eastAsia="맑은 고딕"/>
           <w:sz w:val="21"/>
         </w:rPr>
-        <w:t>④ 패스워드 파일이 없다</w:t>
+        <w:t>④ SGA가 없다 — 인스턴스가 뜨지 않았다</w:t>
       </w:r>
     </w:p>
     <w:p>
@@ -1400,25 +1526,39 @@
           <w:rFonts w:ascii="맑은 고딕" w:hAnsi="맑은 고딕" w:eastAsia="맑은 고딕"/>
           <w:sz w:val="21"/>
         </w:rPr>
-        <w:t>[중-06] `db_create_file_dest`를 아예 주지 않고 DUPLICATE를 실행하면?</w:t>
-      </w:r>
-    </w:p>
-    <w:p>
-      <w:r>
-        <w:rPr>
-          <w:rFonts w:ascii="맑은 고딕" w:hAnsi="맑은 고딕" w:eastAsia="맑은 고딕"/>
-          <w:sz w:val="21"/>
-        </w:rPr>
-        <w:t>① 5장의 첫 번째 실패와 동일한 RMAN-05538 + RMAN-05001</w:t>
-      </w:r>
-    </w:p>
-    <w:p>
-      <w:r>
-        <w:rPr>
-          <w:rFonts w:ascii="맑은 고딕" w:hAnsi="맑은 고딕" w:eastAsia="맑은 고딕"/>
-          <w:sz w:val="21"/>
-        </w:rPr>
-        <w:t>② 정상 동작한다</w:t>
+        <w:t xml:space="preserve">[중-06] </w:t>
+      </w:r>
+      <w:r>
+        <w:rPr>
+          <w:rFonts w:ascii="Consolas" w:hAnsi="Consolas" w:eastAsia="맑은 고딕"/>
+          <w:sz w:val="21"/>
+        </w:rPr>
+        <w:t xml:space="preserve">db_create_file_dest</w:t>
+      </w:r>
+      <w:r>
+        <w:rPr>
+          <w:rFonts w:ascii="맑은 고딕" w:hAnsi="맑은 고딕" w:eastAsia="맑은 고딕"/>
+          <w:sz w:val="21"/>
+        </w:rPr>
+        <w:t xml:space="preserve">를 아예 주지 않고 DUPLICATE를 실행하면?</w:t>
+      </w:r>
+    </w:p>
+    <w:p>
+      <w:r>
+        <w:rPr>
+          <w:rFonts w:ascii="맑은 고딕" w:hAnsi="맑은 고딕" w:eastAsia="맑은 고딕"/>
+          <w:sz w:val="21"/>
+        </w:rPr>
+        <w:t>① ORA-19505가 난다</w:t>
+      </w:r>
+    </w:p>
+    <w:p>
+      <w:r>
+        <w:rPr>
+          <w:rFonts w:ascii="맑은 고딕" w:hAnsi="맑은 고딕" w:eastAsia="맑은 고딕"/>
+          <w:sz w:val="21"/>
+        </w:rPr>
+        <w:t>② 5장의 첫 번째 실패와 동일한 RMAN-05538 + RMAN-05001</w:t>
       </w:r>
     </w:p>
     <w:p>
@@ -1436,7 +1576,7 @@
           <w:rFonts w:ascii="맑은 고딕" w:hAnsi="맑은 고딕" w:eastAsia="맑은 고딕"/>
           <w:sz w:val="21"/>
         </w:rPr>
-        <w:t>④ ORA-19505가 난다</w:t>
+        <w:t>④ 정상 동작한다</w:t>
       </w:r>
     </w:p>
     <w:p>
@@ -1463,16 +1603,16 @@
           <w:rFonts w:ascii="맑은 고딕" w:hAnsi="맑은 고딕" w:eastAsia="맑은 고딕"/>
           <w:sz w:val="21"/>
         </w:rPr>
-        <w:t>① DB_CREATE_FILE_DEST와 DB_FILE_NAME_CONVERT는 같은 질문의 두 대답이다</w:t>
-      </w:r>
-    </w:p>
-    <w:p>
-      <w:r>
-        <w:rPr>
-          <w:rFonts w:ascii="맑은 고딕" w:hAnsi="맑은 고딕" w:eastAsia="맑은 고딕"/>
-          <w:sz w:val="21"/>
-        </w:rPr>
-        <w:t>② 두 파라미터를 반드시 함께 써야 한다</w:t>
+        <w:t>① 두 파라미터를 반드시 함께 써야 한다</w:t>
+      </w:r>
+    </w:p>
+    <w:p>
+      <w:r>
+        <w:rPr>
+          <w:rFonts w:ascii="맑은 고딕" w:hAnsi="맑은 고딕" w:eastAsia="맑은 고딕"/>
+          <w:sz w:val="21"/>
+        </w:rPr>
+        <w:t>② DB_CREATE_FILE_DEST와 DB_FILE_NAME_CONVERT는 같은 질문의 두 대답이다</w:t>
       </w:r>
     </w:p>
     <w:p>
@@ -1508,43 +1648,57 @@
           <w:rFonts w:ascii="맑은 고딕" w:hAnsi="맑은 고딕" w:eastAsia="맑은 고딕"/>
           <w:sz w:val="21"/>
         </w:rPr>
-        <w:t>[중-08] OMF 방식에서 `V$LOGFILE` 조회 결과가 14행인 이유는?</w:t>
-      </w:r>
-    </w:p>
-    <w:p>
-      <w:r>
-        <w:rPr>
-          <w:rFonts w:ascii="맑은 고딕" w:hAnsi="맑은 고딕" w:eastAsia="맑은 고딕"/>
-          <w:sz w:val="21"/>
-        </w:rPr>
-        <w:t>① 그룹 7개에 멤버가 2개씩이기 때문</w:t>
-      </w:r>
-    </w:p>
-    <w:p>
-      <w:r>
-        <w:rPr>
-          <w:rFonts w:ascii="맑은 고딕" w:hAnsi="맑은 고딕" w:eastAsia="맑은 고딕"/>
-          <w:sz w:val="21"/>
-        </w:rPr>
-        <w:t>② 그룹이 14개이기 때문</w:t>
-      </w:r>
-    </w:p>
-    <w:p>
-      <w:r>
-        <w:rPr>
-          <w:rFonts w:ascii="맑은 고딕" w:hAnsi="맑은 고딕" w:eastAsia="맑은 고딕"/>
-          <w:sz w:val="21"/>
-        </w:rPr>
-        <w:t>③ Primary와 Standby를 함께 보여 주기 때문</w:t>
-      </w:r>
-    </w:p>
-    <w:p>
-      <w:r>
-        <w:rPr>
-          <w:rFonts w:ascii="맑은 고딕" w:hAnsi="맑은 고딕" w:eastAsia="맑은 고딕"/>
-          <w:sz w:val="21"/>
-        </w:rPr>
-        <w:t>④ 조회가 잘못되었기 때문</w:t>
+        <w:t xml:space="preserve">[중-08] OMF 방식에서 </w:t>
+      </w:r>
+      <w:r>
+        <w:rPr>
+          <w:rFonts w:ascii="Consolas" w:hAnsi="Consolas" w:eastAsia="맑은 고딕"/>
+          <w:sz w:val="21"/>
+        </w:rPr>
+        <w:t xml:space="preserve">V$LOGFILE</w:t>
+      </w:r>
+      <w:r>
+        <w:rPr>
+          <w:rFonts w:ascii="맑은 고딕" w:hAnsi="맑은 고딕" w:eastAsia="맑은 고딕"/>
+          <w:sz w:val="21"/>
+        </w:rPr>
+        <w:t xml:space="preserve"> 조회 결과가 14행인 이유는?</w:t>
+      </w:r>
+    </w:p>
+    <w:p>
+      <w:r>
+        <w:rPr>
+          <w:rFonts w:ascii="맑은 고딕" w:hAnsi="맑은 고딕" w:eastAsia="맑은 고딕"/>
+          <w:sz w:val="21"/>
+        </w:rPr>
+        <w:t>① Primary와 Standby를 함께 보여 주기 때문</w:t>
+      </w:r>
+    </w:p>
+    <w:p>
+      <w:r>
+        <w:rPr>
+          <w:rFonts w:ascii="맑은 고딕" w:hAnsi="맑은 고딕" w:eastAsia="맑은 고딕"/>
+          <w:sz w:val="21"/>
+        </w:rPr>
+        <w:t>② 조회가 잘못되었기 때문</w:t>
+      </w:r>
+    </w:p>
+    <w:p>
+      <w:r>
+        <w:rPr>
+          <w:rFonts w:ascii="맑은 고딕" w:hAnsi="맑은 고딕" w:eastAsia="맑은 고딕"/>
+          <w:sz w:val="21"/>
+        </w:rPr>
+        <w:t>③ 그룹 7개에 멤버가 2개씩이기 때문</w:t>
+      </w:r>
+    </w:p>
+    <w:p>
+      <w:r>
+        <w:rPr>
+          <w:rFonts w:ascii="맑은 고딕" w:hAnsi="맑은 고딕" w:eastAsia="맑은 고딕"/>
+          <w:sz w:val="21"/>
+        </w:rPr>
+        <w:t>④ 그룹이 14개이기 때문</w:t>
       </w:r>
     </w:p>
     <w:p>
@@ -1580,7 +1734,7 @@
           <w:rFonts w:ascii="맑은 고딕" w:hAnsi="맑은 고딕" w:eastAsia="맑은 고딕"/>
           <w:sz w:val="21"/>
         </w:rPr>
-        <w:t>② DB_CREATE_ONLINE_LOG_DEST_1 지정</w:t>
+        <w:t>② FORCE LOGGING 활성화</w:t>
       </w:r>
     </w:p>
     <w:p>
@@ -1598,7 +1752,7 @@
           <w:rFonts w:ascii="맑은 고딕" w:hAnsi="맑은 고딕" w:eastAsia="맑은 고딕"/>
           <w:sz w:val="21"/>
         </w:rPr>
-        <w:t>④ FORCE LOGGING 활성화</w:t>
+        <w:t>④ DB_CREATE_ONLINE_LOG_DEST_1 지정</w:t>
       </w:r>
     </w:p>
     <w:p>
@@ -1634,16 +1788,16 @@
           <w:rFonts w:ascii="맑은 고딕" w:hAnsi="맑은 고딕" w:eastAsia="맑은 고딕"/>
           <w:sz w:val="21"/>
         </w:rPr>
-        <w:t>② 2,800MB</w:t>
-      </w:r>
-    </w:p>
-    <w:p>
-      <w:r>
-        <w:rPr>
-          <w:rFonts w:ascii="맑은 고딕" w:hAnsi="맑은 고딕" w:eastAsia="맑은 고딕"/>
-          <w:sz w:val="21"/>
-        </w:rPr>
-        <w:t>③ 200MB</w:t>
+        <w:t>② 200MB</w:t>
+      </w:r>
+    </w:p>
+    <w:p>
+      <w:r>
+        <w:rPr>
+          <w:rFonts w:ascii="맑은 고딕" w:hAnsi="맑은 고딕" w:eastAsia="맑은 고딕"/>
+          <w:sz w:val="21"/>
+        </w:rPr>
+        <w:t>③ 2,800MB</w:t>
       </w:r>
     </w:p>
     <w:p>
@@ -1679,34 +1833,34 @@
           <w:rFonts w:ascii="맑은 고딕" w:hAnsi="맑은 고딕" w:eastAsia="맑은 고딕"/>
           <w:sz w:val="21"/>
         </w:rPr>
-        <w:t>① DB_CREATE_ONLINE_LOG_DEST_1을 하나만 명시한다</w:t>
-      </w:r>
-    </w:p>
-    <w:p>
-      <w:r>
-        <w:rPr>
-          <w:rFonts w:ascii="맑은 고딕" w:hAnsi="맑은 고딕" w:eastAsia="맑은 고딕"/>
-          <w:sz w:val="21"/>
-        </w:rPr>
-        <w:t>② DB_RECOVERY_FILE_DEST를 지운다</w:t>
-      </w:r>
-    </w:p>
-    <w:p>
-      <w:r>
-        <w:rPr>
-          <w:rFonts w:ascii="맑은 고딕" w:hAnsi="맑은 고딕" w:eastAsia="맑은 고딕"/>
-          <w:sz w:val="21"/>
-        </w:rPr>
-        <w:t>③ 멤버를 수동으로 DROP한다</w:t>
-      </w:r>
-    </w:p>
-    <w:p>
-      <w:r>
-        <w:rPr>
-          <w:rFonts w:ascii="맑은 고딕" w:hAnsi="맑은 고딕" w:eastAsia="맑은 고딕"/>
-          <w:sz w:val="21"/>
-        </w:rPr>
-        <w:t>④ FRA 크기를 줄인다</w:t>
+        <w:t>① FRA 크기를 줄인다</w:t>
+      </w:r>
+    </w:p>
+    <w:p>
+      <w:r>
+        <w:rPr>
+          <w:rFonts w:ascii="맑은 고딕" w:hAnsi="맑은 고딕" w:eastAsia="맑은 고딕"/>
+          <w:sz w:val="21"/>
+        </w:rPr>
+        <w:t>② 멤버를 수동으로 DROP한다</w:t>
+      </w:r>
+    </w:p>
+    <w:p>
+      <w:r>
+        <w:rPr>
+          <w:rFonts w:ascii="맑은 고딕" w:hAnsi="맑은 고딕" w:eastAsia="맑은 고딕"/>
+          <w:sz w:val="21"/>
+        </w:rPr>
+        <w:t>③ DB_RECOVERY_FILE_DEST를 지운다</w:t>
+      </w:r>
+    </w:p>
+    <w:p>
+      <w:r>
+        <w:rPr>
+          <w:rFonts w:ascii="맑은 고딕" w:hAnsi="맑은 고딕" w:eastAsia="맑은 고딕"/>
+          <w:sz w:val="21"/>
+        </w:rPr>
+        <w:t>④ DB_CREATE_ONLINE_LOG_DEST_1을 하나만 명시한다</w:t>
       </w:r>
     </w:p>
     <w:p>
@@ -1724,43 +1878,57 @@
           <w:rFonts w:ascii="맑은 고딕" w:hAnsi="맑은 고딕" w:eastAsia="맑은 고딕"/>
           <w:sz w:val="21"/>
         </w:rPr>
-        <w:t>[중-12] OMF 방식 복제 후 Standby의 `CONTROL_FILES` 값은?</w:t>
-      </w:r>
-    </w:p>
-    <w:p>
-      <w:r>
-        <w:rPr>
-          <w:rFonts w:ascii="맑은 고딕" w:hAnsi="맑은 고딕" w:eastAsia="맑은 고딕"/>
-          <w:sz w:val="21"/>
-        </w:rPr>
-        <w:t>① Primary 값이 그대로 상속되어 Chicago 경로를 가리킨다</w:t>
-      </w:r>
-    </w:p>
-    <w:p>
-      <w:r>
-        <w:rPr>
-          <w:rFonts w:ascii="맑은 고딕" w:hAnsi="맑은 고딕" w:eastAsia="맑은 고딕"/>
-          <w:sz w:val="21"/>
-        </w:rPr>
-        <w:t>② OMF 규칙에 따라 o1_mf 이름으로 생성된다</w:t>
-      </w:r>
-    </w:p>
-    <w:p>
-      <w:r>
-        <w:rPr>
-          <w:rFonts w:ascii="맑은 고딕" w:hAnsi="맑은 고딕" w:eastAsia="맑은 고딕"/>
-          <w:sz w:val="21"/>
-        </w:rPr>
-        <w:t>③ 비어 있다</w:t>
-      </w:r>
-    </w:p>
-    <w:p>
-      <w:r>
-        <w:rPr>
-          <w:rFonts w:ascii="맑은 고딕" w:hAnsi="맑은 고딕" w:eastAsia="맑은 고딕"/>
-          <w:sz w:val="21"/>
-        </w:rPr>
-        <w:t>④ BOSTON 경로로 자동 변환된다</w:t>
+        <w:t xml:space="preserve">[중-12] OMF 방식 복제 후 Standby의 </w:t>
+      </w:r>
+      <w:r>
+        <w:rPr>
+          <w:rFonts w:ascii="Consolas" w:hAnsi="Consolas" w:eastAsia="맑은 고딕"/>
+          <w:sz w:val="21"/>
+        </w:rPr>
+        <w:t xml:space="preserve">CONTROL_FILES</w:t>
+      </w:r>
+      <w:r>
+        <w:rPr>
+          <w:rFonts w:ascii="맑은 고딕" w:hAnsi="맑은 고딕" w:eastAsia="맑은 고딕"/>
+          <w:sz w:val="21"/>
+        </w:rPr>
+        <w:t xml:space="preserve"> 값은?</w:t>
+      </w:r>
+    </w:p>
+    <w:p>
+      <w:r>
+        <w:rPr>
+          <w:rFonts w:ascii="맑은 고딕" w:hAnsi="맑은 고딕" w:eastAsia="맑은 고딕"/>
+          <w:sz w:val="21"/>
+        </w:rPr>
+        <w:t>① OMF 규칙에 따라 o1_mf 이름으로 생성된다</w:t>
+      </w:r>
+    </w:p>
+    <w:p>
+      <w:r>
+        <w:rPr>
+          <w:rFonts w:ascii="맑은 고딕" w:hAnsi="맑은 고딕" w:eastAsia="맑은 고딕"/>
+          <w:sz w:val="21"/>
+        </w:rPr>
+        <w:t>② Primary 값이 그대로 상속되어 Chicago 경로를 가리킨다</w:t>
+      </w:r>
+    </w:p>
+    <w:p>
+      <w:r>
+        <w:rPr>
+          <w:rFonts w:ascii="맑은 고딕" w:hAnsi="맑은 고딕" w:eastAsia="맑은 고딕"/>
+          <w:sz w:val="21"/>
+        </w:rPr>
+        <w:t>③ BOSTON 경로로 자동 변환된다</w:t>
+      </w:r>
+    </w:p>
+    <w:p>
+      <w:r>
+        <w:rPr>
+          <w:rFonts w:ascii="맑은 고딕" w:hAnsi="맑은 고딕" w:eastAsia="맑은 고딕"/>
+          <w:sz w:val="21"/>
+        </w:rPr>
+        <w:t>④ 비어 있다</w:t>
       </w:r>
     </w:p>
     <w:p>
@@ -1778,34 +1946,48 @@
           <w:rFonts w:ascii="맑은 고딕" w:hAnsi="맑은 고딕" w:eastAsia="맑은 고딕"/>
           <w:sz w:val="21"/>
         </w:rPr>
-        <w:t>[중-13] `CONTROL_FILES`에 OMF가 개입하는 조건은?</w:t>
-      </w:r>
-    </w:p>
-    <w:p>
-      <w:r>
-        <w:rPr>
-          <w:rFonts w:ascii="맑은 고딕" w:hAnsi="맑은 고딕" w:eastAsia="맑은 고딕"/>
-          <w:sz w:val="21"/>
-        </w:rPr>
-        <w:t>① 값이 비어 있을 때만</w:t>
-      </w:r>
-    </w:p>
-    <w:p>
-      <w:r>
-        <w:rPr>
-          <w:rFonts w:ascii="맑은 고딕" w:hAnsi="맑은 고딕" w:eastAsia="맑은 고딕"/>
-          <w:sz w:val="21"/>
-        </w:rPr>
-        <w:t>② 항상 개입한다</w:t>
-      </w:r>
-    </w:p>
-    <w:p>
-      <w:r>
-        <w:rPr>
-          <w:rFonts w:ascii="맑은 고딕" w:hAnsi="맑은 고딕" w:eastAsia="맑은 고딕"/>
-          <w:sz w:val="21"/>
-        </w:rPr>
-        <w:t>③ DB_CREATE_FILE_DEST가 있으면 항상</w:t>
+        <w:t xml:space="preserve">[중-13] </w:t>
+      </w:r>
+      <w:r>
+        <w:rPr>
+          <w:rFonts w:ascii="Consolas" w:hAnsi="Consolas" w:eastAsia="맑은 고딕"/>
+          <w:sz w:val="21"/>
+        </w:rPr>
+        <w:t xml:space="preserve">CONTROL_FILES</w:t>
+      </w:r>
+      <w:r>
+        <w:rPr>
+          <w:rFonts w:ascii="맑은 고딕" w:hAnsi="맑은 고딕" w:eastAsia="맑은 고딕"/>
+          <w:sz w:val="21"/>
+        </w:rPr>
+        <w:t xml:space="preserve">에 OMF가 개입하는 조건은?</w:t>
+      </w:r>
+    </w:p>
+    <w:p>
+      <w:r>
+        <w:rPr>
+          <w:rFonts w:ascii="맑은 고딕" w:hAnsi="맑은 고딕" w:eastAsia="맑은 고딕"/>
+          <w:sz w:val="21"/>
+        </w:rPr>
+        <w:t>① 항상 개입한다</w:t>
+      </w:r>
+    </w:p>
+    <w:p>
+      <w:r>
+        <w:rPr>
+          <w:rFonts w:ascii="맑은 고딕" w:hAnsi="맑은 고딕" w:eastAsia="맑은 고딕"/>
+          <w:sz w:val="21"/>
+        </w:rPr>
+        <w:t>② DB_CREATE_FILE_DEST가 있으면 항상</w:t>
+      </w:r>
+    </w:p>
+    <w:p>
+      <w:r>
+        <w:rPr>
+          <w:rFonts w:ascii="맑은 고딕" w:hAnsi="맑은 고딕" w:eastAsia="맑은 고딕"/>
+          <w:sz w:val="21"/>
+        </w:rPr>
+        <w:t>③ 값이 비어 있을 때만</w:t>
       </w:r>
     </w:p>
     <w:p>
@@ -1841,16 +2023,16 @@
           <w:rFonts w:ascii="맑은 고딕" w:hAnsi="맑은 고딕" w:eastAsia="맑은 고딕"/>
           <w:sz w:val="21"/>
         </w:rPr>
-        <w:t>① SPFILE (정적 파라미터이므로)</w:t>
-      </w:r>
-    </w:p>
-    <w:p>
-      <w:r>
-        <w:rPr>
-          <w:rFonts w:ascii="맑은 고딕" w:hAnsi="맑은 고딕" w:eastAsia="맑은 고딕"/>
-          <w:sz w:val="21"/>
-        </w:rPr>
-        <w:t>② MEMORY</w:t>
+        <w:t>① MEMORY</w:t>
+      </w:r>
+    </w:p>
+    <w:p>
+      <w:r>
+        <w:rPr>
+          <w:rFonts w:ascii="맑은 고딕" w:hAnsi="맑은 고딕" w:eastAsia="맑은 고딕"/>
+          <w:sz w:val="21"/>
+        </w:rPr>
+        <w:t>② SPFILE (정적 파라미터이므로)</w:t>
       </w:r>
     </w:p>
     <w:p>
@@ -1904,25 +2086,25 @@
           <w:rFonts w:ascii="맑은 고딕" w:hAnsi="맑은 고딕" w:eastAsia="맑은 고딕"/>
           <w:sz w:val="21"/>
         </w:rPr>
-        <w:t>② 파일 이동 → 파라미터 변경 → 재기동</w:t>
-      </w:r>
-    </w:p>
-    <w:p>
-      <w:r>
-        <w:rPr>
-          <w:rFonts w:ascii="맑은 고딕" w:hAnsi="맑은 고딕" w:eastAsia="맑은 고딕"/>
-          <w:sz w:val="21"/>
-        </w:rPr>
-        <w:t>③ 종료 → 파일 이동 → 기동 → 파라미터 변경</w:t>
-      </w:r>
-    </w:p>
-    <w:p>
-      <w:r>
-        <w:rPr>
-          <w:rFonts w:ascii="맑은 고딕" w:hAnsi="맑은 고딕" w:eastAsia="맑은 고딕"/>
-          <w:sz w:val="21"/>
-        </w:rPr>
-        <w:t>④ 순서는 무관하다</w:t>
+        <w:t>② 종료 → 파일 이동 → 기동 → 파라미터 변경</w:t>
+      </w:r>
+    </w:p>
+    <w:p>
+      <w:r>
+        <w:rPr>
+          <w:rFonts w:ascii="맑은 고딕" w:hAnsi="맑은 고딕" w:eastAsia="맑은 고딕"/>
+          <w:sz w:val="21"/>
+        </w:rPr>
+        <w:t>③ 순서는 무관하다</w:t>
+      </w:r>
+    </w:p>
+    <w:p>
+      <w:r>
+        <w:rPr>
+          <w:rFonts w:ascii="맑은 고딕" w:hAnsi="맑은 고딕" w:eastAsia="맑은 고딕"/>
+          <w:sz w:val="21"/>
+        </w:rPr>
+        <w:t>④ 파일 이동 → 파라미터 변경 → 재기동</w:t>
       </w:r>
     </w:p>
     <w:p>
@@ -1958,25 +2140,25 @@
           <w:rFonts w:ascii="맑은 고딕" w:hAnsi="맑은 고딕" w:eastAsia="맑은 고딕"/>
           <w:sz w:val="21"/>
         </w:rPr>
-        <w:t>② ORA-01034</w:t>
-      </w:r>
-    </w:p>
-    <w:p>
-      <w:r>
-        <w:rPr>
-          <w:rFonts w:ascii="맑은 고딕" w:hAnsi="맑은 고딕" w:eastAsia="맑은 고딕"/>
-          <w:sz w:val="21"/>
-        </w:rPr>
-        <w:t>③ ORA-19838</w:t>
-      </w:r>
-    </w:p>
-    <w:p>
-      <w:r>
-        <w:rPr>
-          <w:rFonts w:ascii="맑은 고딕" w:hAnsi="맑은 고딕" w:eastAsia="맑은 고딕"/>
-          <w:sz w:val="21"/>
-        </w:rPr>
-        <w:t>④ ORA-01507</w:t>
+        <w:t>② ORA-19838</w:t>
+      </w:r>
+    </w:p>
+    <w:p>
+      <w:r>
+        <w:rPr>
+          <w:rFonts w:ascii="맑은 고딕" w:hAnsi="맑은 고딕" w:eastAsia="맑은 고딕"/>
+          <w:sz w:val="21"/>
+        </w:rPr>
+        <w:t>③ ORA-01507</w:t>
+      </w:r>
+    </w:p>
+    <w:p>
+      <w:r>
+        <w:rPr>
+          <w:rFonts w:ascii="맑은 고딕" w:hAnsi="맑은 고딕" w:eastAsia="맑은 고딕"/>
+          <w:sz w:val="21"/>
+        </w:rPr>
+        <w:t>④ ORA-01034</w:t>
       </w:r>
     </w:p>
     <w:p>
@@ -2048,43 +2230,57 @@
           <w:rFonts w:ascii="맑은 고딕" w:hAnsi="맑은 고딕" w:eastAsia="맑은 고딕"/>
           <w:sz w:val="21"/>
         </w:rPr>
-        <w:t>[중-18] Standby에서 `CREATE TABLESPACE`를 시도하면?</w:t>
-      </w:r>
-    </w:p>
-    <w:p>
-      <w:r>
-        <w:rPr>
-          <w:rFonts w:ascii="맑은 고딕" w:hAnsi="맑은 고딕" w:eastAsia="맑은 고딕"/>
-          <w:sz w:val="21"/>
-        </w:rPr>
-        <w:t>① ORA-16000 — 읽기 전용이다</w:t>
-      </w:r>
-    </w:p>
-    <w:p>
-      <w:r>
-        <w:rPr>
-          <w:rFonts w:ascii="맑은 고딕" w:hAnsi="맑은 고딕" w:eastAsia="맑은 고딕"/>
-          <w:sz w:val="21"/>
-        </w:rPr>
-        <w:t>② 정상 생성된다</w:t>
-      </w:r>
-    </w:p>
-    <w:p>
-      <w:r>
-        <w:rPr>
-          <w:rFonts w:ascii="맑은 고딕" w:hAnsi="맑은 고딕" w:eastAsia="맑은 고딕"/>
-          <w:sz w:val="21"/>
-        </w:rPr>
-        <w:t>③ ORA-02236</w:t>
-      </w:r>
-    </w:p>
-    <w:p>
-      <w:r>
-        <w:rPr>
-          <w:rFonts w:ascii="맑은 고딕" w:hAnsi="맑은 고딕" w:eastAsia="맑은 고딕"/>
-          <w:sz w:val="21"/>
-        </w:rPr>
-        <w:t>④ Primary로 자동 전달된다</w:t>
+        <w:t xml:space="preserve">[중-18] Standby에서 </w:t>
+      </w:r>
+      <w:r>
+        <w:rPr>
+          <w:rFonts w:ascii="Consolas" w:hAnsi="Consolas" w:eastAsia="맑은 고딕"/>
+          <w:sz w:val="21"/>
+        </w:rPr>
+        <w:t xml:space="preserve">CREATE TABLESPACE</w:t>
+      </w:r>
+      <w:r>
+        <w:rPr>
+          <w:rFonts w:ascii="맑은 고딕" w:hAnsi="맑은 고딕" w:eastAsia="맑은 고딕"/>
+          <w:sz w:val="21"/>
+        </w:rPr>
+        <w:t xml:space="preserve">를 시도하면?</w:t>
+      </w:r>
+    </w:p>
+    <w:p>
+      <w:r>
+        <w:rPr>
+          <w:rFonts w:ascii="맑은 고딕" w:hAnsi="맑은 고딕" w:eastAsia="맑은 고딕"/>
+          <w:sz w:val="21"/>
+        </w:rPr>
+        <w:t>① 정상 생성된다</w:t>
+      </w:r>
+    </w:p>
+    <w:p>
+      <w:r>
+        <w:rPr>
+          <w:rFonts w:ascii="맑은 고딕" w:hAnsi="맑은 고딕" w:eastAsia="맑은 고딕"/>
+          <w:sz w:val="21"/>
+        </w:rPr>
+        <w:t>② ORA-16000 — 읽기 전용이다</w:t>
+      </w:r>
+    </w:p>
+    <w:p>
+      <w:r>
+        <w:rPr>
+          <w:rFonts w:ascii="맑은 고딕" w:hAnsi="맑은 고딕" w:eastAsia="맑은 고딕"/>
+          <w:sz w:val="21"/>
+        </w:rPr>
+        <w:t>③ Primary로 자동 전달된다</w:t>
+      </w:r>
+    </w:p>
+    <w:p>
+      <w:r>
+        <w:rPr>
+          <w:rFonts w:ascii="맑은 고딕" w:hAnsi="맑은 고딕" w:eastAsia="맑은 고딕"/>
+          <w:sz w:val="21"/>
+        </w:rPr>
+        <w:t>④ ORA-02236</w:t>
       </w:r>
     </w:p>
     <w:p>
@@ -2102,43 +2298,57 @@
           <w:rFonts w:ascii="맑은 고딕" w:hAnsi="맑은 고딕" w:eastAsia="맑은 고딕"/>
           <w:sz w:val="21"/>
         </w:rPr>
-        <w:t>[중-19] OMF가 꺼진 Primary에서 `CREATE TABLESPACE x DATAFILE SIZE 10M`을 실행하면?</w:t>
-      </w:r>
-    </w:p>
-    <w:p>
-      <w:r>
-        <w:rPr>
-          <w:rFonts w:ascii="맑은 고딕" w:hAnsi="맑은 고딕" w:eastAsia="맑은 고딕"/>
-          <w:sz w:val="21"/>
-        </w:rPr>
-        <w:t>① ORA-02236 — 파일 이름이 없다</w:t>
-      </w:r>
-    </w:p>
-    <w:p>
-      <w:r>
-        <w:rPr>
-          <w:rFonts w:ascii="맑은 고딕" w:hAnsi="맑은 고딕" w:eastAsia="맑은 고딕"/>
-          <w:sz w:val="21"/>
-        </w:rPr>
-        <w:t>② 정상 생성된다</w:t>
-      </w:r>
-    </w:p>
-    <w:p>
-      <w:r>
-        <w:rPr>
-          <w:rFonts w:ascii="맑은 고딕" w:hAnsi="맑은 고딕" w:eastAsia="맑은 고딕"/>
-          <w:sz w:val="21"/>
-        </w:rPr>
-        <w:t>③ ORA-16000</w:t>
-      </w:r>
-    </w:p>
-    <w:p>
-      <w:r>
-        <w:rPr>
-          <w:rFonts w:ascii="맑은 고딕" w:hAnsi="맑은 고딕" w:eastAsia="맑은 고딕"/>
-          <w:sz w:val="21"/>
-        </w:rPr>
-        <w:t>④ ORA-01261</w:t>
+        <w:t xml:space="preserve">[중-19] OMF가 꺼진 Primary에서 </w:t>
+      </w:r>
+      <w:r>
+        <w:rPr>
+          <w:rFonts w:ascii="Consolas" w:hAnsi="Consolas" w:eastAsia="맑은 고딕"/>
+          <w:sz w:val="21"/>
+        </w:rPr>
+        <w:t xml:space="preserve">CREATE TABLESPACE x DATAFILE SIZE 10M</w:t>
+      </w:r>
+      <w:r>
+        <w:rPr>
+          <w:rFonts w:ascii="맑은 고딕" w:hAnsi="맑은 고딕" w:eastAsia="맑은 고딕"/>
+          <w:sz w:val="21"/>
+        </w:rPr>
+        <w:t xml:space="preserve">을 실행하면?</w:t>
+      </w:r>
+    </w:p>
+    <w:p>
+      <w:r>
+        <w:rPr>
+          <w:rFonts w:ascii="맑은 고딕" w:hAnsi="맑은 고딕" w:eastAsia="맑은 고딕"/>
+          <w:sz w:val="21"/>
+        </w:rPr>
+        <w:t>① ORA-01261</w:t>
+      </w:r>
+    </w:p>
+    <w:p>
+      <w:r>
+        <w:rPr>
+          <w:rFonts w:ascii="맑은 고딕" w:hAnsi="맑은 고딕" w:eastAsia="맑은 고딕"/>
+          <w:sz w:val="21"/>
+        </w:rPr>
+        <w:t>② ORA-02236 — 파일 이름이 없다</w:t>
+      </w:r>
+    </w:p>
+    <w:p>
+      <w:r>
+        <w:rPr>
+          <w:rFonts w:ascii="맑은 고딕" w:hAnsi="맑은 고딕" w:eastAsia="맑은 고딕"/>
+          <w:sz w:val="21"/>
+        </w:rPr>
+        <w:t>③ 정상 생성된다</w:t>
+      </w:r>
+    </w:p>
+    <w:p>
+      <w:r>
+        <w:rPr>
+          <w:rFonts w:ascii="맑은 고딕" w:hAnsi="맑은 고딕" w:eastAsia="맑은 고딕"/>
+          <w:sz w:val="21"/>
+        </w:rPr>
+        <w:t>④ ORA-16000</w:t>
       </w:r>
     </w:p>
     <w:p>
@@ -2174,16 +2384,16 @@
           <w:rFonts w:ascii="맑은 고딕" w:hAnsi="맑은 고딕" w:eastAsia="맑은 고딕"/>
           <w:sz w:val="21"/>
         </w:rPr>
-        <w:t>② RMAN-05500</w:t>
-      </w:r>
-    </w:p>
-    <w:p>
-      <w:r>
-        <w:rPr>
-          <w:rFonts w:ascii="맑은 고딕" w:hAnsi="맑은 고딕" w:eastAsia="맑은 고딕"/>
-          <w:sz w:val="21"/>
-        </w:rPr>
-        <w:t>③ 정상적으로 다시 복제된다</w:t>
+        <w:t>② 정상적으로 다시 복제된다</w:t>
+      </w:r>
+    </w:p>
+    <w:p>
+      <w:r>
+        <w:rPr>
+          <w:rFonts w:ascii="맑은 고딕" w:hAnsi="맑은 고딕" w:eastAsia="맑은 고딕"/>
+          <w:sz w:val="21"/>
+        </w:rPr>
+        <w:t>③ RMAN-05500</w:t>
       </w:r>
     </w:p>
     <w:p>
@@ -2227,7 +2437,7 @@
           <w:rFonts w:ascii="맑은 고딕" w:hAnsi="맑은 고딕" w:eastAsia="맑은 고딕"/>
           <w:sz w:val="21"/>
         </w:rPr>
-        <w:t>① DB_CREATE_FILE_DEST는 stat()으로 검증되지만 convert는 문자열 규칙일 뿐이다</w:t>
+        <w:t>① 컨트롤 파일 유형이 다르기 때문</w:t>
       </w:r>
     </w:p>
     <w:p>
@@ -2254,7 +2464,7 @@
           <w:rFonts w:ascii="맑은 고딕" w:hAnsi="맑은 고딕" w:eastAsia="맑은 고딕"/>
           <w:sz w:val="21"/>
         </w:rPr>
-        <w:t>④ 컨트롤 파일 유형이 다르기 때문</w:t>
+        <w:t>④ DB_CREATE_FILE_DEST는 stat()으로 검증되지만 convert는 문자열 규칙일 뿐이다</w:t>
       </w:r>
     </w:p>
     <w:p>
@@ -2281,16 +2491,16 @@
           <w:rFonts w:ascii="맑은 고딕" w:hAnsi="맑은 고딕" w:eastAsia="맑은 고딕"/>
           <w:sz w:val="21"/>
         </w:rPr>
-        <w:t>① 잔재 파일이 남지 않아 정리할 것이 없다</w:t>
-      </w:r>
-    </w:p>
-    <w:p>
-      <w:r>
-        <w:rPr>
-          <w:rFonts w:ascii="맑은 고딕" w:hAnsi="맑은 고딕" w:eastAsia="맑은 고딕"/>
-          <w:sz w:val="21"/>
-        </w:rPr>
-        <w:t>② 오류 번호가 같다</w:t>
+        <w:t>① 재시도가 불가능하다</w:t>
+      </w:r>
+    </w:p>
+    <w:p>
+      <w:r>
+        <w:rPr>
+          <w:rFonts w:ascii="맑은 고딕" w:hAnsi="맑은 고딕" w:eastAsia="맑은 고딕"/>
+          <w:sz w:val="21"/>
+        </w:rPr>
+        <w:t>② 잔재 파일이 남지 않아 정리할 것이 없다</w:t>
       </w:r>
     </w:p>
     <w:p>
@@ -2308,7 +2518,7 @@
           <w:rFonts w:ascii="맑은 고딕" w:hAnsi="맑은 고딕" w:eastAsia="맑은 고딕"/>
           <w:sz w:val="21"/>
         </w:rPr>
-        <w:t>④ 재시도가 불가능하다</w:t>
+        <w:t>④ 오류 번호가 같다</w:t>
       </w:r>
     </w:p>
     <w:p>
@@ -2335,7 +2545,7 @@
           <w:rFonts w:ascii="맑은 고딕" w:hAnsi="맑은 고딕" w:eastAsia="맑은 고딕"/>
           <w:sz w:val="21"/>
         </w:rPr>
-        <w:t>① PDB 이름은 바뀔 수 있지만 GUID는 바뀌지 않기 때문</w:t>
+        <w:t>① 보안 때문</w:t>
       </w:r>
     </w:p>
     <w:p>
@@ -2353,16 +2563,16 @@
           <w:rFonts w:ascii="맑은 고딕" w:hAnsi="맑은 고딕" w:eastAsia="맑은 고딕"/>
           <w:sz w:val="21"/>
         </w:rPr>
-        <w:t>③ 이름은 대소문자를 구별하지 않기 때문</w:t>
-      </w:r>
-    </w:p>
-    <w:p>
-      <w:r>
-        <w:rPr>
-          <w:rFonts w:ascii="맑은 고딕" w:hAnsi="맑은 고딕" w:eastAsia="맑은 고딕"/>
-          <w:sz w:val="21"/>
-        </w:rPr>
-        <w:t>④ 보안 때문</w:t>
+        <w:t>③ PDB 이름은 바뀔 수 있지만 GUID는 바뀌지 않기 때문</w:t>
+      </w:r>
+    </w:p>
+    <w:p>
+      <w:r>
+        <w:rPr>
+          <w:rFonts w:ascii="맑은 고딕" w:hAnsi="맑은 고딕" w:eastAsia="맑은 고딕"/>
+          <w:sz w:val="21"/>
+        </w:rPr>
+        <w:t>④ 이름은 대소문자를 구별하지 않기 때문</w:t>
       </w:r>
     </w:p>
     <w:p>
@@ -2398,25 +2608,25 @@
           <w:rFonts w:ascii="맑은 고딕" w:hAnsi="맑은 고딕" w:eastAsia="맑은 고딕"/>
           <w:sz w:val="21"/>
         </w:rPr>
-        <w:t>② 백업 용량이 줄어든다</w:t>
-      </w:r>
-    </w:p>
-    <w:p>
-      <w:r>
-        <w:rPr>
-          <w:rFonts w:ascii="맑은 고딕" w:hAnsi="맑은 고딕" w:eastAsia="맑은 고딕"/>
-          <w:sz w:val="21"/>
-        </w:rPr>
-        <w:t>③ 전송 속도가 빨라진다</w:t>
-      </w:r>
-    </w:p>
-    <w:p>
-      <w:r>
-        <w:rPr>
-          <w:rFonts w:ascii="맑은 고딕" w:hAnsi="맑은 고딕" w:eastAsia="맑은 고딕"/>
-          <w:sz w:val="21"/>
-        </w:rPr>
-        <w:t>④ 역할 전환이 빨라진다</w:t>
+        <w:t>② 역할 전환이 빨라진다</w:t>
+      </w:r>
+    </w:p>
+    <w:p>
+      <w:r>
+        <w:rPr>
+          <w:rFonts w:ascii="맑은 고딕" w:hAnsi="맑은 고딕" w:eastAsia="맑은 고딕"/>
+          <w:sz w:val="21"/>
+        </w:rPr>
+        <w:t>③ 백업 용량이 줄어든다</w:t>
+      </w:r>
+    </w:p>
+    <w:p>
+      <w:r>
+        <w:rPr>
+          <w:rFonts w:ascii="맑은 고딕" w:hAnsi="맑은 고딕" w:eastAsia="맑은 고딕"/>
+          <w:sz w:val="21"/>
+        </w:rPr>
+        <w:t>④ 전송 속도가 빨라진다</w:t>
       </w:r>
     </w:p>
     <w:p>
@@ -2443,7 +2653,7 @@
           <w:rFonts w:ascii="맑은 고딕" w:hAnsi="맑은 고딕" w:eastAsia="맑은 고딕"/>
           <w:sz w:val="21"/>
         </w:rPr>
-        <w:t>① `set control_files` 없음 + `parameter_value_convert` 없음</w:t>
+        <w:t>① NOFILENAMECHECK 누락 + DORECOVER 누락</w:t>
       </w:r>
     </w:p>
     <w:p>
@@ -2461,16 +2671,44 @@
           <w:rFonts w:ascii="맑은 고딕" w:hAnsi="맑은 고딕" w:eastAsia="맑은 고딕"/>
           <w:sz w:val="21"/>
         </w:rPr>
-        <w:t>③ NOFILENAMECHECK 누락 + DORECOVER 누락</w:t>
-      </w:r>
-    </w:p>
-    <w:p>
-      <w:r>
-        <w:rPr>
-          <w:rFonts w:ascii="맑은 고딕" w:hAnsi="맑은 고딕" w:eastAsia="맑은 고딕"/>
-          <w:sz w:val="21"/>
-        </w:rPr>
-        <w:t>④ 패스워드 파일 불일치 + 리스너 미등록</w:t>
+        <w:t>③ 패스워드 파일 불일치 + 리스너 미등록</w:t>
+      </w:r>
+    </w:p>
+    <w:p>
+      <w:r>
+        <w:rPr>
+          <w:rFonts w:ascii="맑은 고딕" w:hAnsi="맑은 고딕" w:eastAsia="맑은 고딕"/>
+          <w:sz w:val="21"/>
+        </w:rPr>
+        <w:t xml:space="preserve">④ </w:t>
+      </w:r>
+      <w:r>
+        <w:rPr>
+          <w:rFonts w:ascii="Consolas" w:hAnsi="Consolas" w:eastAsia="맑은 고딕"/>
+          <w:sz w:val="21"/>
+        </w:rPr>
+        <w:t xml:space="preserve">set control_files</w:t>
+      </w:r>
+      <w:r>
+        <w:rPr>
+          <w:rFonts w:ascii="맑은 고딕" w:hAnsi="맑은 고딕" w:eastAsia="맑은 고딕"/>
+          <w:sz w:val="21"/>
+        </w:rPr>
+        <w:t xml:space="preserve"> 없음 + </w:t>
+      </w:r>
+      <w:r>
+        <w:rPr>
+          <w:rFonts w:ascii="Consolas" w:hAnsi="Consolas" w:eastAsia="맑은 고딕"/>
+          <w:sz w:val="21"/>
+        </w:rPr>
+        <w:t xml:space="preserve">parameter_value_convert</w:t>
+      </w:r>
+      <w:r>
+        <w:rPr>
+          <w:rFonts w:ascii="맑은 고딕" w:hAnsi="맑은 고딕" w:eastAsia="맑은 고딕"/>
+          <w:sz w:val="21"/>
+        </w:rPr>
+        <w:t xml:space="preserve"> 없음</w:t>
       </w:r>
     </w:p>
     <w:p>
@@ -2497,34 +2735,34 @@
           <w:rFonts w:ascii="맑은 고딕" w:hAnsi="맑은 고딕" w:eastAsia="맑은 고딕"/>
           <w:sz w:val="21"/>
         </w:rPr>
-        <w:t>① 복제 성능이 떨어진다</w:t>
-      </w:r>
-    </w:p>
-    <w:p>
-      <w:r>
-        <w:rPr>
-          <w:rFonts w:ascii="맑은 고딕" w:hAnsi="맑은 고딕" w:eastAsia="맑은 고딕"/>
-          <w:sz w:val="21"/>
-        </w:rPr>
-        <w:t>② 운영자가 Primary 잔재로 오인해 지울 수 있다</w:t>
-      </w:r>
-    </w:p>
-    <w:p>
-      <w:r>
-        <w:rPr>
-          <w:rFonts w:ascii="맑은 고딕" w:hAnsi="맑은 고딕" w:eastAsia="맑은 고딕"/>
-          <w:sz w:val="21"/>
-        </w:rPr>
-        <w:t>③ Standby 폐기 시 정리가 어긋난다</w:t>
-      </w:r>
-    </w:p>
-    <w:p>
-      <w:r>
-        <w:rPr>
-          <w:rFonts w:ascii="맑은 고딕" w:hAnsi="맑은 고딕" w:eastAsia="맑은 고딕"/>
-          <w:sz w:val="21"/>
-        </w:rPr>
-        <w:t>④ OMF 일관성이 깨진다</w:t>
+        <w:t>① OMF 일관성이 깨진다</w:t>
+      </w:r>
+    </w:p>
+    <w:p>
+      <w:r>
+        <w:rPr>
+          <w:rFonts w:ascii="맑은 고딕" w:hAnsi="맑은 고딕" w:eastAsia="맑은 고딕"/>
+          <w:sz w:val="21"/>
+        </w:rPr>
+        <w:t>② Standby 폐기 시 정리가 어긋난다</w:t>
+      </w:r>
+    </w:p>
+    <w:p>
+      <w:r>
+        <w:rPr>
+          <w:rFonts w:ascii="맑은 고딕" w:hAnsi="맑은 고딕" w:eastAsia="맑은 고딕"/>
+          <w:sz w:val="21"/>
+        </w:rPr>
+        <w:t>③ 운영자가 Primary 잔재로 오인해 지울 수 있다</w:t>
+      </w:r>
+    </w:p>
+    <w:p>
+      <w:r>
+        <w:rPr>
+          <w:rFonts w:ascii="맑은 고딕" w:hAnsi="맑은 고딕" w:eastAsia="맑은 고딕"/>
+          <w:sz w:val="21"/>
+        </w:rPr>
+        <w:t>④ 복제 성능이 떨어진다</w:t>
       </w:r>
     </w:p>
     <w:p>
@@ -2542,7 +2780,21 @@
           <w:rFonts w:ascii="맑은 고딕" w:hAnsi="맑은 고딕" w:eastAsia="맑은 고딕"/>
           <w:sz w:val="21"/>
         </w:rPr>
-        <w:t>[상-07] 가이드의 `create spfile from pfile`이 성공했다면 벌어졌을 일은?</w:t>
+        <w:t xml:space="preserve">[상-07] 가이드의 </w:t>
+      </w:r>
+      <w:r>
+        <w:rPr>
+          <w:rFonts w:ascii="Consolas" w:hAnsi="Consolas" w:eastAsia="맑은 고딕"/>
+          <w:sz w:val="21"/>
+        </w:rPr>
+        <w:t xml:space="preserve">create spfile from pfile</w:t>
+      </w:r>
+      <w:r>
+        <w:rPr>
+          <w:rFonts w:ascii="맑은 고딕" w:hAnsi="맑은 고딕" w:eastAsia="맑은 고딕"/>
+          <w:sz w:val="21"/>
+        </w:rPr>
+        <w:t xml:space="preserve">이 성공했다면 벌어졌을 일은?</w:t>
       </w:r>
     </w:p>
     <w:p>
@@ -2596,43 +2848,71 @@
           <w:rFonts w:ascii="맑은 고딕" w:hAnsi="맑은 고딕" w:eastAsia="맑은 고딕"/>
           <w:sz w:val="21"/>
         </w:rPr>
-        <w:t>[상-08] `RMAN-05537`이 `RMAN-05500`과 다른 상황을 가리키는 이유는?</w:t>
-      </w:r>
-    </w:p>
-    <w:p>
-      <w:r>
-        <w:rPr>
-          <w:rFonts w:ascii="맑은 고딕" w:hAnsi="맑은 고딕" w:eastAsia="맑은 고딕"/>
-          <w:sz w:val="21"/>
-        </w:rPr>
-        <w:t>① auxiliary가 이미 spfile로 기동되어 SPFILE 절이 성립하지 않기 때문</w:t>
-      </w:r>
-    </w:p>
-    <w:p>
-      <w:r>
-        <w:rPr>
-          <w:rFonts w:ascii="맑은 고딕" w:hAnsi="맑은 고딕" w:eastAsia="맑은 고딕"/>
-          <w:sz w:val="21"/>
-        </w:rPr>
-        <w:t>② auxiliary가 마운트되었기 때문</w:t>
-      </w:r>
-    </w:p>
-    <w:p>
-      <w:r>
-        <w:rPr>
-          <w:rFonts w:ascii="맑은 고딕" w:hAnsi="맑은 고딕" w:eastAsia="맑은 고딕"/>
-          <w:sz w:val="21"/>
-        </w:rPr>
-        <w:t>③ target 접속이 없기 때문</w:t>
-      </w:r>
-    </w:p>
-    <w:p>
-      <w:r>
-        <w:rPr>
-          <w:rFonts w:ascii="맑은 고딕" w:hAnsi="맑은 고딕" w:eastAsia="맑은 고딕"/>
-          <w:sz w:val="21"/>
-        </w:rPr>
-        <w:t>④ 채널 수가 부족하기 때문</w:t>
+        <w:t xml:space="preserve">[상-08] </w:t>
+      </w:r>
+      <w:r>
+        <w:rPr>
+          <w:rFonts w:ascii="Consolas" w:hAnsi="Consolas" w:eastAsia="맑은 고딕"/>
+          <w:sz w:val="21"/>
+        </w:rPr>
+        <w:t xml:space="preserve">RMAN-05537</w:t>
+      </w:r>
+      <w:r>
+        <w:rPr>
+          <w:rFonts w:ascii="맑은 고딕" w:hAnsi="맑은 고딕" w:eastAsia="맑은 고딕"/>
+          <w:sz w:val="21"/>
+        </w:rPr>
+        <w:t xml:space="preserve">이 </w:t>
+      </w:r>
+      <w:r>
+        <w:rPr>
+          <w:rFonts w:ascii="Consolas" w:hAnsi="Consolas" w:eastAsia="맑은 고딕"/>
+          <w:sz w:val="21"/>
+        </w:rPr>
+        <w:t xml:space="preserve">RMAN-05500</w:t>
+      </w:r>
+      <w:r>
+        <w:rPr>
+          <w:rFonts w:ascii="맑은 고딕" w:hAnsi="맑은 고딕" w:eastAsia="맑은 고딕"/>
+          <w:sz w:val="21"/>
+        </w:rPr>
+        <w:t xml:space="preserve">과 다른 상황을 가리키는 이유는?</w:t>
+      </w:r>
+    </w:p>
+    <w:p>
+      <w:r>
+        <w:rPr>
+          <w:rFonts w:ascii="맑은 고딕" w:hAnsi="맑은 고딕" w:eastAsia="맑은 고딕"/>
+          <w:sz w:val="21"/>
+        </w:rPr>
+        <w:t>① target 접속이 없기 때문</w:t>
+      </w:r>
+    </w:p>
+    <w:p>
+      <w:r>
+        <w:rPr>
+          <w:rFonts w:ascii="맑은 고딕" w:hAnsi="맑은 고딕" w:eastAsia="맑은 고딕"/>
+          <w:sz w:val="21"/>
+        </w:rPr>
+        <w:t>② 채널 수가 부족하기 때문</w:t>
+      </w:r>
+    </w:p>
+    <w:p>
+      <w:r>
+        <w:rPr>
+          <w:rFonts w:ascii="맑은 고딕" w:hAnsi="맑은 고딕" w:eastAsia="맑은 고딕"/>
+          <w:sz w:val="21"/>
+        </w:rPr>
+        <w:t>③ auxiliary가 이미 spfile로 기동되어 SPFILE 절이 성립하지 않기 때문</w:t>
+      </w:r>
+    </w:p>
+    <w:p>
+      <w:r>
+        <w:rPr>
+          <w:rFonts w:ascii="맑은 고딕" w:hAnsi="맑은 고딕" w:eastAsia="맑은 고딕"/>
+          <w:sz w:val="21"/>
+        </w:rPr>
+        <w:t>④ auxiliary가 마운트되었기 때문</w:t>
       </w:r>
     </w:p>
     <w:p>
@@ -2650,43 +2930,71 @@
           <w:rFonts w:ascii="맑은 고딕" w:hAnsi="맑은 고딕" w:eastAsia="맑은 고딕"/>
           <w:sz w:val="21"/>
         </w:rPr>
-        <w:t>[상-09] `db_create_file_dest`와 `db_file_name_convert`를 둘 다 지정하면?</w:t>
-      </w:r>
-    </w:p>
-    <w:p>
-      <w:r>
-        <w:rPr>
-          <w:rFonts w:ascii="맑은 고딕" w:hAnsi="맑은 고딕" w:eastAsia="맑은 고딕"/>
-          <w:sz w:val="21"/>
-        </w:rPr>
-        <w:t>① OMF가 이긴다</w:t>
-      </w:r>
-    </w:p>
-    <w:p>
-      <w:r>
-        <w:rPr>
-          <w:rFonts w:ascii="맑은 고딕" w:hAnsi="맑은 고딕" w:eastAsia="맑은 고딕"/>
-          <w:sz w:val="21"/>
-        </w:rPr>
-        <w:t>② convert가 이긴다</w:t>
-      </w:r>
-    </w:p>
-    <w:p>
-      <w:r>
-        <w:rPr>
-          <w:rFonts w:ascii="맑은 고딕" w:hAnsi="맑은 고딕" w:eastAsia="맑은 고딕"/>
-          <w:sz w:val="21"/>
-        </w:rPr>
-        <w:t>③ 오류가 발생한다</w:t>
-      </w:r>
-    </w:p>
-    <w:p>
-      <w:r>
-        <w:rPr>
-          <w:rFonts w:ascii="맑은 고딕" w:hAnsi="맑은 고딕" w:eastAsia="맑은 고딕"/>
-          <w:sz w:val="21"/>
-        </w:rPr>
-        <w:t>④ 파일이 두 벌 만들어진다</w:t>
+        <w:t xml:space="preserve">[상-09] </w:t>
+      </w:r>
+      <w:r>
+        <w:rPr>
+          <w:rFonts w:ascii="Consolas" w:hAnsi="Consolas" w:eastAsia="맑은 고딕"/>
+          <w:sz w:val="21"/>
+        </w:rPr>
+        <w:t xml:space="preserve">db_create_file_dest</w:t>
+      </w:r>
+      <w:r>
+        <w:rPr>
+          <w:rFonts w:ascii="맑은 고딕" w:hAnsi="맑은 고딕" w:eastAsia="맑은 고딕"/>
+          <w:sz w:val="21"/>
+        </w:rPr>
+        <w:t xml:space="preserve">와 </w:t>
+      </w:r>
+      <w:r>
+        <w:rPr>
+          <w:rFonts w:ascii="Consolas" w:hAnsi="Consolas" w:eastAsia="맑은 고딕"/>
+          <w:sz w:val="21"/>
+        </w:rPr>
+        <w:t xml:space="preserve">db_file_name_convert</w:t>
+      </w:r>
+      <w:r>
+        <w:rPr>
+          <w:rFonts w:ascii="맑은 고딕" w:hAnsi="맑은 고딕" w:eastAsia="맑은 고딕"/>
+          <w:sz w:val="21"/>
+        </w:rPr>
+        <w:t xml:space="preserve">를 둘 다 지정하면?</w:t>
+      </w:r>
+    </w:p>
+    <w:p>
+      <w:r>
+        <w:rPr>
+          <w:rFonts w:ascii="맑은 고딕" w:hAnsi="맑은 고딕" w:eastAsia="맑은 고딕"/>
+          <w:sz w:val="21"/>
+        </w:rPr>
+        <w:t>① 오류가 발생한다</w:t>
+      </w:r>
+    </w:p>
+    <w:p>
+      <w:r>
+        <w:rPr>
+          <w:rFonts w:ascii="맑은 고딕" w:hAnsi="맑은 고딕" w:eastAsia="맑은 고딕"/>
+          <w:sz w:val="21"/>
+        </w:rPr>
+        <w:t>② 파일이 두 벌 만들어진다</w:t>
+      </w:r>
+    </w:p>
+    <w:p>
+      <w:r>
+        <w:rPr>
+          <w:rFonts w:ascii="맑은 고딕" w:hAnsi="맑은 고딕" w:eastAsia="맑은 고딕"/>
+          <w:sz w:val="21"/>
+        </w:rPr>
+        <w:t>③ convert가 이긴다</w:t>
+      </w:r>
+    </w:p>
+    <w:p>
+      <w:r>
+        <w:rPr>
+          <w:rFonts w:ascii="맑은 고딕" w:hAnsi="맑은 고딕" w:eastAsia="맑은 고딕"/>
+          <w:sz w:val="21"/>
+        </w:rPr>
+        <w:t>④ OMF가 이긴다</w:t>
       </w:r>
     </w:p>
     <w:p>
@@ -2731,19 +3039,21 @@
           <w:rFonts w:ascii="맑은 고딕" w:hAnsi="맑은 고딕" w:eastAsia="맑은 고딕"/>
           <w:sz w:val="21"/>
         </w:rPr>
-        <w:t>③ 디렉터리 구조</w:t>
-      </w:r>
-    </w:p>
-    <w:p>
-      <w:r>
-        <w:rPr>
-          <w:rFonts w:ascii="맑은 고딕" w:hAnsi="맑은 고딕" w:eastAsia="맑은 고딕"/>
-          <w:sz w:val="21"/>
-        </w:rPr>
-        <w:t>④ 로그 멤버 수</w:t>
+        <w:t>③ 로그 멤버 수</w:t>
+      </w:r>
+    </w:p>
+    <w:p>
+      <w:r>
+        <w:rPr>
+          <w:rFonts w:ascii="맑은 고딕" w:hAnsi="맑은 고딕" w:eastAsia="맑은 고딕"/>
+          <w:sz w:val="21"/>
+        </w:rPr>
+        <w:t>④ 디렉터리 구조</w:t>
       </w:r>
     </w:p>
     <w:sectPr>
+      <w:headerReference w:type="default" r:id="rId9"/>
+      <w:footerReference w:type="default" r:id="rId10"/>
       <w:pgSz w:w="12240" w:h="15840"/>
       <w:pgMar w:top="1440" w:right="1800" w:bottom="1440" w:left="1800" w:header="720" w:footer="720" w:gutter="0"/>
       <w:cols w:space="720"/>
@@ -2751,6 +3061,26 @@
     </w:sectPr>
   </w:body>
 </w:document>
+</file>
+
+<file path=word/footer1.xml><?xml version="1.0" encoding="utf-8"?>
+<w:ftr xmlns:m="http://schemas.openxmlformats.org/officeDocument/2006/math" xmlns:mc="http://schemas.openxmlformats.org/markup-compatibility/2006" xmlns:mo="http://schemas.microsoft.com/office/mac/office/2008/main" xmlns:mv="urn:schemas-microsoft-com:mac:vml" xmlns:o="urn:schemas-microsoft-com:office:office" xmlns:r="http://schemas.openxmlformats.org/officeDocument/2006/relationships" xmlns:v="urn:schemas-microsoft-com:vml" xmlns:w10="urn:schemas-microsoft-com:office:word" xmlns:w14="http://schemas.microsoft.com/office/word/2010/wordml" xmlns:w="http://schemas.openxmlformats.org/wordprocessingml/2006/main" xmlns:wne="http://schemas.microsoft.com/office/word/2006/wordml" xmlns:wp14="http://schemas.microsoft.com/office/word/2010/wordprocessingDrawing" xmlns:wp="http://schemas.openxmlformats.org/drawingml/2006/wordprocessingDrawing" xmlns:wpc="http://schemas.microsoft.com/office/word/2010/wordprocessingCanvas" xmlns:wpg="http://schemas.microsoft.com/office/word/2010/wordprocessingGroup" xmlns:wpi="http://schemas.microsoft.com/office/word/2010/wordprocessingInk" xmlns:wps="http://schemas.microsoft.com/office/word/2010/wordprocessingShape" mc:Ignorable="w14 wp14">
+  <w:p>
+    <w:pPr>
+      <w:pStyle w:val="Footer"/>
+    </w:pPr>
+  </w:p>
+</w:ftr>
+</file>
+
+<file path=word/header1.xml><?xml version="1.0" encoding="utf-8"?>
+<w:hdr xmlns:m="http://schemas.openxmlformats.org/officeDocument/2006/math" xmlns:mc="http://schemas.openxmlformats.org/markup-compatibility/2006" xmlns:mo="http://schemas.microsoft.com/office/mac/office/2008/main" xmlns:mv="urn:schemas-microsoft-com:mac:vml" xmlns:o="urn:schemas-microsoft-com:office:office" xmlns:r="http://schemas.openxmlformats.org/officeDocument/2006/relationships" xmlns:v="urn:schemas-microsoft-com:vml" xmlns:w10="urn:schemas-microsoft-com:office:word" xmlns:w14="http://schemas.microsoft.com/office/word/2010/wordml" xmlns:w="http://schemas.openxmlformats.org/wordprocessingml/2006/main" xmlns:wne="http://schemas.microsoft.com/office/word/2006/wordml" xmlns:wp14="http://schemas.microsoft.com/office/word/2010/wordprocessingDrawing" xmlns:wp="http://schemas.openxmlformats.org/drawingml/2006/wordprocessingDrawing" xmlns:wpc="http://schemas.microsoft.com/office/word/2010/wordprocessingCanvas" xmlns:wpg="http://schemas.microsoft.com/office/word/2010/wordprocessingGroup" xmlns:wpi="http://schemas.microsoft.com/office/word/2010/wordprocessingInk" xmlns:wps="http://schemas.microsoft.com/office/word/2010/wordprocessingShape" mc:Ignorable="w14 wp14">
+  <w:p>
+    <w:pPr>
+      <w:pStyle w:val="Header"/>
+    </w:pPr>
+  </w:p>
+</w:hdr>
 </file>
 
 <file path=word/numbering.xml><?xml version="1.0" encoding="utf-8"?>
